--- a/Python_PD_LGD_EAD_Modeling/1_modified/classification_metrics.docx
+++ b/Python_PD_LGD_EAD_Modeling/1_modified/classification_metrics.docx
@@ -1,6 +1,6 @@
 
 <file path=word/document.xml><?xml version="1.0" encoding="utf-8"?>
-<w:document xmlns:wpc="http://schemas.microsoft.com/office/word/2010/wordprocessingCanvas" xmlns:cx="http://schemas.microsoft.com/office/drawing/2014/chartex" xmlns:mc="http://schemas.openxmlformats.org/markup-compatibility/2006" xmlns:o="urn:schemas-microsoft-com:office:office" xmlns:r="http://schemas.openxmlformats.org/officeDocument/2006/relationships" xmlns:m="http://schemas.openxmlformats.org/officeDocument/2006/math" xmlns:v="urn:schemas-microsoft-com:vml" xmlns:wp14="http://schemas.microsoft.com/office/word/2010/wordprocessingDrawing" xmlns:wp="http://schemas.openxmlformats.org/drawingml/2006/wordprocessingDrawing" xmlns:w10="urn:schemas-microsoft-com:office:word" xmlns:w="http://schemas.openxmlformats.org/wordprocessingml/2006/main" xmlns:w14="http://schemas.microsoft.com/office/word/2010/wordml" xmlns:w15="http://schemas.microsoft.com/office/word/2012/wordml" xmlns:w16se="http://schemas.microsoft.com/office/word/2015/wordml/symex" xmlns:wpg="http://schemas.microsoft.com/office/word/2010/wordprocessingGroup" xmlns:wpi="http://schemas.microsoft.com/office/word/2010/wordprocessingInk" xmlns:wne="http://schemas.microsoft.com/office/word/2006/wordml" xmlns:wps="http://schemas.microsoft.com/office/word/2010/wordprocessingShape" mc:Ignorable="w14 w15 w16se wp14">
+<w:document xmlns:o="urn:schemas-microsoft-com:office:office" xmlns:r="http://schemas.openxmlformats.org/officeDocument/2006/relationships" xmlns:v="urn:schemas-microsoft-com:vml" xmlns:w="http://schemas.openxmlformats.org/wordprocessingml/2006/main" xmlns:w10="urn:schemas-microsoft-com:office:word" xmlns:wp="http://schemas.openxmlformats.org/drawingml/2006/wordprocessingDrawing" xmlns:pic="http://schemas.openxmlformats.org/drawingml/2006/picture" xmlns:wps="http://schemas.microsoft.com/office/word/2010/wordprocessingShape" xmlns:wpg="http://schemas.microsoft.com/office/word/2010/wordprocessingGroup" xmlns:mc="http://schemas.openxmlformats.org/markup-compatibility/2006" xmlns:wp14="http://schemas.microsoft.com/office/word/2010/wordprocessingDrawing" xmlns:w14="http://schemas.microsoft.com/office/word/2010/wordml" xmlns:w15="http://schemas.microsoft.com/office/word/2012/wordml" mc:Ignorable="w14 wp14 w15">
   <w:body>
     <w:p>
       <w:pPr>
@@ -23,6 +23,11 @@
           <w:rFonts w:ascii="Roboto" w:hAnsi="Roboto"/>
         </w:rPr>
       </w:pPr>
+      <w:r>
+        <w:rPr>
+          <w:rFonts w:ascii="Roboto" w:hAnsi="Roboto"/>
+        </w:rPr>
+      </w:r>
     </w:p>
     <w:p>
       <w:pPr>
@@ -50,22 +55,21 @@
         <w:rPr>
           <w:rFonts w:ascii="Roboto" w:hAnsi="Roboto"/>
         </w:rPr>
-        <w:t xml:space="preserve">To help </w:t>
-      </w:r>
-      <w:r>
-        <w:rPr>
-          <w:rFonts w:ascii="Roboto" w:hAnsi="Roboto"/>
-        </w:rPr>
-        <w:t>evaluate Classification Models. The metrics tell us how well our model is performing.</w:t>
-      </w:r>
-    </w:p>
-    <w:p>
-      <w:pPr>
-        <w:pStyle w:val="NoSpacing"/>
-        <w:rPr>
-          <w:rFonts w:ascii="Roboto" w:hAnsi="Roboto"/>
-        </w:rPr>
-      </w:pPr>
+        <w:t>To help evaluate Classification Models. The metrics tell us how well our model is performing.</w:t>
+      </w:r>
+    </w:p>
+    <w:p>
+      <w:pPr>
+        <w:pStyle w:val="NoSpacing"/>
+        <w:rPr>
+          <w:rFonts w:ascii="Roboto" w:hAnsi="Roboto"/>
+        </w:rPr>
+      </w:pPr>
+      <w:r>
+        <w:rPr>
+          <w:rFonts w:ascii="Roboto" w:hAnsi="Roboto"/>
+        </w:rPr>
+      </w:r>
     </w:p>
     <w:p>
       <w:pPr>
@@ -93,87 +97,73 @@
         <w:rPr>
           <w:rFonts w:ascii="Roboto" w:hAnsi="Roboto"/>
         </w:rPr>
-        <w:t xml:space="preserve">    - Default = Positive Class </w:t>
-      </w:r>
-      <w:r>
-        <w:rPr>
-          <w:rFonts w:ascii="Roboto" w:hAnsi="Roboto"/>
-        </w:rPr>
-        <w:t>(</w:t>
+        <w:t xml:space="preserve">    </w:t>
+      </w:r>
+      <w:r>
+        <w:rPr>
+          <w:rFonts w:ascii="Roboto" w:hAnsi="Roboto"/>
+        </w:rPr>
+        <w:t>- Default = Positive Class (</w:t>
       </w:r>
       <w:r>
         <w:rPr>
           <w:rFonts w:ascii="Roboto" w:hAnsi="Roboto"/>
           <w:b/>
         </w:rPr>
-        <w:t>or</w:t>
+        <w:t>or also called</w:t>
+      </w:r>
+      <w:r>
+        <w:rPr>
+          <w:rFonts w:ascii="Roboto" w:hAnsi="Roboto"/>
+        </w:rPr>
+        <w:t>) Event</w:t>
+      </w:r>
+    </w:p>
+    <w:p>
+      <w:pPr>
+        <w:pStyle w:val="NoSpacing"/>
+        <w:rPr>
+          <w:rFonts w:ascii="Roboto" w:hAnsi="Roboto"/>
+        </w:rPr>
+      </w:pPr>
+      <w:r>
+        <w:rPr>
+          <w:rFonts w:ascii="Roboto" w:hAnsi="Roboto"/>
+        </w:rPr>
+        <w:t xml:space="preserve">    </w:t>
+      </w:r>
+      <w:r>
+        <w:rPr>
+          <w:rFonts w:ascii="Roboto" w:hAnsi="Roboto"/>
+        </w:rPr>
+        <w:t>- Non-Default = Negative Class (</w:t>
       </w:r>
       <w:r>
         <w:rPr>
           <w:rFonts w:ascii="Roboto" w:hAnsi="Roboto"/>
           <w:b/>
         </w:rPr>
-        <w:t xml:space="preserve"> also called</w:t>
-      </w:r>
-      <w:r>
-        <w:rPr>
-          <w:rFonts w:ascii="Roboto" w:hAnsi="Roboto"/>
-        </w:rPr>
-        <w:t>)</w:t>
-      </w:r>
-      <w:r>
-        <w:rPr>
-          <w:rFonts w:ascii="Roboto" w:hAnsi="Roboto"/>
-        </w:rPr>
-        <w:t xml:space="preserve"> Event</w:t>
-      </w:r>
-    </w:p>
-    <w:p>
-      <w:pPr>
-        <w:pStyle w:val="NoSpacing"/>
-        <w:rPr>
-          <w:rFonts w:ascii="Roboto" w:hAnsi="Roboto"/>
-        </w:rPr>
-      </w:pPr>
-      <w:r>
-        <w:rPr>
-          <w:rFonts w:ascii="Roboto" w:hAnsi="Roboto"/>
-        </w:rPr>
-        <w:t xml:space="preserve">    - Non-Default = Negative Class </w:t>
-      </w:r>
-      <w:r>
-        <w:rPr>
-          <w:rFonts w:ascii="Roboto" w:hAnsi="Roboto"/>
-        </w:rPr>
-        <w:t>(</w:t>
-      </w:r>
-      <w:r>
-        <w:rPr>
-          <w:rFonts w:ascii="Roboto" w:hAnsi="Roboto"/>
-          <w:b/>
-        </w:rPr>
         <w:t>or also called</w:t>
       </w:r>
       <w:r>
         <w:rPr>
           <w:rFonts w:ascii="Roboto" w:hAnsi="Roboto"/>
         </w:rPr>
-        <w:t>)</w:t>
-      </w:r>
-      <w:r>
-        <w:rPr>
-          <w:rFonts w:ascii="Roboto" w:hAnsi="Roboto"/>
-        </w:rPr>
-        <w:t xml:space="preserve"> Non-Event</w:t>
-      </w:r>
-    </w:p>
-    <w:p>
-      <w:pPr>
-        <w:pStyle w:val="NoSpacing"/>
-        <w:rPr>
-          <w:rFonts w:ascii="Roboto" w:hAnsi="Roboto"/>
-        </w:rPr>
-      </w:pPr>
+        <w:t>) Non-Event</w:t>
+      </w:r>
+    </w:p>
+    <w:p>
+      <w:pPr>
+        <w:pStyle w:val="NoSpacing"/>
+        <w:rPr>
+          <w:rFonts w:ascii="Roboto" w:hAnsi="Roboto"/>
+        </w:rPr>
+      </w:pPr>
+      <w:r>
+        <w:rPr>
+          <w:rFonts w:ascii="Roboto" w:hAnsi="Roboto"/>
+        </w:rPr>
+      </w:r>
     </w:p>
     <w:p>
       <w:pPr>
@@ -187,14 +177,7 @@
           <w:rFonts w:ascii="Roboto" w:hAnsi="Roboto"/>
           <w:color w:val="0070C0"/>
         </w:rPr>
-        <w:t>I</w:t>
-      </w:r>
-      <w:r>
-        <w:rPr>
-          <w:rFonts w:ascii="Roboto" w:hAnsi="Roboto"/>
-          <w:color w:val="0070C0"/>
-        </w:rPr>
-        <w:t>. Confusion Matrix</w:t>
+        <w:t>I. Confusion Matrix</w:t>
       </w:r>
     </w:p>
     <w:p>
@@ -218,12 +201,26 @@
           <w:rFonts w:ascii="Roboto" w:hAnsi="Roboto"/>
         </w:rPr>
       </w:pPr>
+      <w:r>
+        <w:rPr>
+          <w:rFonts w:ascii="Roboto" w:hAnsi="Roboto"/>
+        </w:rPr>
+      </w:r>
     </w:p>
     <w:tbl>
       <w:tblPr>
         <w:tblStyle w:val="TableGrid"/>
-        <w:tblW w:w="0" w:type="auto"/>
-        <w:tblLook w:val="04A0" w:firstRow="1" w:lastRow="0" w:firstColumn="1" w:lastColumn="0" w:noHBand="0" w:noVBand="1"/>
+        <w:tblW w:w="8886" w:type="dxa"/>
+        <w:jc w:val="left"/>
+        <w:tblInd w:w="0" w:type="dxa"/>
+        <w:tblLayout w:type="fixed"/>
+        <w:tblCellMar>
+          <w:top w:w="0" w:type="dxa"/>
+          <w:left w:w="108" w:type="dxa"/>
+          <w:bottom w:w="0" w:type="dxa"/>
+          <w:right w:w="108" w:type="dxa"/>
+        </w:tblCellMar>
+        <w:tblLook w:firstRow="1" w:noVBand="1" w:lastRow="0" w:firstColumn="1" w:lastColumn="0" w:noHBand="0" w:val="04a0"/>
       </w:tblPr>
       <w:tblGrid>
         <w:gridCol w:w="2962"/>
@@ -231,42 +228,58 @@
         <w:gridCol w:w="2962"/>
       </w:tblGrid>
       <w:tr>
+        <w:trPr/>
         <w:tc>
           <w:tcPr>
             <w:tcW w:w="2962" w:type="dxa"/>
             <w:tcBorders>
               <w:top w:val="nil"/>
               <w:left w:val="nil"/>
-              <w:bottom w:val="single" w:sz="4" w:space="0" w:color="auto"/>
-              <w:right w:val="single" w:sz="4" w:space="0" w:color="auto"/>
             </w:tcBorders>
           </w:tcPr>
           <w:p>
             <w:pPr>
               <w:pStyle w:val="NoSpacing"/>
-              <w:rPr>
-                <w:rFonts w:ascii="Roboto" w:hAnsi="Roboto"/>
-              </w:rPr>
-            </w:pPr>
-          </w:p>
-        </w:tc>
-        <w:tc>
-          <w:tcPr>
-            <w:tcW w:w="2962" w:type="dxa"/>
-            <w:tcBorders>
-              <w:left w:val="single" w:sz="4" w:space="0" w:color="auto"/>
-            </w:tcBorders>
-          </w:tcPr>
-          <w:p>
-            <w:pPr>
-              <w:pStyle w:val="NoSpacing"/>
+              <w:widowControl/>
+              <w:spacing w:before="0" w:after="0"/>
+              <w:jc w:val="left"/>
               <w:rPr>
                 <w:rFonts w:ascii="Roboto" w:hAnsi="Roboto"/>
               </w:rPr>
             </w:pPr>
             <w:r>
               <w:rPr>
+                <w:rFonts w:eastAsia="Calibri" w:cs="" w:ascii="Roboto" w:hAnsi="Roboto"/>
+                <w:kern w:val="0"/>
+                <w:sz w:val="22"/>
+                <w:szCs w:val="22"/>
+                <w:lang w:val="en-US" w:eastAsia="en-US" w:bidi="ar-SA"/>
+              </w:rPr>
+            </w:r>
+          </w:p>
+        </w:tc>
+        <w:tc>
+          <w:tcPr>
+            <w:tcW w:w="2962" w:type="dxa"/>
+            <w:tcBorders/>
+          </w:tcPr>
+          <w:p>
+            <w:pPr>
+              <w:pStyle w:val="NoSpacing"/>
+              <w:widowControl/>
+              <w:spacing w:before="0" w:after="0"/>
+              <w:jc w:val="left"/>
+              <w:rPr>
                 <w:rFonts w:ascii="Roboto" w:hAnsi="Roboto"/>
+              </w:rPr>
+            </w:pPr>
+            <w:r>
+              <w:rPr>
+                <w:rFonts w:eastAsia="Calibri" w:cs="" w:ascii="Roboto" w:hAnsi="Roboto"/>
+                <w:kern w:val="0"/>
+                <w:sz w:val="22"/>
+                <w:szCs w:val="22"/>
+                <w:lang w:val="en-US" w:eastAsia="en-US" w:bidi="ar-SA"/>
               </w:rPr>
               <w:t>Predicted Default</w:t>
             </w:r>
@@ -275,17 +288,25 @@
         <w:tc>
           <w:tcPr>
             <w:tcW w:w="2962" w:type="dxa"/>
+            <w:tcBorders/>
           </w:tcPr>
           <w:p>
             <w:pPr>
               <w:pStyle w:val="NoSpacing"/>
+              <w:widowControl/>
+              <w:spacing w:before="0" w:after="0"/>
+              <w:jc w:val="left"/>
               <w:rPr>
                 <w:rFonts w:ascii="Roboto" w:hAnsi="Roboto"/>
               </w:rPr>
             </w:pPr>
             <w:r>
               <w:rPr>
-                <w:rFonts w:ascii="Roboto" w:hAnsi="Roboto"/>
+                <w:rFonts w:eastAsia="Calibri" w:cs="" w:ascii="Roboto" w:hAnsi="Roboto"/>
+                <w:kern w:val="0"/>
+                <w:sz w:val="22"/>
+                <w:szCs w:val="22"/>
+                <w:lang w:val="en-US" w:eastAsia="en-US" w:bidi="ar-SA"/>
               </w:rPr>
               <w:t>Predicted Non-Default</w:t>
             </w:r>
@@ -293,23 +314,29 @@
         </w:tc>
       </w:tr>
       <w:tr>
+        <w:trPr/>
         <w:tc>
           <w:tcPr>
             <w:tcW w:w="2962" w:type="dxa"/>
-            <w:tcBorders>
-              <w:top w:val="single" w:sz="4" w:space="0" w:color="auto"/>
-            </w:tcBorders>
+            <w:tcBorders/>
           </w:tcPr>
           <w:p>
             <w:pPr>
               <w:pStyle w:val="NoSpacing"/>
+              <w:widowControl/>
+              <w:spacing w:before="0" w:after="0"/>
+              <w:jc w:val="left"/>
               <w:rPr>
                 <w:rFonts w:ascii="Roboto" w:hAnsi="Roboto"/>
               </w:rPr>
             </w:pPr>
             <w:r>
               <w:rPr>
-                <w:rFonts w:ascii="Roboto" w:hAnsi="Roboto"/>
+                <w:rFonts w:eastAsia="Calibri" w:cs="" w:ascii="Roboto" w:hAnsi="Roboto"/>
+                <w:kern w:val="0"/>
+                <w:sz w:val="22"/>
+                <w:szCs w:val="22"/>
+                <w:lang w:val="en-US" w:eastAsia="en-US" w:bidi="ar-SA"/>
               </w:rPr>
               <w:t>Actual Default</w:t>
             </w:r>
@@ -318,17 +345,25 @@
         <w:tc>
           <w:tcPr>
             <w:tcW w:w="2962" w:type="dxa"/>
+            <w:tcBorders/>
           </w:tcPr>
           <w:p>
             <w:pPr>
               <w:pStyle w:val="NoSpacing"/>
+              <w:widowControl/>
+              <w:spacing w:before="0" w:after="0"/>
+              <w:jc w:val="left"/>
               <w:rPr>
                 <w:rFonts w:ascii="Roboto" w:hAnsi="Roboto"/>
               </w:rPr>
             </w:pPr>
             <w:r>
               <w:rPr>
-                <w:rFonts w:ascii="Roboto" w:hAnsi="Roboto"/>
+                <w:rFonts w:eastAsia="Calibri" w:cs="" w:ascii="Roboto" w:hAnsi="Roboto"/>
+                <w:kern w:val="0"/>
+                <w:sz w:val="22"/>
+                <w:szCs w:val="22"/>
+                <w:lang w:val="en-US" w:eastAsia="en-US" w:bidi="ar-SA"/>
               </w:rPr>
               <w:t>True Positive (TP)</w:t>
             </w:r>
@@ -337,17 +372,25 @@
         <w:tc>
           <w:tcPr>
             <w:tcW w:w="2962" w:type="dxa"/>
+            <w:tcBorders/>
           </w:tcPr>
           <w:p>
             <w:pPr>
               <w:pStyle w:val="NoSpacing"/>
+              <w:widowControl/>
+              <w:spacing w:before="0" w:after="0"/>
+              <w:jc w:val="left"/>
               <w:rPr>
                 <w:rFonts w:ascii="Roboto" w:hAnsi="Roboto"/>
               </w:rPr>
             </w:pPr>
             <w:r>
               <w:rPr>
-                <w:rFonts w:ascii="Roboto" w:hAnsi="Roboto"/>
+                <w:rFonts w:eastAsia="Calibri" w:cs="" w:ascii="Roboto" w:hAnsi="Roboto"/>
+                <w:kern w:val="0"/>
+                <w:sz w:val="22"/>
+                <w:szCs w:val="22"/>
+                <w:lang w:val="en-US" w:eastAsia="en-US" w:bidi="ar-SA"/>
               </w:rPr>
               <w:t>False Negative (FN)</w:t>
             </w:r>
@@ -355,20 +398,29 @@
         </w:tc>
       </w:tr>
       <w:tr>
+        <w:trPr/>
         <w:tc>
           <w:tcPr>
             <w:tcW w:w="2962" w:type="dxa"/>
+            <w:tcBorders/>
           </w:tcPr>
           <w:p>
             <w:pPr>
               <w:pStyle w:val="NoSpacing"/>
+              <w:widowControl/>
+              <w:spacing w:before="0" w:after="0"/>
+              <w:jc w:val="left"/>
               <w:rPr>
                 <w:rFonts w:ascii="Roboto" w:hAnsi="Roboto"/>
               </w:rPr>
             </w:pPr>
             <w:r>
               <w:rPr>
-                <w:rFonts w:ascii="Roboto" w:hAnsi="Roboto"/>
+                <w:rFonts w:eastAsia="Calibri" w:cs="" w:ascii="Roboto" w:hAnsi="Roboto"/>
+                <w:kern w:val="0"/>
+                <w:sz w:val="22"/>
+                <w:szCs w:val="22"/>
+                <w:lang w:val="en-US" w:eastAsia="en-US" w:bidi="ar-SA"/>
               </w:rPr>
               <w:t>Actual Non-Default</w:t>
             </w:r>
@@ -377,17 +429,25 @@
         <w:tc>
           <w:tcPr>
             <w:tcW w:w="2962" w:type="dxa"/>
+            <w:tcBorders/>
           </w:tcPr>
           <w:p>
             <w:pPr>
               <w:pStyle w:val="NoSpacing"/>
+              <w:widowControl/>
+              <w:spacing w:before="0" w:after="0"/>
+              <w:jc w:val="left"/>
               <w:rPr>
                 <w:rFonts w:ascii="Roboto" w:hAnsi="Roboto"/>
               </w:rPr>
             </w:pPr>
             <w:r>
               <w:rPr>
-                <w:rFonts w:ascii="Roboto" w:hAnsi="Roboto"/>
+                <w:rFonts w:eastAsia="Calibri" w:cs="" w:ascii="Roboto" w:hAnsi="Roboto"/>
+                <w:kern w:val="0"/>
+                <w:sz w:val="22"/>
+                <w:szCs w:val="22"/>
+                <w:lang w:val="en-US" w:eastAsia="en-US" w:bidi="ar-SA"/>
               </w:rPr>
               <w:t>False Positive (FP)</w:t>
             </w:r>
@@ -396,17 +456,25 @@
         <w:tc>
           <w:tcPr>
             <w:tcW w:w="2962" w:type="dxa"/>
+            <w:tcBorders/>
           </w:tcPr>
           <w:p>
             <w:pPr>
               <w:pStyle w:val="NoSpacing"/>
+              <w:widowControl/>
+              <w:spacing w:before="0" w:after="0"/>
+              <w:jc w:val="left"/>
               <w:rPr>
                 <w:rFonts w:ascii="Roboto" w:hAnsi="Roboto"/>
               </w:rPr>
             </w:pPr>
             <w:r>
               <w:rPr>
-                <w:rFonts w:ascii="Roboto" w:hAnsi="Roboto"/>
+                <w:rFonts w:eastAsia="Calibri" w:cs="" w:ascii="Roboto" w:hAnsi="Roboto"/>
+                <w:kern w:val="0"/>
+                <w:sz w:val="22"/>
+                <w:szCs w:val="22"/>
+                <w:lang w:val="en-US" w:eastAsia="en-US" w:bidi="ar-SA"/>
               </w:rPr>
               <w:t>True Negative (TN)</w:t>
             </w:r>
@@ -421,6 +489,11 @@
           <w:rFonts w:ascii="Roboto" w:hAnsi="Roboto"/>
         </w:rPr>
       </w:pPr>
+      <w:r>
+        <w:rPr>
+          <w:rFonts w:ascii="Roboto" w:hAnsi="Roboto"/>
+        </w:rPr>
+      </w:r>
     </w:p>
     <w:p>
       <w:pPr>
@@ -451,21 +524,7 @@
         <w:rPr>
           <w:rFonts w:ascii="Roboto" w:hAnsi="Roboto"/>
         </w:rPr>
-        <w:t xml:space="preserve">TP = 40 </w:t>
-      </w:r>
-      <w:proofErr w:type="gramStart"/>
-      <w:r>
-        <w:rPr>
-          <w:rFonts w:ascii="Roboto" w:hAnsi="Roboto"/>
-        </w:rPr>
-        <w:t>( correctly</w:t>
-      </w:r>
-      <w:proofErr w:type="gramEnd"/>
-      <w:r>
-        <w:rPr>
-          <w:rFonts w:ascii="Roboto" w:hAnsi="Roboto"/>
-        </w:rPr>
-        <w:t xml:space="preserve"> Predicted Default )</w:t>
+        <w:t>TP = 40 ( correctly Predicted Default )</w:t>
       </w:r>
     </w:p>
     <w:p>
@@ -483,14 +542,7 @@
         <w:rPr>
           <w:rFonts w:ascii="Roboto" w:hAnsi="Roboto"/>
         </w:rPr>
-        <w:t xml:space="preserve">FP = 10 </w:t>
-      </w:r>
-      <w:proofErr w:type="gramStart"/>
-      <w:r>
-        <w:rPr>
-          <w:rFonts w:ascii="Roboto" w:hAnsi="Roboto"/>
-        </w:rPr>
-        <w:t xml:space="preserve">( </w:t>
+        <w:t xml:space="preserve">FP = 10 ( </w:t>
       </w:r>
       <w:r>
         <w:rPr>
@@ -503,14 +555,7 @@
         <w:rPr>
           <w:rFonts w:ascii="Roboto" w:hAnsi="Roboto"/>
         </w:rPr>
-        <w:t>correctly</w:t>
-      </w:r>
-      <w:proofErr w:type="gramEnd"/>
-      <w:r>
-        <w:rPr>
-          <w:rFonts w:ascii="Roboto" w:hAnsi="Roboto"/>
-        </w:rPr>
-        <w:t xml:space="preserve"> Predicted Default )</w:t>
+        <w:t>correctly Predicted Default )</w:t>
       </w:r>
     </w:p>
     <w:p>
@@ -528,14 +573,7 @@
         <w:rPr>
           <w:rFonts w:ascii="Roboto" w:hAnsi="Roboto"/>
         </w:rPr>
-        <w:t xml:space="preserve">FN =   5 </w:t>
-      </w:r>
-      <w:proofErr w:type="gramStart"/>
-      <w:r>
-        <w:rPr>
-          <w:rFonts w:ascii="Roboto" w:hAnsi="Roboto"/>
-        </w:rPr>
-        <w:t xml:space="preserve">( </w:t>
+        <w:t xml:space="preserve">FN =   5 ( </w:t>
       </w:r>
       <w:r>
         <w:rPr>
@@ -556,20 +594,7 @@
         <w:rPr>
           <w:rFonts w:ascii="Roboto" w:hAnsi="Roboto"/>
         </w:rPr>
-        <w:t>ectly</w:t>
-      </w:r>
-      <w:proofErr w:type="gramEnd"/>
-      <w:r>
-        <w:rPr>
-          <w:rFonts w:ascii="Roboto" w:hAnsi="Roboto"/>
-        </w:rPr>
-        <w:t xml:space="preserve"> Predicted Non-default aka Missed Actual Defaulters</w:t>
-      </w:r>
-      <w:r>
-        <w:rPr>
-          <w:rFonts w:ascii="Roboto" w:hAnsi="Roboto"/>
-        </w:rPr>
-        <w:t xml:space="preserve"> )</w:t>
+        <w:t>ectly Predicted Non-default aka Missed Actual Defaulters )</w:t>
       </w:r>
     </w:p>
     <w:p>
@@ -587,36 +612,47 @@
         <w:rPr>
           <w:rFonts w:ascii="Roboto" w:hAnsi="Roboto"/>
         </w:rPr>
-        <w:t xml:space="preserve">TN = 45 </w:t>
-      </w:r>
-      <w:proofErr w:type="gramStart"/>
-      <w:r>
-        <w:rPr>
-          <w:rFonts w:ascii="Roboto" w:hAnsi="Roboto"/>
-        </w:rPr>
-        <w:t>(</w:t>
-      </w:r>
-      <w:r>
-        <w:rPr>
-          <w:rFonts w:ascii="Roboto" w:hAnsi="Roboto"/>
-        </w:rPr>
-        <w:t xml:space="preserve"> correctly</w:t>
-      </w:r>
-      <w:proofErr w:type="gramEnd"/>
-      <w:r>
-        <w:rPr>
-          <w:rFonts w:ascii="Roboto" w:hAnsi="Roboto"/>
-        </w:rPr>
-        <w:t xml:space="preserve"> Predicted Non-default )</w:t>
-      </w:r>
-    </w:p>
-    <w:p>
-      <w:pPr>
-        <w:pStyle w:val="NoSpacing"/>
-        <w:rPr>
-          <w:rFonts w:ascii="Roboto" w:hAnsi="Roboto"/>
-        </w:rPr>
-      </w:pPr>
+        <w:t>TN = 45 ( correctly Predicted Non-default )</w:t>
+      </w:r>
+    </w:p>
+    <w:p>
+      <w:pPr>
+        <w:pStyle w:val="NoSpacing"/>
+        <w:rPr>
+          <w:rFonts w:ascii="Roboto" w:hAnsi="Roboto"/>
+        </w:rPr>
+      </w:pPr>
+      <w:r>
+        <w:rPr>
+          <w:rFonts w:ascii="Roboto" w:hAnsi="Roboto"/>
+        </w:rPr>
+      </w:r>
+    </w:p>
+    <w:p>
+      <w:pPr>
+        <w:pStyle w:val="NoSpacing"/>
+        <w:rPr>
+          <w:rFonts w:ascii="Roboto" w:hAnsi="Roboto"/>
+        </w:rPr>
+      </w:pPr>
+      <w:r>
+        <w:rPr>
+          <w:rFonts w:ascii="Roboto" w:hAnsi="Roboto"/>
+        </w:rPr>
+      </w:r>
+    </w:p>
+    <w:p>
+      <w:pPr>
+        <w:pStyle w:val="NoSpacing"/>
+        <w:rPr>
+          <w:rFonts w:ascii="Roboto" w:hAnsi="Roboto"/>
+        </w:rPr>
+      </w:pPr>
+      <w:r>
+        <w:rPr>
+          <w:rFonts w:ascii="Roboto" w:hAnsi="Roboto"/>
+        </w:rPr>
+      </w:r>
     </w:p>
     <w:p>
       <w:pPr>
@@ -631,7 +667,6 @@
           <w:rFonts w:ascii="Roboto" w:hAnsi="Roboto"/>
           <w:color w:val="0070C0"/>
         </w:rPr>
-        <w:lastRenderedPageBreak/>
         <w:t>II. Precision</w:t>
       </w:r>
     </w:p>
@@ -646,7 +681,7 @@
         <w:rPr>
           <w:rFonts w:ascii="Roboto" w:hAnsi="Roboto"/>
         </w:rPr>
-        <w:t>Precision = Of all Predicted Defaults, how many were Actual Defaults?</w:t>
+        <w:t>Precision : Of all Predicted Defaults, how many were Actual Defaults?</w:t>
       </w:r>
     </w:p>
     <w:p>
@@ -661,15 +696,63 @@
           <w:rFonts w:ascii="Roboto" w:hAnsi="Roboto"/>
         </w:rPr>
         <w:t>Precision = TP / (TP + FP)</w:t>
-      </w:r>
-    </w:p>
-    <w:p>
-      <w:pPr>
-        <w:pStyle w:val="NoSpacing"/>
-        <w:rPr>
-          <w:rFonts w:ascii="Roboto" w:hAnsi="Roboto"/>
-        </w:rPr>
-      </w:pPr>
+        <w:tab/>
+      </w:r>
+      <w:r>
+        <w:rPr>
+          <w:rFonts w:ascii="Roboto" w:hAnsi="Roboto"/>
+        </w:rPr>
+        <w:t>e.g. 40 / (40 + 10)  =  40/50  =  0.80</w:t>
+      </w:r>
+    </w:p>
+    <w:p>
+      <w:pPr>
+        <w:pStyle w:val="NoSpacing"/>
+        <w:rPr>
+          <w:rFonts w:ascii="Roboto" w:hAnsi="Roboto"/>
+        </w:rPr>
+      </w:pPr>
+      <w:r>
+        <w:rPr>
+          <w:rFonts w:ascii="Roboto" w:hAnsi="Roboto"/>
+        </w:rPr>
+        <w:t xml:space="preserve">→ </w:t>
+      </w:r>
+      <w:r>
+        <w:rPr>
+          <w:rFonts w:ascii="Roboto" w:hAnsi="Roboto"/>
+        </w:rPr>
+        <w:tab/>
+        <w:t xml:space="preserve">80% of Predicted defaulters, were truly defaulters. </w:t>
+      </w:r>
+    </w:p>
+    <w:p>
+      <w:pPr>
+        <w:pStyle w:val="NoSpacing"/>
+        <w:rPr>
+          <w:rFonts w:ascii="Roboto" w:hAnsi="Roboto"/>
+        </w:rPr>
+      </w:pPr>
+      <w:r>
+        <w:rPr>
+          <w:rFonts w:ascii="Roboto" w:hAnsi="Roboto"/>
+        </w:rPr>
+        <w:tab/>
+        <w:t>High Precision == Few false positives (Fewer false alarms)</w:t>
+      </w:r>
+    </w:p>
+    <w:p>
+      <w:pPr>
+        <w:pStyle w:val="NoSpacing"/>
+        <w:rPr>
+          <w:rFonts w:ascii="Roboto" w:hAnsi="Roboto"/>
+        </w:rPr>
+      </w:pPr>
+      <w:r>
+        <w:rPr>
+          <w:rFonts w:ascii="Roboto" w:hAnsi="Roboto"/>
+        </w:rPr>
+      </w:r>
     </w:p>
     <w:p>
       <w:pPr>
@@ -694,22 +777,87 @@
           <w:rFonts w:ascii="Roboto" w:hAnsi="Roboto"/>
         </w:rPr>
       </w:pPr>
-    </w:p>
-    <w:p>
-      <w:pPr>
-        <w:pStyle w:val="NoSpacing"/>
-        <w:rPr>
-          <w:rFonts w:ascii="Roboto" w:hAnsi="Roboto"/>
-        </w:rPr>
-      </w:pPr>
-    </w:p>
-    <w:p>
-      <w:pPr>
-        <w:pStyle w:val="NoSpacing"/>
-        <w:rPr>
-          <w:rFonts w:ascii="Roboto" w:hAnsi="Roboto"/>
-        </w:rPr>
-      </w:pPr>
+      <w:r>
+        <w:rPr>
+          <w:rFonts w:ascii="Roboto" w:hAnsi="Roboto"/>
+        </w:rPr>
+        <w:t>Recall : Of all actual defaults, how many did the model detect?</w:t>
+      </w:r>
+    </w:p>
+    <w:p>
+      <w:pPr>
+        <w:pStyle w:val="NoSpacing"/>
+        <w:rPr>
+          <w:rFonts w:ascii="Roboto" w:hAnsi="Roboto"/>
+        </w:rPr>
+      </w:pPr>
+      <w:r>
+        <w:rPr>
+          <w:rFonts w:ascii="Roboto" w:hAnsi="Roboto"/>
+        </w:rPr>
+        <w:t xml:space="preserve">Recall = TP / (TP + FN) </w:t>
+        <w:tab/>
+        <w:t>e.g. 40 / (40 + 5)  =  40/45  =  0.89</w:t>
+      </w:r>
+    </w:p>
+    <w:p>
+      <w:pPr>
+        <w:pStyle w:val="NoSpacing"/>
+        <w:rPr>
+          <w:rFonts w:ascii="Roboto" w:hAnsi="Roboto"/>
+        </w:rPr>
+      </w:pPr>
+      <w:r>
+        <w:rPr>
+          <w:rFonts w:ascii="Roboto" w:hAnsi="Roboto"/>
+        </w:rPr>
+        <w:t xml:space="preserve">→ </w:t>
+      </w:r>
+      <w:r>
+        <w:rPr>
+          <w:rFonts w:ascii="Roboto" w:hAnsi="Roboto"/>
+        </w:rPr>
+        <w:tab/>
+      </w:r>
+      <w:r>
+        <w:rPr>
+          <w:rFonts w:ascii="Roboto" w:hAnsi="Roboto"/>
+        </w:rPr>
+        <w:t>89% of Actual defaulters were caught by the model.</w:t>
+      </w:r>
+    </w:p>
+    <w:p>
+      <w:pPr>
+        <w:pStyle w:val="NoSpacing"/>
+        <w:rPr>
+          <w:rFonts w:ascii="Roboto" w:hAnsi="Roboto"/>
+        </w:rPr>
+      </w:pPr>
+      <w:r>
+        <w:rPr>
+          <w:rFonts w:ascii="Roboto" w:hAnsi="Roboto"/>
+        </w:rPr>
+        <w:tab/>
+      </w:r>
+      <w:r>
+        <w:rPr>
+          <w:rFonts w:ascii="Roboto" w:hAnsi="Roboto"/>
+        </w:rPr>
+        <w:t>High Recall = Few false negatives (Fewer missed defaulters)</w:t>
+      </w:r>
+    </w:p>
+    <w:p>
+      <w:pPr>
+        <w:pStyle w:val="NoSpacing"/>
+        <w:rPr>
+          <w:rFonts w:ascii="Roboto" w:hAnsi="Roboto"/>
+        </w:rPr>
+      </w:pPr>
+      <w:r>
+        <w:rPr>
+          <w:rFonts w:ascii="Roboto" w:hAnsi="Roboto"/>
+        </w:rPr>
+      </w:r>
     </w:p>
     <w:p>
       <w:pPr>
@@ -734,22 +882,88 @@
           <w:rFonts w:ascii="Roboto" w:hAnsi="Roboto"/>
         </w:rPr>
       </w:pPr>
-    </w:p>
-    <w:p>
-      <w:pPr>
-        <w:pStyle w:val="NoSpacing"/>
-        <w:rPr>
-          <w:rFonts w:ascii="Roboto" w:hAnsi="Roboto"/>
-        </w:rPr>
-      </w:pPr>
-    </w:p>
-    <w:p>
-      <w:pPr>
-        <w:pStyle w:val="NoSpacing"/>
-        <w:rPr>
-          <w:rFonts w:ascii="Roboto" w:hAnsi="Roboto"/>
-        </w:rPr>
-      </w:pPr>
+      <w:r>
+        <w:rPr>
+          <w:rFonts w:ascii="Roboto" w:hAnsi="Roboto"/>
+        </w:rPr>
+        <w:t>F1-score = balances precision and recall</w:t>
+      </w:r>
+    </w:p>
+    <w:p>
+      <w:pPr>
+        <w:pStyle w:val="NoSpacing"/>
+        <w:rPr>
+          <w:rFonts w:ascii="Roboto" w:hAnsi="Roboto"/>
+        </w:rPr>
+      </w:pPr>
+      <w:r>
+        <w:rPr>
+          <w:rFonts w:ascii="Roboto" w:hAnsi="Roboto"/>
+        </w:rPr>
+        <w:t xml:space="preserve">F1-score = 2 * (Precision * Recall) / (Precision + Recall) </w:t>
+      </w:r>
+    </w:p>
+    <w:p>
+      <w:pPr>
+        <w:pStyle w:val="NoSpacing"/>
+        <w:rPr>
+          <w:rFonts w:ascii="Roboto" w:hAnsi="Roboto"/>
+        </w:rPr>
+      </w:pPr>
+      <w:r>
+        <w:rPr>
+          <w:rFonts w:ascii="Roboto" w:hAnsi="Roboto"/>
+        </w:rPr>
+        <w:tab/>
+        <w:tab/>
+        <w:tab/>
+        <w:tab/>
+      </w:r>
+      <w:r>
+        <w:rPr>
+          <w:rFonts w:ascii="Roboto" w:hAnsi="Roboto"/>
+        </w:rPr>
+        <w:t xml:space="preserve">e.g. </w:t>
+      </w:r>
+      <w:r>
+        <w:rPr>
+          <w:rFonts w:ascii="Roboto" w:hAnsi="Roboto"/>
+        </w:rPr>
+        <w:t>2*(0.80 * 0.89) / (0.80 + 0.89) = 0.8426</w:t>
+      </w:r>
+    </w:p>
+    <w:p>
+      <w:pPr>
+        <w:pStyle w:val="NoSpacing"/>
+        <w:rPr>
+          <w:rFonts w:ascii="Roboto" w:hAnsi="Roboto"/>
+        </w:rPr>
+      </w:pPr>
+      <w:r>
+        <w:rPr>
+          <w:rFonts w:ascii="Roboto" w:hAnsi="Roboto"/>
+        </w:rPr>
+        <w:t xml:space="preserve">→ </w:t>
+      </w:r>
+      <w:r>
+        <w:rPr>
+          <w:rFonts w:ascii="Roboto" w:hAnsi="Roboto"/>
+        </w:rPr>
+        <w:t>When FP and FN are both important, the model scores 84%</w:t>
+      </w:r>
+    </w:p>
+    <w:p>
+      <w:pPr>
+        <w:pStyle w:val="NoSpacing"/>
+        <w:rPr>
+          <w:rFonts w:ascii="Roboto" w:hAnsi="Roboto"/>
+        </w:rPr>
+      </w:pPr>
+      <w:r>
+        <w:rPr>
+          <w:rFonts w:ascii="Roboto" w:hAnsi="Roboto"/>
+        </w:rPr>
+      </w:r>
     </w:p>
     <w:p>
       <w:pPr>
@@ -774,22 +988,95 @@
           <w:rFonts w:ascii="Roboto" w:hAnsi="Roboto"/>
         </w:rPr>
       </w:pPr>
-    </w:p>
-    <w:p>
-      <w:pPr>
-        <w:pStyle w:val="NoSpacing"/>
-        <w:rPr>
-          <w:rFonts w:ascii="Roboto" w:hAnsi="Roboto"/>
-        </w:rPr>
-      </w:pPr>
-    </w:p>
-    <w:p>
-      <w:pPr>
-        <w:pStyle w:val="NoSpacing"/>
-        <w:rPr>
-          <w:rFonts w:ascii="Roboto" w:hAnsi="Roboto"/>
-        </w:rPr>
-      </w:pPr>
+      <w:r>
+        <w:rPr>
+          <w:rFonts w:ascii="Roboto" w:hAnsi="Roboto"/>
+        </w:rPr>
+        <w:t>Accuracy : Proportion of correct predictions versus all predictions</w:t>
+      </w:r>
+    </w:p>
+    <w:p>
+      <w:pPr>
+        <w:pStyle w:val="NoSpacing"/>
+        <w:rPr>
+          <w:rFonts w:ascii="Roboto" w:hAnsi="Roboto"/>
+        </w:rPr>
+      </w:pPr>
+      <w:r>
+        <w:rPr>
+          <w:rFonts w:ascii="Roboto" w:hAnsi="Roboto"/>
+        </w:rPr>
+        <w:t>Accuracy = (TP + TN) / (TP + TN + FP + FN)</w:t>
+      </w:r>
+    </w:p>
+    <w:p>
+      <w:pPr>
+        <w:pStyle w:val="NoSpacing"/>
+        <w:rPr>
+          <w:rFonts w:ascii="Roboto" w:hAnsi="Roboto"/>
+        </w:rPr>
+      </w:pPr>
+      <w:r>
+        <w:rPr>
+          <w:rFonts w:ascii="Roboto" w:hAnsi="Roboto"/>
+        </w:rPr>
+        <w:tab/>
+        <w:tab/>
+        <w:tab/>
+        <w:tab/>
+      </w:r>
+      <w:r>
+        <w:rPr>
+          <w:rFonts w:ascii="Roboto" w:hAnsi="Roboto"/>
+        </w:rPr>
+        <w:t>e.g. (40 + 45) / (40 + 45 + 10 + 5) = 85/100 = 0.85</w:t>
+      </w:r>
+    </w:p>
+    <w:p>
+      <w:pPr>
+        <w:pStyle w:val="NoSpacing"/>
+        <w:rPr>
+          <w:rFonts w:ascii="Roboto" w:hAnsi="Roboto"/>
+        </w:rPr>
+      </w:pPr>
+      <w:r>
+        <w:rPr>
+          <w:rFonts w:ascii="Roboto" w:hAnsi="Roboto"/>
+        </w:rPr>
+        <w:t xml:space="preserve">→ </w:t>
+      </w:r>
+      <w:r>
+        <w:rPr>
+          <w:rFonts w:ascii="Roboto" w:hAnsi="Roboto"/>
+        </w:rPr>
+        <w:t>85% of the model predictions were correct. This can be misleading for imbalanced datasets.</w:t>
+      </w:r>
+    </w:p>
+    <w:p>
+      <w:pPr>
+        <w:pStyle w:val="NoSpacing"/>
+        <w:rPr>
+          <w:rFonts w:ascii="Roboto" w:hAnsi="Roboto"/>
+        </w:rPr>
+      </w:pPr>
+      <w:r>
+        <w:rPr>
+          <w:rFonts w:ascii="Roboto" w:hAnsi="Roboto"/>
+        </w:rPr>
+      </w:r>
+    </w:p>
+    <w:p>
+      <w:pPr>
+        <w:pStyle w:val="NoSpacing"/>
+        <w:rPr>
+          <w:rFonts w:ascii="Roboto" w:hAnsi="Roboto"/>
+        </w:rPr>
+      </w:pPr>
+      <w:r>
+        <w:rPr>
+          <w:rFonts w:ascii="Roboto" w:hAnsi="Roboto"/>
+        </w:rPr>
+      </w:r>
     </w:p>
     <w:p>
       <w:pPr>
@@ -803,45 +1090,88 @@
           <w:rFonts w:ascii="Roboto" w:hAnsi="Roboto"/>
           <w:color w:val="0070C0"/>
         </w:rPr>
-        <w:t>VI. AUC-ROC (Area Under the Receiver-Operating Curve)</w:t>
-      </w:r>
-    </w:p>
-    <w:p>
-      <w:pPr>
-        <w:pStyle w:val="NoSpacing"/>
-        <w:rPr>
-          <w:rFonts w:ascii="Roboto" w:hAnsi="Roboto"/>
-        </w:rPr>
-      </w:pPr>
-    </w:p>
-    <w:p>
-      <w:pPr>
-        <w:pStyle w:val="NoSpacing"/>
-        <w:rPr>
-          <w:rFonts w:ascii="Roboto" w:hAnsi="Roboto"/>
-        </w:rPr>
-      </w:pPr>
-    </w:p>
-    <w:p>
-      <w:pPr>
-        <w:pStyle w:val="NoSpacing"/>
-        <w:rPr>
-          <w:rFonts w:ascii="Roboto" w:hAnsi="Roboto"/>
-        </w:rPr>
-      </w:pPr>
-    </w:p>
-    <w:p>
-      <w:pPr>
-        <w:pStyle w:val="NoSpacing"/>
-        <w:rPr>
-          <w:rFonts w:ascii="Roboto" w:hAnsi="Roboto"/>
-        </w:rPr>
-      </w:pPr>
+        <w:t xml:space="preserve">VI. AUC-ROC (Area Under the </w:t>
+      </w:r>
       <w:r>
         <w:rPr>
           <w:rFonts w:ascii="Roboto" w:hAnsi="Roboto"/>
           <w:color w:val="0070C0"/>
         </w:rPr>
+        <w:t>Curve of the</w:t>
+      </w:r>
+      <w:r>
+        <w:rPr>
+          <w:rFonts w:ascii="Roboto" w:hAnsi="Roboto"/>
+          <w:color w:val="0070C0"/>
+        </w:rPr>
+        <w:t xml:space="preserve"> Receiver-Operating C</w:t>
+      </w:r>
+      <w:r>
+        <w:rPr>
+          <w:rFonts w:ascii="Roboto" w:hAnsi="Roboto"/>
+          <w:color w:val="0070C0"/>
+        </w:rPr>
+        <w:t>haracteristic</w:t>
+      </w:r>
+      <w:r>
+        <w:rPr>
+          <w:rFonts w:ascii="Roboto" w:hAnsi="Roboto"/>
+          <w:color w:val="0070C0"/>
+        </w:rPr>
+        <w:t>)</w:t>
+      </w:r>
+    </w:p>
+    <w:p>
+      <w:pPr>
+        <w:pStyle w:val="NoSpacing"/>
+        <w:rPr>
+          <w:rFonts w:ascii="Roboto" w:hAnsi="Roboto"/>
+        </w:rPr>
+      </w:pPr>
+      <w:r>
+        <w:rPr>
+          <w:rFonts w:ascii="Roboto" w:hAnsi="Roboto"/>
+        </w:rPr>
+      </w:r>
+    </w:p>
+    <w:p>
+      <w:pPr>
+        <w:pStyle w:val="NoSpacing"/>
+        <w:rPr>
+          <w:rFonts w:ascii="Roboto" w:hAnsi="Roboto"/>
+        </w:rPr>
+      </w:pPr>
+      <w:r>
+        <w:rPr>
+          <w:rFonts w:ascii="Roboto" w:hAnsi="Roboto"/>
+        </w:rPr>
+      </w:r>
+    </w:p>
+    <w:p>
+      <w:pPr>
+        <w:pStyle w:val="NoSpacing"/>
+        <w:rPr>
+          <w:rFonts w:ascii="Roboto" w:hAnsi="Roboto"/>
+        </w:rPr>
+      </w:pPr>
+      <w:r>
+        <w:rPr>
+          <w:rFonts w:ascii="Roboto" w:hAnsi="Roboto"/>
+        </w:rPr>
+      </w:r>
+    </w:p>
+    <w:p>
+      <w:pPr>
+        <w:pStyle w:val="NoSpacing"/>
+        <w:rPr>
+          <w:rFonts w:ascii="Roboto" w:hAnsi="Roboto"/>
+        </w:rPr>
+      </w:pPr>
+      <w:r>
+        <w:rPr>
+          <w:rFonts w:ascii="Roboto" w:hAnsi="Roboto"/>
+          <w:color w:val="0070C0"/>
+        </w:rPr>
         <w:t>Summary of Metrics</w:t>
       </w:r>
     </w:p>
@@ -852,22 +1182,37 @@
           <w:rFonts w:ascii="Roboto" w:hAnsi="Roboto"/>
         </w:rPr>
       </w:pPr>
-    </w:p>
-    <w:p>
-      <w:pPr>
-        <w:pStyle w:val="NoSpacing"/>
-        <w:rPr>
-          <w:rFonts w:ascii="Roboto" w:hAnsi="Roboto"/>
-        </w:rPr>
-      </w:pPr>
-    </w:p>
-    <w:p>
-      <w:pPr>
-        <w:pStyle w:val="NoSpacing"/>
-        <w:rPr>
-          <w:rFonts w:ascii="Roboto" w:hAnsi="Roboto"/>
-        </w:rPr>
-      </w:pPr>
+      <w:r>
+        <w:rPr>
+          <w:rFonts w:ascii="Roboto" w:hAnsi="Roboto"/>
+        </w:rPr>
+      </w:r>
+    </w:p>
+    <w:p>
+      <w:pPr>
+        <w:pStyle w:val="NoSpacing"/>
+        <w:rPr>
+          <w:rFonts w:ascii="Roboto" w:hAnsi="Roboto"/>
+        </w:rPr>
+      </w:pPr>
+      <w:r>
+        <w:rPr>
+          <w:rFonts w:ascii="Roboto" w:hAnsi="Roboto"/>
+        </w:rPr>
+      </w:r>
+    </w:p>
+    <w:p>
+      <w:pPr>
+        <w:pStyle w:val="NoSpacing"/>
+        <w:rPr>
+          <w:rFonts w:ascii="Roboto" w:hAnsi="Roboto"/>
+        </w:rPr>
+      </w:pPr>
+      <w:r>
+        <w:rPr>
+          <w:rFonts w:ascii="Roboto" w:hAnsi="Roboto"/>
+        </w:rPr>
+      </w:r>
     </w:p>
     <w:p>
       <w:pPr>
@@ -891,160 +1236,325 @@
           <w:rFonts w:ascii="Roboto" w:hAnsi="Roboto"/>
         </w:rPr>
       </w:pPr>
-    </w:p>
-    <w:p>
-      <w:pPr>
-        <w:pStyle w:val="NoSpacing"/>
-        <w:rPr>
-          <w:rFonts w:ascii="Roboto" w:hAnsi="Roboto"/>
-        </w:rPr>
-      </w:pPr>
-    </w:p>
-    <w:p>
-      <w:pPr>
-        <w:pStyle w:val="NoSpacing"/>
-        <w:rPr>
-          <w:rFonts w:ascii="Roboto" w:hAnsi="Roboto"/>
-        </w:rPr>
-      </w:pPr>
+      <w:r>
+        <w:rPr>
+          <w:rFonts w:ascii="Roboto" w:hAnsi="Roboto"/>
+        </w:rPr>
+      </w:r>
+    </w:p>
+    <w:p>
+      <w:pPr>
+        <w:pStyle w:val="NoSpacing"/>
+        <w:rPr>
+          <w:rFonts w:ascii="Roboto" w:hAnsi="Roboto"/>
+        </w:rPr>
+      </w:pPr>
+      <w:r>
+        <w:rPr>
+          <w:rFonts w:ascii="Roboto" w:hAnsi="Roboto"/>
+        </w:rPr>
+      </w:r>
+    </w:p>
+    <w:p>
+      <w:pPr>
+        <w:pStyle w:val="NoSpacing"/>
+        <w:rPr>
+          <w:rFonts w:ascii="Roboto" w:hAnsi="Roboto"/>
+        </w:rPr>
+      </w:pPr>
+      <w:r>
+        <w:rPr>
+          <w:rFonts w:ascii="Roboto" w:hAnsi="Roboto"/>
+        </w:rPr>
+      </w:r>
     </w:p>
     <w:sectPr>
-      <w:pgSz w:w="9184" w:h="6463" w:orient="landscape" w:code="31"/>
-      <w:pgMar w:top="144" w:right="144" w:bottom="144" w:left="144" w:header="720" w:footer="720" w:gutter="0"/>
-      <w:cols w:space="720"/>
-      <w:docGrid w:linePitch="360"/>
+      <w:type w:val="nextPage"/>
+      <w:pgSz w:orient="landscape" w:w="9184" w:h="6463"/>
+      <w:pgMar w:left="144" w:right="144" w:gutter="0" w:header="0" w:top="144" w:footer="0" w:bottom="144"/>
+      <w:pgNumType w:fmt="decimal"/>
+      <w:formProt w:val="false"/>
+      <w:textDirection w:val="lrTb"/>
+      <w:docGrid w:type="default" w:linePitch="360" w:charSpace="0"/>
     </w:sectPr>
   </w:body>
 </w:document>
 </file>
 
 <file path=word/numbering.xml><?xml version="1.0" encoding="utf-8"?>
-<w:numbering xmlns:wpc="http://schemas.microsoft.com/office/word/2010/wordprocessingCanvas" xmlns:cx="http://schemas.microsoft.com/office/drawing/2014/chartex" xmlns:mc="http://schemas.openxmlformats.org/markup-compatibility/2006" xmlns:o="urn:schemas-microsoft-com:office:office" xmlns:r="http://schemas.openxmlformats.org/officeDocument/2006/relationships" xmlns:m="http://schemas.openxmlformats.org/officeDocument/2006/math" xmlns:v="urn:schemas-microsoft-com:vml" xmlns:wp14="http://schemas.microsoft.com/office/word/2010/wordprocessingDrawing" xmlns:wp="http://schemas.openxmlformats.org/drawingml/2006/wordprocessingDrawing" xmlns:w10="urn:schemas-microsoft-com:office:word" xmlns:w="http://schemas.openxmlformats.org/wordprocessingml/2006/main" xmlns:w14="http://schemas.microsoft.com/office/word/2010/wordml" xmlns:w15="http://schemas.microsoft.com/office/word/2012/wordml" xmlns:w16se="http://schemas.microsoft.com/office/word/2015/wordml/symex" xmlns:wpg="http://schemas.microsoft.com/office/word/2010/wordprocessingGroup" xmlns:wpi="http://schemas.microsoft.com/office/word/2010/wordprocessingInk" xmlns:wne="http://schemas.microsoft.com/office/word/2006/wordml" xmlns:wps="http://schemas.microsoft.com/office/word/2010/wordprocessingShape" mc:Ignorable="w14 w15 w16se wp14">
-  <w:abstractNum w:abstractNumId="0" w15:restartNumberingAfterBreak="0">
-    <w:nsid w:val="67370631"/>
-    <w:multiLevelType w:val="hybridMultilevel"/>
-    <w:tmpl w:val="902C6AA2"/>
-    <w:lvl w:ilvl="0" w:tplc="D1AAEFA0">
+<w:numbering xmlns:w="http://schemas.openxmlformats.org/wordprocessingml/2006/main" xmlns:o="urn:schemas-microsoft-com:office:office" xmlns:r="http://schemas.openxmlformats.org/officeDocument/2006/relationships" xmlns:v="urn:schemas-microsoft-com:vml" xmlns:mc="http://schemas.openxmlformats.org/markup-compatibility/2006" xmlns:w14="http://schemas.microsoft.com/office/word/2010/wordml" mc:Ignorable="w14">
+  <w:abstractNum w:abstractNumId="1">
+    <w:lvl w:ilvl="0">
       <w:start w:val="1"/>
       <w:numFmt w:val="bullet"/>
       <w:lvlText w:val="-"/>
       <w:lvlJc w:val="left"/>
       <w:pPr>
+        <w:tabs>
+          <w:tab w:val="num" w:pos="0"/>
+        </w:tabs>
         <w:ind w:left="720" w:hanging="360"/>
       </w:pPr>
       <w:rPr>
-        <w:rFonts w:ascii="Roboto" w:eastAsiaTheme="minorHAnsi" w:hAnsi="Roboto" w:cstheme="minorBidi" w:hint="default"/>
+        <w:rFonts w:ascii="Roboto" w:hAnsi="Roboto" w:cs="Roboto" w:hint="default"/>
+        <w:rFonts w:cstheme="minorBidi" w:eastAsiaTheme="minorHAnsi"/>
       </w:rPr>
     </w:lvl>
-    <w:lvl w:ilvl="1" w:tplc="04090003" w:tentative="1">
+    <w:lvl w:ilvl="1">
       <w:start w:val="1"/>
       <w:numFmt w:val="bullet"/>
       <w:lvlText w:val="o"/>
       <w:lvlJc w:val="left"/>
       <w:pPr>
+        <w:tabs>
+          <w:tab w:val="num" w:pos="0"/>
+        </w:tabs>
         <w:ind w:left="1440" w:hanging="360"/>
       </w:pPr>
       <w:rPr>
         <w:rFonts w:ascii="Courier New" w:hAnsi="Courier New" w:cs="Courier New" w:hint="default"/>
       </w:rPr>
     </w:lvl>
-    <w:lvl w:ilvl="2" w:tplc="04090005" w:tentative="1">
+    <w:lvl w:ilvl="2">
       <w:start w:val="1"/>
       <w:numFmt w:val="bullet"/>
       <w:lvlText w:val=""/>
       <w:lvlJc w:val="left"/>
       <w:pPr>
+        <w:tabs>
+          <w:tab w:val="num" w:pos="0"/>
+        </w:tabs>
         <w:ind w:left="2160" w:hanging="360"/>
       </w:pPr>
       <w:rPr>
-        <w:rFonts w:ascii="Wingdings" w:hAnsi="Wingdings" w:hint="default"/>
+        <w:rFonts w:ascii="Wingdings" w:hAnsi="Wingdings" w:cs="Wingdings" w:hint="default"/>
       </w:rPr>
     </w:lvl>
-    <w:lvl w:ilvl="3" w:tplc="04090001" w:tentative="1">
+    <w:lvl w:ilvl="3">
       <w:start w:val="1"/>
       <w:numFmt w:val="bullet"/>
       <w:lvlText w:val=""/>
       <w:lvlJc w:val="left"/>
       <w:pPr>
+        <w:tabs>
+          <w:tab w:val="num" w:pos="0"/>
+        </w:tabs>
         <w:ind w:left="2880" w:hanging="360"/>
       </w:pPr>
       <w:rPr>
-        <w:rFonts w:ascii="Symbol" w:hAnsi="Symbol" w:hint="default"/>
+        <w:rFonts w:ascii="Symbol" w:hAnsi="Symbol" w:cs="Symbol" w:hint="default"/>
       </w:rPr>
     </w:lvl>
-    <w:lvl w:ilvl="4" w:tplc="04090003" w:tentative="1">
+    <w:lvl w:ilvl="4">
       <w:start w:val="1"/>
       <w:numFmt w:val="bullet"/>
       <w:lvlText w:val="o"/>
       <w:lvlJc w:val="left"/>
       <w:pPr>
+        <w:tabs>
+          <w:tab w:val="num" w:pos="0"/>
+        </w:tabs>
         <w:ind w:left="3600" w:hanging="360"/>
       </w:pPr>
       <w:rPr>
         <w:rFonts w:ascii="Courier New" w:hAnsi="Courier New" w:cs="Courier New" w:hint="default"/>
       </w:rPr>
     </w:lvl>
-    <w:lvl w:ilvl="5" w:tplc="04090005" w:tentative="1">
+    <w:lvl w:ilvl="5">
       <w:start w:val="1"/>
       <w:numFmt w:val="bullet"/>
       <w:lvlText w:val=""/>
       <w:lvlJc w:val="left"/>
       <w:pPr>
+        <w:tabs>
+          <w:tab w:val="num" w:pos="0"/>
+        </w:tabs>
         <w:ind w:left="4320" w:hanging="360"/>
       </w:pPr>
       <w:rPr>
-        <w:rFonts w:ascii="Wingdings" w:hAnsi="Wingdings" w:hint="default"/>
+        <w:rFonts w:ascii="Wingdings" w:hAnsi="Wingdings" w:cs="Wingdings" w:hint="default"/>
       </w:rPr>
     </w:lvl>
-    <w:lvl w:ilvl="6" w:tplc="04090001" w:tentative="1">
+    <w:lvl w:ilvl="6">
       <w:start w:val="1"/>
       <w:numFmt w:val="bullet"/>
       <w:lvlText w:val=""/>
       <w:lvlJc w:val="left"/>
       <w:pPr>
+        <w:tabs>
+          <w:tab w:val="num" w:pos="0"/>
+        </w:tabs>
         <w:ind w:left="5040" w:hanging="360"/>
       </w:pPr>
       <w:rPr>
-        <w:rFonts w:ascii="Symbol" w:hAnsi="Symbol" w:hint="default"/>
+        <w:rFonts w:ascii="Symbol" w:hAnsi="Symbol" w:cs="Symbol" w:hint="default"/>
       </w:rPr>
     </w:lvl>
-    <w:lvl w:ilvl="7" w:tplc="04090003" w:tentative="1">
+    <w:lvl w:ilvl="7">
       <w:start w:val="1"/>
       <w:numFmt w:val="bullet"/>
       <w:lvlText w:val="o"/>
       <w:lvlJc w:val="left"/>
       <w:pPr>
+        <w:tabs>
+          <w:tab w:val="num" w:pos="0"/>
+        </w:tabs>
         <w:ind w:left="5760" w:hanging="360"/>
       </w:pPr>
       <w:rPr>
         <w:rFonts w:ascii="Courier New" w:hAnsi="Courier New" w:cs="Courier New" w:hint="default"/>
       </w:rPr>
     </w:lvl>
-    <w:lvl w:ilvl="8" w:tplc="04090005" w:tentative="1">
+    <w:lvl w:ilvl="8">
       <w:start w:val="1"/>
       <w:numFmt w:val="bullet"/>
       <w:lvlText w:val=""/>
       <w:lvlJc w:val="left"/>
       <w:pPr>
+        <w:tabs>
+          <w:tab w:val="num" w:pos="0"/>
+        </w:tabs>
         <w:ind w:left="6480" w:hanging="360"/>
       </w:pPr>
       <w:rPr>
-        <w:rFonts w:ascii="Wingdings" w:hAnsi="Wingdings" w:hint="default"/>
+        <w:rFonts w:ascii="Wingdings" w:hAnsi="Wingdings" w:cs="Wingdings" w:hint="default"/>
       </w:rPr>
     </w:lvl>
   </w:abstractNum>
+  <w:abstractNum w:abstractNumId="2">
+    <w:lvl w:ilvl="0">
+      <w:start w:val="1"/>
+      <w:numFmt w:val="none"/>
+      <w:suff w:val="nothing"/>
+      <w:lvlText w:val=""/>
+      <w:lvlJc w:val="left"/>
+      <w:pPr>
+        <w:tabs>
+          <w:tab w:val="num" w:pos="0"/>
+        </w:tabs>
+        <w:ind w:left="0" w:hanging="0"/>
+      </w:pPr>
+    </w:lvl>
+    <w:lvl w:ilvl="1">
+      <w:start w:val="1"/>
+      <w:numFmt w:val="none"/>
+      <w:suff w:val="nothing"/>
+      <w:lvlText w:val=""/>
+      <w:lvlJc w:val="left"/>
+      <w:pPr>
+        <w:tabs>
+          <w:tab w:val="num" w:pos="0"/>
+        </w:tabs>
+        <w:ind w:left="0" w:hanging="0"/>
+      </w:pPr>
+    </w:lvl>
+    <w:lvl w:ilvl="2">
+      <w:start w:val="1"/>
+      <w:numFmt w:val="none"/>
+      <w:suff w:val="nothing"/>
+      <w:lvlText w:val=""/>
+      <w:lvlJc w:val="left"/>
+      <w:pPr>
+        <w:tabs>
+          <w:tab w:val="num" w:pos="0"/>
+        </w:tabs>
+        <w:ind w:left="0" w:hanging="0"/>
+      </w:pPr>
+    </w:lvl>
+    <w:lvl w:ilvl="3">
+      <w:start w:val="1"/>
+      <w:numFmt w:val="none"/>
+      <w:suff w:val="nothing"/>
+      <w:lvlText w:val=""/>
+      <w:lvlJc w:val="left"/>
+      <w:pPr>
+        <w:tabs>
+          <w:tab w:val="num" w:pos="0"/>
+        </w:tabs>
+        <w:ind w:left="0" w:hanging="0"/>
+      </w:pPr>
+    </w:lvl>
+    <w:lvl w:ilvl="4">
+      <w:start w:val="1"/>
+      <w:numFmt w:val="none"/>
+      <w:suff w:val="nothing"/>
+      <w:lvlText w:val=""/>
+      <w:lvlJc w:val="left"/>
+      <w:pPr>
+        <w:tabs>
+          <w:tab w:val="num" w:pos="0"/>
+        </w:tabs>
+        <w:ind w:left="0" w:hanging="0"/>
+      </w:pPr>
+    </w:lvl>
+    <w:lvl w:ilvl="5">
+      <w:start w:val="1"/>
+      <w:numFmt w:val="none"/>
+      <w:suff w:val="nothing"/>
+      <w:lvlText w:val=""/>
+      <w:lvlJc w:val="left"/>
+      <w:pPr>
+        <w:tabs>
+          <w:tab w:val="num" w:pos="0"/>
+        </w:tabs>
+        <w:ind w:left="0" w:hanging="0"/>
+      </w:pPr>
+    </w:lvl>
+    <w:lvl w:ilvl="6">
+      <w:start w:val="1"/>
+      <w:numFmt w:val="none"/>
+      <w:suff w:val="nothing"/>
+      <w:lvlText w:val=""/>
+      <w:lvlJc w:val="left"/>
+      <w:pPr>
+        <w:tabs>
+          <w:tab w:val="num" w:pos="0"/>
+        </w:tabs>
+        <w:ind w:left="0" w:hanging="0"/>
+      </w:pPr>
+    </w:lvl>
+    <w:lvl w:ilvl="7">
+      <w:start w:val="1"/>
+      <w:numFmt w:val="none"/>
+      <w:suff w:val="nothing"/>
+      <w:lvlText w:val=""/>
+      <w:lvlJc w:val="left"/>
+      <w:pPr>
+        <w:tabs>
+          <w:tab w:val="num" w:pos="0"/>
+        </w:tabs>
+        <w:ind w:left="0" w:hanging="0"/>
+      </w:pPr>
+    </w:lvl>
+    <w:lvl w:ilvl="8">
+      <w:start w:val="1"/>
+      <w:numFmt w:val="none"/>
+      <w:suff w:val="nothing"/>
+      <w:lvlText w:val=""/>
+      <w:lvlJc w:val="left"/>
+      <w:pPr>
+        <w:tabs>
+          <w:tab w:val="num" w:pos="0"/>
+        </w:tabs>
+        <w:ind w:left="0" w:hanging="0"/>
+      </w:pPr>
+    </w:lvl>
+  </w:abstractNum>
   <w:num w:numId="1">
-    <w:abstractNumId w:val="0"/>
+    <w:abstractNumId w:val="1"/>
+  </w:num>
+  <w:num w:numId="2">
+    <w:abstractNumId w:val="2"/>
   </w:num>
 </w:numbering>
 </file>
 
 <file path=word/styles.xml><?xml version="1.0" encoding="utf-8"?>
-<w:styles xmlns:mc="http://schemas.openxmlformats.org/markup-compatibility/2006" xmlns:r="http://schemas.openxmlformats.org/officeDocument/2006/relationships" xmlns:w="http://schemas.openxmlformats.org/wordprocessingml/2006/main" xmlns:w14="http://schemas.microsoft.com/office/word/2010/wordml" xmlns:w15="http://schemas.microsoft.com/office/word/2012/wordml" xmlns:w16se="http://schemas.microsoft.com/office/word/2015/wordml/symex" mc:Ignorable="w14 w15 w16se">
+<w:styles xmlns:w="http://schemas.openxmlformats.org/wordprocessingml/2006/main" xmlns:w14="http://schemas.microsoft.com/office/word/2010/wordml" xmlns:mc="http://schemas.openxmlformats.org/markup-compatibility/2006" mc:Ignorable="w14">
   <w:docDefaults>
     <w:rPrDefault>
       <w:rPr>
-        <w:rFonts w:asciiTheme="minorHAnsi" w:eastAsiaTheme="minorHAnsi" w:hAnsiTheme="minorHAnsi" w:cstheme="minorBidi"/>
+        <w:rFonts w:ascii="Calibri" w:hAnsi="Calibri" w:eastAsia="Calibri" w:cs="" w:asciiTheme="minorHAnsi" w:cstheme="minorBidi" w:eastAsiaTheme="minorHAnsi" w:hAnsiTheme="minorHAnsi"/>
         <w:sz w:val="22"/>
         <w:szCs w:val="22"/>
         <w:lang w:val="en-US" w:eastAsia="en-US" w:bidi="ar-SA"/>
@@ -1052,21 +1562,21 @@
     </w:rPrDefault>
     <w:pPrDefault>
       <w:pPr>
-        <w:spacing w:after="160" w:line="259" w:lineRule="auto"/>
+        <w:suppressAutoHyphens w:val="true"/>
       </w:pPr>
     </w:pPrDefault>
   </w:docDefaults>
   <w:latentStyles w:defLockedState="0" w:defUIPriority="99" w:defSemiHidden="0" w:defUnhideWhenUsed="0" w:defQFormat="0" w:count="371">
     <w:lsdException w:name="Normal" w:uiPriority="0" w:qFormat="1"/>
     <w:lsdException w:name="heading 1" w:uiPriority="9" w:qFormat="1"/>
-    <w:lsdException w:name="heading 2" w:semiHidden="1" w:uiPriority="9" w:unhideWhenUsed="1" w:qFormat="1"/>
-    <w:lsdException w:name="heading 3" w:semiHidden="1" w:uiPriority="9" w:unhideWhenUsed="1" w:qFormat="1"/>
-    <w:lsdException w:name="heading 4" w:semiHidden="1" w:uiPriority="9" w:unhideWhenUsed="1" w:qFormat="1"/>
-    <w:lsdException w:name="heading 5" w:semiHidden="1" w:uiPriority="9" w:unhideWhenUsed="1" w:qFormat="1"/>
-    <w:lsdException w:name="heading 6" w:semiHidden="1" w:uiPriority="9" w:unhideWhenUsed="1" w:qFormat="1"/>
-    <w:lsdException w:name="heading 7" w:semiHidden="1" w:uiPriority="9" w:unhideWhenUsed="1" w:qFormat="1"/>
-    <w:lsdException w:name="heading 8" w:semiHidden="1" w:uiPriority="9" w:unhideWhenUsed="1" w:qFormat="1"/>
-    <w:lsdException w:name="heading 9" w:semiHidden="1" w:uiPriority="9" w:unhideWhenUsed="1" w:qFormat="1"/>
+    <w:lsdException w:name="heading 2" w:uiPriority="9" w:semiHidden="1" w:unhideWhenUsed="1" w:qFormat="1"/>
+    <w:lsdException w:name="heading 3" w:uiPriority="9" w:semiHidden="1" w:unhideWhenUsed="1" w:qFormat="1"/>
+    <w:lsdException w:name="heading 4" w:uiPriority="9" w:semiHidden="1" w:unhideWhenUsed="1" w:qFormat="1"/>
+    <w:lsdException w:name="heading 5" w:uiPriority="9" w:semiHidden="1" w:unhideWhenUsed="1" w:qFormat="1"/>
+    <w:lsdException w:name="heading 6" w:uiPriority="9" w:semiHidden="1" w:unhideWhenUsed="1" w:qFormat="1"/>
+    <w:lsdException w:name="heading 7" w:uiPriority="9" w:semiHidden="1" w:unhideWhenUsed="1" w:qFormat="1"/>
+    <w:lsdException w:name="heading 8" w:uiPriority="9" w:semiHidden="1" w:unhideWhenUsed="1" w:qFormat="1"/>
+    <w:lsdException w:name="heading 9" w:uiPriority="9" w:semiHidden="1" w:unhideWhenUsed="1" w:qFormat="1"/>
     <w:lsdException w:name="index 1" w:semiHidden="1" w:unhideWhenUsed="1"/>
     <w:lsdException w:name="index 2" w:semiHidden="1" w:unhideWhenUsed="1"/>
     <w:lsdException w:name="index 3" w:semiHidden="1" w:unhideWhenUsed="1"/>
@@ -1076,22 +1586,22 @@
     <w:lsdException w:name="index 7" w:semiHidden="1" w:unhideWhenUsed="1"/>
     <w:lsdException w:name="index 8" w:semiHidden="1" w:unhideWhenUsed="1"/>
     <w:lsdException w:name="index 9" w:semiHidden="1" w:unhideWhenUsed="1"/>
-    <w:lsdException w:name="toc 1" w:semiHidden="1" w:uiPriority="39" w:unhideWhenUsed="1"/>
-    <w:lsdException w:name="toc 2" w:semiHidden="1" w:uiPriority="39" w:unhideWhenUsed="1"/>
-    <w:lsdException w:name="toc 3" w:semiHidden="1" w:uiPriority="39" w:unhideWhenUsed="1"/>
-    <w:lsdException w:name="toc 4" w:semiHidden="1" w:uiPriority="39" w:unhideWhenUsed="1"/>
-    <w:lsdException w:name="toc 5" w:semiHidden="1" w:uiPriority="39" w:unhideWhenUsed="1"/>
-    <w:lsdException w:name="toc 6" w:semiHidden="1" w:uiPriority="39" w:unhideWhenUsed="1"/>
-    <w:lsdException w:name="toc 7" w:semiHidden="1" w:uiPriority="39" w:unhideWhenUsed="1"/>
-    <w:lsdException w:name="toc 8" w:semiHidden="1" w:uiPriority="39" w:unhideWhenUsed="1"/>
-    <w:lsdException w:name="toc 9" w:semiHidden="1" w:uiPriority="39" w:unhideWhenUsed="1"/>
+    <w:lsdException w:name="toc 1" w:uiPriority="39" w:semiHidden="1" w:unhideWhenUsed="1"/>
+    <w:lsdException w:name="toc 2" w:uiPriority="39" w:semiHidden="1" w:unhideWhenUsed="1"/>
+    <w:lsdException w:name="toc 3" w:uiPriority="39" w:semiHidden="1" w:unhideWhenUsed="1"/>
+    <w:lsdException w:name="toc 4" w:uiPriority="39" w:semiHidden="1" w:unhideWhenUsed="1"/>
+    <w:lsdException w:name="toc 5" w:uiPriority="39" w:semiHidden="1" w:unhideWhenUsed="1"/>
+    <w:lsdException w:name="toc 6" w:uiPriority="39" w:semiHidden="1" w:unhideWhenUsed="1"/>
+    <w:lsdException w:name="toc 7" w:uiPriority="39" w:semiHidden="1" w:unhideWhenUsed="1"/>
+    <w:lsdException w:name="toc 8" w:uiPriority="39" w:semiHidden="1" w:unhideWhenUsed="1"/>
+    <w:lsdException w:name="toc 9" w:uiPriority="39" w:semiHidden="1" w:unhideWhenUsed="1"/>
     <w:lsdException w:name="Normal Indent" w:semiHidden="1" w:unhideWhenUsed="1"/>
     <w:lsdException w:name="footnote text" w:semiHidden="1" w:unhideWhenUsed="1"/>
     <w:lsdException w:name="annotation text" w:semiHidden="1" w:unhideWhenUsed="1"/>
     <w:lsdException w:name="header" w:semiHidden="1" w:unhideWhenUsed="1"/>
     <w:lsdException w:name="footer" w:semiHidden="1" w:unhideWhenUsed="1"/>
     <w:lsdException w:name="index heading" w:semiHidden="1" w:unhideWhenUsed="1"/>
-    <w:lsdException w:name="caption" w:semiHidden="1" w:uiPriority="35" w:unhideWhenUsed="1" w:qFormat="1"/>
+    <w:lsdException w:name="caption" w:uiPriority="35" w:semiHidden="1" w:unhideWhenUsed="1" w:qFormat="1"/>
     <w:lsdException w:name="table of figures" w:semiHidden="1" w:unhideWhenUsed="1"/>
     <w:lsdException w:name="envelope address" w:semiHidden="1" w:unhideWhenUsed="1"/>
     <w:lsdException w:name="envelope return" w:semiHidden="1" w:unhideWhenUsed="1"/>
@@ -1122,7 +1632,7 @@
     <w:lsdException w:name="Title" w:uiPriority="10" w:qFormat="1"/>
     <w:lsdException w:name="Closing" w:semiHidden="1" w:unhideWhenUsed="1"/>
     <w:lsdException w:name="Signature" w:semiHidden="1" w:unhideWhenUsed="1"/>
-    <w:lsdException w:name="Default Paragraph Font" w:semiHidden="1" w:uiPriority="1" w:unhideWhenUsed="1"/>
+    <w:lsdException w:name="Default Paragraph Font" w:uiPriority="1" w:semiHidden="1" w:unhideWhenUsed="1"/>
     <w:lsdException w:name="Body Text" w:semiHidden="1" w:unhideWhenUsed="1"/>
     <w:lsdException w:name="Body Text Indent" w:semiHidden="1" w:unhideWhenUsed="1"/>
     <w:lsdException w:name="List Continue" w:semiHidden="1" w:unhideWhenUsed="1"/>
@@ -1322,8 +1832,8 @@
     <w:lsdException w:name="Subtle Reference" w:uiPriority="31" w:qFormat="1"/>
     <w:lsdException w:name="Intense Reference" w:uiPriority="32" w:qFormat="1"/>
     <w:lsdException w:name="Book Title" w:uiPriority="33" w:qFormat="1"/>
-    <w:lsdException w:name="Bibliography" w:semiHidden="1" w:uiPriority="37" w:unhideWhenUsed="1"/>
-    <w:lsdException w:name="TOC Heading" w:semiHidden="1" w:uiPriority="39" w:unhideWhenUsed="1" w:qFormat="1"/>
+    <w:lsdException w:name="Bibliography" w:uiPriority="37" w:semiHidden="1" w:unhideWhenUsed="1"/>
+    <w:lsdException w:name="TOC Heading" w:uiPriority="39" w:semiHidden="1" w:unhideWhenUsed="1" w:qFormat="1"/>
     <w:lsdException w:name="Plain Table 1" w:uiPriority="41"/>
     <w:lsdException w:name="Plain Table 2" w:uiPriority="42"/>
     <w:lsdException w:name="Plain Table 3" w:uiPriority="43"/>
@@ -1429,15 +1939,116 @@
     <w:lsdException w:name="List Table 6 Colorful Accent 6" w:uiPriority="51"/>
     <w:lsdException w:name="List Table 7 Colorful Accent 6" w:uiPriority="52"/>
   </w:latentStyles>
-  <w:style w:type="paragraph" w:default="1" w:styleId="Normal">
+  <w:style w:type="paragraph" w:styleId="Normal" w:default="1">
     <w:name w:val="Normal"/>
     <w:qFormat/>
+    <w:pPr>
+      <w:widowControl/>
+      <w:bidi w:val="0"/>
+      <w:spacing w:lineRule="auto" w:line="259" w:before="0" w:after="160"/>
+      <w:jc w:val="left"/>
+    </w:pPr>
+    <w:rPr>
+      <w:rFonts w:ascii="Calibri" w:hAnsi="Calibri" w:eastAsia="Calibri" w:cs="" w:asciiTheme="minorHAnsi" w:cstheme="minorBidi" w:eastAsiaTheme="minorHAnsi" w:hAnsiTheme="minorHAnsi"/>
+      <w:color w:val="auto"/>
+      <w:kern w:val="0"/>
+      <w:sz w:val="22"/>
+      <w:szCs w:val="22"/>
+      <w:lang w:val="en-US" w:eastAsia="en-US" w:bidi="ar-SA"/>
+    </w:rPr>
   </w:style>
-  <w:style w:type="character" w:default="1" w:styleId="DefaultParagraphFont">
+  <w:style w:type="character" w:styleId="DefaultParagraphFont" w:default="1">
     <w:name w:val="Default Paragraph Font"/>
     <w:uiPriority w:val="1"/>
     <w:semiHidden/>
     <w:unhideWhenUsed/>
+    <w:qFormat/>
+    <w:rPr/>
+  </w:style>
+  <w:style w:type="paragraph" w:styleId="Heading">
+    <w:name w:val="Heading"/>
+    <w:basedOn w:val="Normal"/>
+    <w:next w:val="BodyText"/>
+    <w:qFormat/>
+    <w:pPr>
+      <w:keepNext w:val="true"/>
+      <w:spacing w:before="240" w:after="120"/>
+    </w:pPr>
+    <w:rPr>
+      <w:rFonts w:ascii="Liberation Sans" w:hAnsi="Liberation Sans" w:eastAsia="Microsoft YaHei" w:cs="Arial"/>
+      <w:sz w:val="28"/>
+      <w:szCs w:val="28"/>
+    </w:rPr>
+  </w:style>
+  <w:style w:type="paragraph" w:styleId="BodyText">
+    <w:name w:val="Body Text"/>
+    <w:basedOn w:val="Normal"/>
+    <w:pPr>
+      <w:spacing w:lineRule="auto" w:line="276" w:before="0" w:after="140"/>
+    </w:pPr>
+    <w:rPr/>
+  </w:style>
+  <w:style w:type="paragraph" w:styleId="List">
+    <w:name w:val="List"/>
+    <w:basedOn w:val="BodyText"/>
+    <w:pPr/>
+    <w:rPr>
+      <w:rFonts w:cs="Arial"/>
+    </w:rPr>
+  </w:style>
+  <w:style w:type="paragraph" w:styleId="Caption">
+    <w:name w:val="caption"/>
+    <w:basedOn w:val="Normal"/>
+    <w:qFormat/>
+    <w:pPr>
+      <w:suppressLineNumbers/>
+      <w:spacing w:before="120" w:after="120"/>
+    </w:pPr>
+    <w:rPr>
+      <w:rFonts w:cs="Arial"/>
+      <w:i/>
+      <w:iCs/>
+      <w:sz w:val="24"/>
+      <w:szCs w:val="24"/>
+    </w:rPr>
+  </w:style>
+  <w:style w:type="paragraph" w:styleId="Index">
+    <w:name w:val="Index"/>
+    <w:basedOn w:val="Normal"/>
+    <w:qFormat/>
+    <w:pPr>
+      <w:suppressLineNumbers/>
+    </w:pPr>
+    <w:rPr>
+      <w:rFonts w:cs="Arial"/>
+    </w:rPr>
+  </w:style>
+  <w:style w:type="paragraph" w:styleId="NoSpacing">
+    <w:name w:val="No Spacing"/>
+    <w:uiPriority w:val="1"/>
+    <w:qFormat/>
+    <w:rsid w:val="00742327"/>
+    <w:pPr>
+      <w:widowControl/>
+      <w:bidi w:val="0"/>
+      <w:spacing w:lineRule="auto" w:line="240" w:before="0" w:after="0"/>
+      <w:jc w:val="left"/>
+    </w:pPr>
+    <w:rPr>
+      <w:rFonts w:ascii="Calibri" w:hAnsi="Calibri" w:eastAsia="Calibri" w:cs="" w:asciiTheme="minorHAnsi" w:cstheme="minorBidi" w:eastAsiaTheme="minorHAnsi" w:hAnsiTheme="minorHAnsi"/>
+      <w:color w:val="auto"/>
+      <w:kern w:val="0"/>
+      <w:sz w:val="22"/>
+      <w:szCs w:val="22"/>
+      <w:lang w:val="en-US" w:eastAsia="en-US" w:bidi="ar-SA"/>
+    </w:rPr>
+  </w:style>
+  <w:style w:type="numbering" w:styleId="NoList" w:default="1">
+    <w:name w:val="No List"/>
+    <w:uiPriority w:val="99"/>
+    <w:semiHidden/>
+    <w:unhideWhenUsed/>
+    <w:qFormat/>
   </w:style>
   <w:style w:type="table" w:default="1" w:styleId="TableNormal">
     <w:name w:val="Normal Table"/>
@@ -1445,7 +2056,6 @@
     <w:semiHidden/>
     <w:unhideWhenUsed/>
     <w:tblPr>
-      <w:tblInd w:w="0" w:type="dxa"/>
       <w:tblCellMar>
         <w:top w:w="0" w:type="dxa"/>
         <w:left w:w="108" w:type="dxa"/>
@@ -1454,37 +2064,22 @@
       </w:tblCellMar>
     </w:tblPr>
   </w:style>
-  <w:style w:type="numbering" w:default="1" w:styleId="NoList">
-    <w:name w:val="No List"/>
-    <w:uiPriority w:val="99"/>
-    <w:semiHidden/>
-    <w:unhideWhenUsed/>
-  </w:style>
-  <w:style w:type="paragraph" w:styleId="NoSpacing">
-    <w:name w:val="No Spacing"/>
-    <w:uiPriority w:val="1"/>
-    <w:qFormat/>
-    <w:rsid w:val="00742327"/>
-    <w:pPr>
-      <w:spacing w:after="0" w:line="240" w:lineRule="auto"/>
-    </w:pPr>
-  </w:style>
   <w:style w:type="table" w:styleId="TableGrid">
     <w:name w:val="Table Grid"/>
     <w:basedOn w:val="TableNormal"/>
     <w:uiPriority w:val="39"/>
-    <w:rsid w:val="00F522F5"/>
+    <w:rsid w:val="00f522f5"/>
     <w:pPr>
       <w:spacing w:after="0" w:line="240" w:lineRule="auto"/>
     </w:pPr>
     <w:tblPr>
       <w:tblBorders>
-        <w:top w:val="single" w:sz="4" w:space="0" w:color="auto"/>
-        <w:left w:val="single" w:sz="4" w:space="0" w:color="auto"/>
-        <w:bottom w:val="single" w:sz="4" w:space="0" w:color="auto"/>
-        <w:right w:val="single" w:sz="4" w:space="0" w:color="auto"/>
-        <w:insideH w:val="single" w:sz="4" w:space="0" w:color="auto"/>
-        <w:insideV w:val="single" w:sz="4" w:space="0" w:color="auto"/>
+        <w:top w:val="single" w:color="auto" w:sz="4" w:space="0"/>
+        <w:left w:val="single" w:color="auto" w:sz="4" w:space="0"/>
+        <w:bottom w:val="single" w:color="auto" w:sz="4" w:space="0"/>
+        <w:right w:val="single" w:color="auto" w:sz="4" w:space="0"/>
+        <w:insideH w:val="single" w:color="auto" w:sz="4" w:space="0"/>
+        <w:insideV w:val="single" w:color="auto" w:sz="4" w:space="0"/>
       </w:tblBorders>
     </w:tblPr>
   </w:style>
@@ -1492,161 +2087,97 @@
 </file>
 
 <file path=word/theme/theme1.xml><?xml version="1.0" encoding="utf-8"?>
-<a:theme xmlns:a="http://schemas.openxmlformats.org/drawingml/2006/main" name="Office Theme">
+<a:theme xmlns:a="http://schemas.openxmlformats.org/drawingml/2006/main" xmlns:r="http://schemas.openxmlformats.org/officeDocument/2006/relationships" name="Office Theme">
   <a:themeElements>
     <a:clrScheme name="Office">
       <a:dk1>
-        <a:sysClr val="windowText" lastClr="000000"/>
+        <a:srgbClr val="000000"/>
       </a:dk1>
       <a:lt1>
-        <a:sysClr val="window" lastClr="FFFFFF"/>
+        <a:srgbClr val="ffffff"/>
       </a:lt1>
       <a:dk2>
-        <a:srgbClr val="44546A"/>
+        <a:srgbClr val="44546a"/>
       </a:dk2>
       <a:lt2>
-        <a:srgbClr val="E7E6E6"/>
+        <a:srgbClr val="e7e6e6"/>
       </a:lt2>
       <a:accent1>
-        <a:srgbClr val="5B9BD5"/>
+        <a:srgbClr val="5b9bd5"/>
       </a:accent1>
       <a:accent2>
-        <a:srgbClr val="ED7D31"/>
+        <a:srgbClr val="ed7d31"/>
       </a:accent2>
       <a:accent3>
-        <a:srgbClr val="A5A5A5"/>
+        <a:srgbClr val="a5a5a5"/>
       </a:accent3>
       <a:accent4>
-        <a:srgbClr val="FFC000"/>
+        <a:srgbClr val="ffc000"/>
       </a:accent4>
       <a:accent5>
-        <a:srgbClr val="4472C4"/>
+        <a:srgbClr val="4472c4"/>
       </a:accent5>
       <a:accent6>
-        <a:srgbClr val="70AD47"/>
+        <a:srgbClr val="70ad47"/>
       </a:accent6>
       <a:hlink>
-        <a:srgbClr val="0563C1"/>
+        <a:srgbClr val="0563c1"/>
       </a:hlink>
       <a:folHlink>
-        <a:srgbClr val="954F72"/>
+        <a:srgbClr val="954f72"/>
       </a:folHlink>
     </a:clrScheme>
     <a:fontScheme name="Office">
       <a:majorFont>
-        <a:latin typeface="Calibri Light" panose="020F0302020204030204"/>
+        <a:latin typeface="Calibri Light" panose="020F0302020204030204" pitchFamily="0" charset="1"/>
         <a:ea typeface=""/>
         <a:cs typeface=""/>
-        <a:font script="Jpan" typeface="游ゴシック Light"/>
-        <a:font script="Hang" typeface="맑은 고딕"/>
-        <a:font script="Hans" typeface="等线 Light"/>
-        <a:font script="Hant" typeface="新細明體"/>
-        <a:font script="Arab" typeface="Times New Roman"/>
-        <a:font script="Hebr" typeface="Times New Roman"/>
-        <a:font script="Thai" typeface="Angsana New"/>
-        <a:font script="Ethi" typeface="Nyala"/>
-        <a:font script="Beng" typeface="Vrinda"/>
-        <a:font script="Gujr" typeface="Shruti"/>
-        <a:font script="Khmr" typeface="MoolBoran"/>
-        <a:font script="Knda" typeface="Tunga"/>
-        <a:font script="Guru" typeface="Raavi"/>
-        <a:font script="Cans" typeface="Euphemia"/>
-        <a:font script="Cher" typeface="Plantagenet Cherokee"/>
-        <a:font script="Yiii" typeface="Microsoft Yi Baiti"/>
-        <a:font script="Tibt" typeface="Microsoft Himalaya"/>
-        <a:font script="Thaa" typeface="MV Boli"/>
-        <a:font script="Deva" typeface="Mangal"/>
-        <a:font script="Telu" typeface="Gautami"/>
-        <a:font script="Taml" typeface="Latha"/>
-        <a:font script="Syrc" typeface="Estrangelo Edessa"/>
-        <a:font script="Orya" typeface="Kalinga"/>
-        <a:font script="Mlym" typeface="Kartika"/>
-        <a:font script="Laoo" typeface="DokChampa"/>
-        <a:font script="Sinh" typeface="Iskoola Pota"/>
-        <a:font script="Mong" typeface="Mongolian Baiti"/>
-        <a:font script="Viet" typeface="Times New Roman"/>
-        <a:font script="Uigh" typeface="Microsoft Uighur"/>
-        <a:font script="Geor" typeface="Sylfaen"/>
       </a:majorFont>
       <a:minorFont>
-        <a:latin typeface="Calibri" panose="020F0502020204030204"/>
+        <a:latin typeface="Calibri" panose="020F0502020204030204" pitchFamily="0" charset="1"/>
         <a:ea typeface=""/>
         <a:cs typeface=""/>
-        <a:font script="Jpan" typeface="游明朝"/>
-        <a:font script="Hang" typeface="맑은 고딕"/>
-        <a:font script="Hans" typeface="等线"/>
-        <a:font script="Hant" typeface="新細明體"/>
-        <a:font script="Arab" typeface="Arial"/>
-        <a:font script="Hebr" typeface="Arial"/>
-        <a:font script="Thai" typeface="Cordia New"/>
-        <a:font script="Ethi" typeface="Nyala"/>
-        <a:font script="Beng" typeface="Vrinda"/>
-        <a:font script="Gujr" typeface="Shruti"/>
-        <a:font script="Khmr" typeface="DaunPenh"/>
-        <a:font script="Knda" typeface="Tunga"/>
-        <a:font script="Guru" typeface="Raavi"/>
-        <a:font script="Cans" typeface="Euphemia"/>
-        <a:font script="Cher" typeface="Plantagenet Cherokee"/>
-        <a:font script="Yiii" typeface="Microsoft Yi Baiti"/>
-        <a:font script="Tibt" typeface="Microsoft Himalaya"/>
-        <a:font script="Thaa" typeface="MV Boli"/>
-        <a:font script="Deva" typeface="Mangal"/>
-        <a:font script="Telu" typeface="Gautami"/>
-        <a:font script="Taml" typeface="Latha"/>
-        <a:font script="Syrc" typeface="Estrangelo Edessa"/>
-        <a:font script="Orya" typeface="Kalinga"/>
-        <a:font script="Mlym" typeface="Kartika"/>
-        <a:font script="Laoo" typeface="DokChampa"/>
-        <a:font script="Sinh" typeface="Iskoola Pota"/>
-        <a:font script="Mong" typeface="Mongolian Baiti"/>
-        <a:font script="Viet" typeface="Arial"/>
-        <a:font script="Uigh" typeface="Microsoft Uighur"/>
-        <a:font script="Geor" typeface="Sylfaen"/>
       </a:minorFont>
     </a:fontScheme>
-    <a:fmtScheme name="Office">
+    <a:fmtScheme>
       <a:fillStyleLst>
         <a:solidFill>
           <a:schemeClr val="phClr"/>
         </a:solidFill>
-        <a:gradFill rotWithShape="1">
+        <a:gradFill>
           <a:gsLst>
             <a:gs pos="0">
               <a:schemeClr val="phClr">
                 <a:lumMod val="110000"/>
-                <a:satMod val="105000"/>
                 <a:tint val="67000"/>
               </a:schemeClr>
             </a:gs>
             <a:gs pos="50000">
               <a:schemeClr val="phClr">
                 <a:lumMod val="105000"/>
-                <a:satMod val="103000"/>
                 <a:tint val="73000"/>
               </a:schemeClr>
             </a:gs>
             <a:gs pos="100000">
               <a:schemeClr val="phClr">
                 <a:lumMod val="105000"/>
-                <a:satMod val="109000"/>
                 <a:tint val="81000"/>
               </a:schemeClr>
             </a:gs>
           </a:gsLst>
           <a:lin ang="5400000" scaled="0"/>
+          <a:tileRect l="0" t="0" r="0" b="0"/>
         </a:gradFill>
-        <a:gradFill rotWithShape="1">
+        <a:gradFill>
           <a:gsLst>
             <a:gs pos="0">
               <a:schemeClr val="phClr">
-                <a:satMod val="103000"/>
                 <a:lumMod val="102000"/>
                 <a:tint val="94000"/>
               </a:schemeClr>
             </a:gs>
             <a:gs pos="50000">
               <a:schemeClr val="phClr">
-                <a:satMod val="110000"/>
                 <a:lumMod val="100000"/>
                 <a:shade val="100000"/>
               </a:schemeClr>
@@ -1654,33 +2185,24 @@
             <a:gs pos="100000">
               <a:schemeClr val="phClr">
                 <a:lumMod val="99000"/>
-                <a:satMod val="120000"/>
                 <a:shade val="78000"/>
               </a:schemeClr>
             </a:gs>
           </a:gsLst>
           <a:lin ang="5400000" scaled="0"/>
+          <a:tileRect l="0" t="0" r="0" b="0"/>
         </a:gradFill>
       </a:fillStyleLst>
       <a:lnStyleLst>
         <a:ln w="6350" cap="flat" cmpd="sng" algn="ctr">
-          <a:solidFill>
-            <a:schemeClr val="phClr"/>
-          </a:solidFill>
           <a:prstDash val="solid"/>
           <a:miter lim="800000"/>
         </a:ln>
         <a:ln w="12700" cap="flat" cmpd="sng" algn="ctr">
-          <a:solidFill>
-            <a:schemeClr val="phClr"/>
-          </a:solidFill>
           <a:prstDash val="solid"/>
           <a:miter lim="800000"/>
         </a:ln>
         <a:ln w="19050" cap="flat" cmpd="sng" algn="ctr">
-          <a:solidFill>
-            <a:schemeClr val="phClr"/>
-          </a:solidFill>
           <a:prstDash val="solid"/>
           <a:miter lim="800000"/>
         </a:ln>
@@ -1693,13 +2215,7 @@
           <a:effectLst/>
         </a:effectStyle>
         <a:effectStyle>
-          <a:effectLst>
-            <a:outerShdw blurRad="57150" dist="19050" dir="5400000" algn="ctr" rotWithShape="0">
-              <a:srgbClr val="000000">
-                <a:alpha val="63000"/>
-              </a:srgbClr>
-            </a:outerShdw>
-          </a:effectLst>
+          <a:effectLst/>
         </a:effectStyle>
       </a:effectStyleLst>
       <a:bgFillStyleLst>
@@ -1709,15 +2225,13 @@
         <a:solidFill>
           <a:schemeClr val="phClr">
             <a:tint val="95000"/>
-            <a:satMod val="170000"/>
           </a:schemeClr>
         </a:solidFill>
-        <a:gradFill rotWithShape="1">
+        <a:gradFill>
           <a:gsLst>
             <a:gs pos="0">
               <a:schemeClr val="phClr">
                 <a:tint val="93000"/>
-                <a:satMod val="150000"/>
                 <a:shade val="98000"/>
                 <a:lumMod val="102000"/>
               </a:schemeClr>
@@ -1725,7 +2239,6 @@
             <a:gs pos="50000">
               <a:schemeClr val="phClr">
                 <a:tint val="98000"/>
-                <a:satMod val="130000"/>
                 <a:shade val="90000"/>
                 <a:lumMod val="103000"/>
               </a:schemeClr>
@@ -1733,21 +2246,14 @@
             <a:gs pos="100000">
               <a:schemeClr val="phClr">
                 <a:shade val="63000"/>
-                <a:satMod val="120000"/>
               </a:schemeClr>
             </a:gs>
           </a:gsLst>
           <a:lin ang="5400000" scaled="0"/>
+          <a:tileRect l="0" t="0" r="0" b="0"/>
         </a:gradFill>
       </a:bgFillStyleLst>
     </a:fmtScheme>
   </a:themeElements>
-  <a:objectDefaults/>
-  <a:extraClrSchemeLst/>
-  <a:extLst>
-    <a:ext uri="{05A4C25C-085E-4340-85A3-A5531E510DB2}">
-      <thm15:themeFamily xmlns:thm15="http://schemas.microsoft.com/office/thememl/2012/main" name="Office Theme" id="{62F939B6-93AF-4DB8-9C6B-D6C7DFDC589F}" vid="{4A3C46E8-61CC-4603-A589-7422A47A8E4A}"/>
-    </a:ext>
-  </a:extLst>
 </a:theme>
 </file>
--- a/Python_PD_LGD_EAD_Modeling/1_modified/classification_metrics.docx
+++ b/Python_PD_LGD_EAD_Modeling/1_modified/classification_metrics.docx
@@ -1,6 +1,6 @@
 
 <file path=word/document.xml><?xml version="1.0" encoding="utf-8"?>
-<w:document xmlns:o="urn:schemas-microsoft-com:office:office" xmlns:r="http://schemas.openxmlformats.org/officeDocument/2006/relationships" xmlns:v="urn:schemas-microsoft-com:vml" xmlns:w="http://schemas.openxmlformats.org/wordprocessingml/2006/main" xmlns:w10="urn:schemas-microsoft-com:office:word" xmlns:wp="http://schemas.openxmlformats.org/drawingml/2006/wordprocessingDrawing" xmlns:pic="http://schemas.openxmlformats.org/drawingml/2006/picture" xmlns:wps="http://schemas.microsoft.com/office/word/2010/wordprocessingShape" xmlns:wpg="http://schemas.microsoft.com/office/word/2010/wordprocessingGroup" xmlns:mc="http://schemas.openxmlformats.org/markup-compatibility/2006" xmlns:wp14="http://schemas.microsoft.com/office/word/2010/wordprocessingDrawing" xmlns:w14="http://schemas.microsoft.com/office/word/2010/wordml" xmlns:w15="http://schemas.microsoft.com/office/word/2012/wordml" mc:Ignorable="w14 wp14 w15">
+<w:document xmlns:wpc="http://schemas.microsoft.com/office/word/2010/wordprocessingCanvas" xmlns:mo="http://schemas.microsoft.com/office/mac/office/2008/main" xmlns:mc="http://schemas.openxmlformats.org/markup-compatibility/2006" xmlns:mv="urn:schemas-microsoft-com:mac:vml" xmlns:o="urn:schemas-microsoft-com:office:office" xmlns:r="http://schemas.openxmlformats.org/officeDocument/2006/relationships" xmlns:m="http://schemas.openxmlformats.org/officeDocument/2006/math" xmlns:v="urn:schemas-microsoft-com:vml" xmlns:wp14="http://schemas.microsoft.com/office/word/2010/wordprocessingDrawing" xmlns:wp="http://schemas.openxmlformats.org/drawingml/2006/wordprocessingDrawing" xmlns:w10="urn:schemas-microsoft-com:office:word" xmlns:w="http://schemas.openxmlformats.org/wordprocessingml/2006/main" xmlns:w14="http://schemas.microsoft.com/office/word/2010/wordml" xmlns:w15="http://schemas.microsoft.com/office/word/2012/wordml" xmlns:wpg="http://schemas.microsoft.com/office/word/2010/wordprocessingGroup" xmlns:wpi="http://schemas.microsoft.com/office/word/2010/wordprocessingInk" xmlns:wne="http://schemas.microsoft.com/office/word/2006/wordml" xmlns:wps="http://schemas.microsoft.com/office/word/2010/wordprocessingShape" mc:Ignorable="w14 w15 wp14">
   <w:body>
     <w:p>
       <w:pPr>
@@ -23,11 +23,6 @@
           <w:rFonts w:ascii="Roboto" w:hAnsi="Roboto"/>
         </w:rPr>
       </w:pPr>
-      <w:r>
-        <w:rPr>
-          <w:rFonts w:ascii="Roboto" w:hAnsi="Roboto"/>
-        </w:rPr>
-      </w:r>
     </w:p>
     <w:p>
       <w:pPr>
@@ -65,11 +60,6 @@
           <w:rFonts w:ascii="Roboto" w:hAnsi="Roboto"/>
         </w:rPr>
       </w:pPr>
-      <w:r>
-        <w:rPr>
-          <w:rFonts w:ascii="Roboto" w:hAnsi="Roboto"/>
-        </w:rPr>
-      </w:r>
     </w:p>
     <w:p>
       <w:pPr>
@@ -97,13 +87,7 @@
         <w:rPr>
           <w:rFonts w:ascii="Roboto" w:hAnsi="Roboto"/>
         </w:rPr>
-        <w:t xml:space="preserve">    </w:t>
-      </w:r>
-      <w:r>
-        <w:rPr>
-          <w:rFonts w:ascii="Roboto" w:hAnsi="Roboto"/>
-        </w:rPr>
-        <w:t>- Default = Positive Class (</w:t>
+        <w:t xml:space="preserve">    - Default = Positive Class (</w:t>
       </w:r>
       <w:r>
         <w:rPr>
@@ -130,13 +114,13 @@
         <w:rPr>
           <w:rFonts w:ascii="Roboto" w:hAnsi="Roboto"/>
         </w:rPr>
-        <w:t xml:space="preserve">    </w:t>
-      </w:r>
-      <w:r>
-        <w:rPr>
-          <w:rFonts w:ascii="Roboto" w:hAnsi="Roboto"/>
-        </w:rPr>
-        <w:t>- Non-Default = Negative Class (</w:t>
+        <w:t xml:space="preserve">    - Non-Default = </w:t>
+      </w:r>
+      <w:r>
+        <w:rPr>
+          <w:rFonts w:ascii="Roboto" w:hAnsi="Roboto"/>
+        </w:rPr>
+        <w:t>Negative Class (</w:t>
       </w:r>
       <w:r>
         <w:rPr>
@@ -159,11 +143,6 @@
           <w:rFonts w:ascii="Roboto" w:hAnsi="Roboto"/>
         </w:rPr>
       </w:pPr>
-      <w:r>
-        <w:rPr>
-          <w:rFonts w:ascii="Roboto" w:hAnsi="Roboto"/>
-        </w:rPr>
-      </w:r>
     </w:p>
     <w:p>
       <w:pPr>
@@ -201,26 +180,13 @@
           <w:rFonts w:ascii="Roboto" w:hAnsi="Roboto"/>
         </w:rPr>
       </w:pPr>
-      <w:r>
-        <w:rPr>
-          <w:rFonts w:ascii="Roboto" w:hAnsi="Roboto"/>
-        </w:rPr>
-      </w:r>
     </w:p>
     <w:tbl>
       <w:tblPr>
         <w:tblStyle w:val="TableGrid"/>
         <w:tblW w:w="8886" w:type="dxa"/>
-        <w:jc w:val="left"/>
-        <w:tblInd w:w="0" w:type="dxa"/>
         <w:tblLayout w:type="fixed"/>
-        <w:tblCellMar>
-          <w:top w:w="0" w:type="dxa"/>
-          <w:left w:w="108" w:type="dxa"/>
-          <w:bottom w:w="0" w:type="dxa"/>
-          <w:right w:w="108" w:type="dxa"/>
-        </w:tblCellMar>
-        <w:tblLook w:firstRow="1" w:noVBand="1" w:lastRow="0" w:firstColumn="1" w:lastColumn="0" w:noHBand="0" w:val="04a0"/>
+        <w:tblLook w:val="04A0" w:firstRow="1" w:lastRow="0" w:firstColumn="1" w:lastColumn="0" w:noHBand="0" w:noVBand="1"/>
       </w:tblPr>
       <w:tblGrid>
         <w:gridCol w:w="2962"/>
@@ -228,7 +194,6 @@
         <w:gridCol w:w="2962"/>
       </w:tblGrid>
       <w:tr>
-        <w:trPr/>
         <w:tc>
           <w:tcPr>
             <w:tcW w:w="2962" w:type="dxa"/>
@@ -240,46 +205,26 @@
           <w:p>
             <w:pPr>
               <w:pStyle w:val="NoSpacing"/>
-              <w:widowControl/>
-              <w:spacing w:before="0" w:after="0"/>
-              <w:jc w:val="left"/>
               <w:rPr>
                 <w:rFonts w:ascii="Roboto" w:hAnsi="Roboto"/>
               </w:rPr>
             </w:pPr>
-            <w:r>
-              <w:rPr>
-                <w:rFonts w:eastAsia="Calibri" w:cs="" w:ascii="Roboto" w:hAnsi="Roboto"/>
-                <w:kern w:val="0"/>
-                <w:sz w:val="22"/>
-                <w:szCs w:val="22"/>
-                <w:lang w:val="en-US" w:eastAsia="en-US" w:bidi="ar-SA"/>
-              </w:rPr>
-            </w:r>
           </w:p>
         </w:tc>
         <w:tc>
           <w:tcPr>
             <w:tcW w:w="2962" w:type="dxa"/>
-            <w:tcBorders/>
           </w:tcPr>
           <w:p>
             <w:pPr>
               <w:pStyle w:val="NoSpacing"/>
-              <w:widowControl/>
-              <w:spacing w:before="0" w:after="0"/>
-              <w:jc w:val="left"/>
               <w:rPr>
                 <w:rFonts w:ascii="Roboto" w:hAnsi="Roboto"/>
               </w:rPr>
             </w:pPr>
             <w:r>
               <w:rPr>
-                <w:rFonts w:eastAsia="Calibri" w:cs="" w:ascii="Roboto" w:hAnsi="Roboto"/>
-                <w:kern w:val="0"/>
-                <w:sz w:val="22"/>
-                <w:szCs w:val="22"/>
-                <w:lang w:val="en-US" w:eastAsia="en-US" w:bidi="ar-SA"/>
+                <w:rFonts w:ascii="Roboto" w:eastAsia="Calibri" w:hAnsi="Roboto"/>
               </w:rPr>
               <w:t>Predicted Default</w:t>
             </w:r>
@@ -288,25 +233,17 @@
         <w:tc>
           <w:tcPr>
             <w:tcW w:w="2962" w:type="dxa"/>
-            <w:tcBorders/>
           </w:tcPr>
           <w:p>
             <w:pPr>
               <w:pStyle w:val="NoSpacing"/>
-              <w:widowControl/>
-              <w:spacing w:before="0" w:after="0"/>
-              <w:jc w:val="left"/>
               <w:rPr>
                 <w:rFonts w:ascii="Roboto" w:hAnsi="Roboto"/>
               </w:rPr>
             </w:pPr>
             <w:r>
               <w:rPr>
-                <w:rFonts w:eastAsia="Calibri" w:cs="" w:ascii="Roboto" w:hAnsi="Roboto"/>
-                <w:kern w:val="0"/>
-                <w:sz w:val="22"/>
-                <w:szCs w:val="22"/>
-                <w:lang w:val="en-US" w:eastAsia="en-US" w:bidi="ar-SA"/>
+                <w:rFonts w:ascii="Roboto" w:eastAsia="Calibri" w:hAnsi="Roboto"/>
               </w:rPr>
               <w:t>Predicted Non-Default</w:t>
             </w:r>
@@ -314,29 +251,20 @@
         </w:tc>
       </w:tr>
       <w:tr>
-        <w:trPr/>
         <w:tc>
           <w:tcPr>
             <w:tcW w:w="2962" w:type="dxa"/>
-            <w:tcBorders/>
           </w:tcPr>
           <w:p>
             <w:pPr>
               <w:pStyle w:val="NoSpacing"/>
-              <w:widowControl/>
-              <w:spacing w:before="0" w:after="0"/>
-              <w:jc w:val="left"/>
               <w:rPr>
                 <w:rFonts w:ascii="Roboto" w:hAnsi="Roboto"/>
               </w:rPr>
             </w:pPr>
             <w:r>
               <w:rPr>
-                <w:rFonts w:eastAsia="Calibri" w:cs="" w:ascii="Roboto" w:hAnsi="Roboto"/>
-                <w:kern w:val="0"/>
-                <w:sz w:val="22"/>
-                <w:szCs w:val="22"/>
-                <w:lang w:val="en-US" w:eastAsia="en-US" w:bidi="ar-SA"/>
+                <w:rFonts w:ascii="Roboto" w:eastAsia="Calibri" w:hAnsi="Roboto"/>
               </w:rPr>
               <w:t>Actual Default</w:t>
             </w:r>
@@ -345,25 +273,17 @@
         <w:tc>
           <w:tcPr>
             <w:tcW w:w="2962" w:type="dxa"/>
-            <w:tcBorders/>
           </w:tcPr>
           <w:p>
             <w:pPr>
               <w:pStyle w:val="NoSpacing"/>
-              <w:widowControl/>
-              <w:spacing w:before="0" w:after="0"/>
-              <w:jc w:val="left"/>
               <w:rPr>
                 <w:rFonts w:ascii="Roboto" w:hAnsi="Roboto"/>
               </w:rPr>
             </w:pPr>
             <w:r>
               <w:rPr>
-                <w:rFonts w:eastAsia="Calibri" w:cs="" w:ascii="Roboto" w:hAnsi="Roboto"/>
-                <w:kern w:val="0"/>
-                <w:sz w:val="22"/>
-                <w:szCs w:val="22"/>
-                <w:lang w:val="en-US" w:eastAsia="en-US" w:bidi="ar-SA"/>
+                <w:rFonts w:ascii="Roboto" w:eastAsia="Calibri" w:hAnsi="Roboto"/>
               </w:rPr>
               <w:t>True Positive (TP)</w:t>
             </w:r>
@@ -372,25 +292,17 @@
         <w:tc>
           <w:tcPr>
             <w:tcW w:w="2962" w:type="dxa"/>
-            <w:tcBorders/>
           </w:tcPr>
           <w:p>
             <w:pPr>
               <w:pStyle w:val="NoSpacing"/>
-              <w:widowControl/>
-              <w:spacing w:before="0" w:after="0"/>
-              <w:jc w:val="left"/>
               <w:rPr>
                 <w:rFonts w:ascii="Roboto" w:hAnsi="Roboto"/>
               </w:rPr>
             </w:pPr>
             <w:r>
               <w:rPr>
-                <w:rFonts w:eastAsia="Calibri" w:cs="" w:ascii="Roboto" w:hAnsi="Roboto"/>
-                <w:kern w:val="0"/>
-                <w:sz w:val="22"/>
-                <w:szCs w:val="22"/>
-                <w:lang w:val="en-US" w:eastAsia="en-US" w:bidi="ar-SA"/>
+                <w:rFonts w:ascii="Roboto" w:eastAsia="Calibri" w:hAnsi="Roboto"/>
               </w:rPr>
               <w:t>False Negative (FN)</w:t>
             </w:r>
@@ -398,29 +310,20 @@
         </w:tc>
       </w:tr>
       <w:tr>
-        <w:trPr/>
         <w:tc>
           <w:tcPr>
             <w:tcW w:w="2962" w:type="dxa"/>
-            <w:tcBorders/>
           </w:tcPr>
           <w:p>
             <w:pPr>
               <w:pStyle w:val="NoSpacing"/>
-              <w:widowControl/>
-              <w:spacing w:before="0" w:after="0"/>
-              <w:jc w:val="left"/>
               <w:rPr>
                 <w:rFonts w:ascii="Roboto" w:hAnsi="Roboto"/>
               </w:rPr>
             </w:pPr>
             <w:r>
               <w:rPr>
-                <w:rFonts w:eastAsia="Calibri" w:cs="" w:ascii="Roboto" w:hAnsi="Roboto"/>
-                <w:kern w:val="0"/>
-                <w:sz w:val="22"/>
-                <w:szCs w:val="22"/>
-                <w:lang w:val="en-US" w:eastAsia="en-US" w:bidi="ar-SA"/>
+                <w:rFonts w:ascii="Roboto" w:eastAsia="Calibri" w:hAnsi="Roboto"/>
               </w:rPr>
               <w:t>Actual Non-Default</w:t>
             </w:r>
@@ -429,25 +332,17 @@
         <w:tc>
           <w:tcPr>
             <w:tcW w:w="2962" w:type="dxa"/>
-            <w:tcBorders/>
           </w:tcPr>
           <w:p>
             <w:pPr>
               <w:pStyle w:val="NoSpacing"/>
-              <w:widowControl/>
-              <w:spacing w:before="0" w:after="0"/>
-              <w:jc w:val="left"/>
               <w:rPr>
                 <w:rFonts w:ascii="Roboto" w:hAnsi="Roboto"/>
               </w:rPr>
             </w:pPr>
             <w:r>
               <w:rPr>
-                <w:rFonts w:eastAsia="Calibri" w:cs="" w:ascii="Roboto" w:hAnsi="Roboto"/>
-                <w:kern w:val="0"/>
-                <w:sz w:val="22"/>
-                <w:szCs w:val="22"/>
-                <w:lang w:val="en-US" w:eastAsia="en-US" w:bidi="ar-SA"/>
+                <w:rFonts w:ascii="Roboto" w:eastAsia="Calibri" w:hAnsi="Roboto"/>
               </w:rPr>
               <w:t>False Positive (FP)</w:t>
             </w:r>
@@ -456,27 +351,25 @@
         <w:tc>
           <w:tcPr>
             <w:tcW w:w="2962" w:type="dxa"/>
-            <w:tcBorders/>
           </w:tcPr>
           <w:p>
             <w:pPr>
               <w:pStyle w:val="NoSpacing"/>
-              <w:widowControl/>
-              <w:spacing w:before="0" w:after="0"/>
-              <w:jc w:val="left"/>
               <w:rPr>
                 <w:rFonts w:ascii="Roboto" w:hAnsi="Roboto"/>
               </w:rPr>
             </w:pPr>
             <w:r>
               <w:rPr>
-                <w:rFonts w:eastAsia="Calibri" w:cs="" w:ascii="Roboto" w:hAnsi="Roboto"/>
-                <w:kern w:val="0"/>
-                <w:sz w:val="22"/>
-                <w:szCs w:val="22"/>
-                <w:lang w:val="en-US" w:eastAsia="en-US" w:bidi="ar-SA"/>
-              </w:rPr>
-              <w:t>True Negative (TN)</w:t>
+                <w:rFonts w:ascii="Roboto" w:eastAsia="Calibri" w:hAnsi="Roboto"/>
+              </w:rPr>
+              <w:t xml:space="preserve">True </w:t>
+            </w:r>
+            <w:r>
+              <w:rPr>
+                <w:rFonts w:ascii="Roboto" w:eastAsia="Calibri" w:hAnsi="Roboto"/>
+              </w:rPr>
+              <w:t>Negative (TN)</w:t>
             </w:r>
           </w:p>
         </w:tc>
@@ -489,11 +382,6 @@
           <w:rFonts w:ascii="Roboto" w:hAnsi="Roboto"/>
         </w:rPr>
       </w:pPr>
-      <w:r>
-        <w:rPr>
-          <w:rFonts w:ascii="Roboto" w:hAnsi="Roboto"/>
-        </w:rPr>
-      </w:r>
     </w:p>
     <w:p>
       <w:pPr>
@@ -524,7 +412,21 @@
         <w:rPr>
           <w:rFonts w:ascii="Roboto" w:hAnsi="Roboto"/>
         </w:rPr>
-        <w:t>TP = 40 ( correctly Predicted Default )</w:t>
+        <w:t xml:space="preserve">TP = 40 </w:t>
+      </w:r>
+      <w:proofErr w:type="gramStart"/>
+      <w:r>
+        <w:rPr>
+          <w:rFonts w:ascii="Roboto" w:hAnsi="Roboto"/>
+        </w:rPr>
+        <w:t>( correctly</w:t>
+      </w:r>
+      <w:proofErr w:type="gramEnd"/>
+      <w:r>
+        <w:rPr>
+          <w:rFonts w:ascii="Roboto" w:hAnsi="Roboto"/>
+        </w:rPr>
+        <w:t xml:space="preserve"> Predicted Default )</w:t>
       </w:r>
     </w:p>
     <w:p>
@@ -542,7 +444,14 @@
         <w:rPr>
           <w:rFonts w:ascii="Roboto" w:hAnsi="Roboto"/>
         </w:rPr>
-        <w:t xml:space="preserve">FP = 10 ( </w:t>
+        <w:t xml:space="preserve">FP = 10 </w:t>
+      </w:r>
+      <w:proofErr w:type="gramStart"/>
+      <w:r>
+        <w:rPr>
+          <w:rFonts w:ascii="Roboto" w:hAnsi="Roboto"/>
+        </w:rPr>
+        <w:t xml:space="preserve">( </w:t>
       </w:r>
       <w:r>
         <w:rPr>
@@ -555,7 +464,14 @@
         <w:rPr>
           <w:rFonts w:ascii="Roboto" w:hAnsi="Roboto"/>
         </w:rPr>
-        <w:t>correctly Predicted Default )</w:t>
+        <w:t>correctly</w:t>
+      </w:r>
+      <w:proofErr w:type="gramEnd"/>
+      <w:r>
+        <w:rPr>
+          <w:rFonts w:ascii="Roboto" w:hAnsi="Roboto"/>
+        </w:rPr>
+        <w:t xml:space="preserve"> Predicted Default )</w:t>
       </w:r>
     </w:p>
     <w:p>
@@ -573,7 +489,14 @@
         <w:rPr>
           <w:rFonts w:ascii="Roboto" w:hAnsi="Roboto"/>
         </w:rPr>
-        <w:t xml:space="preserve">FN =   5 ( </w:t>
+        <w:t xml:space="preserve">FN =   5 </w:t>
+      </w:r>
+      <w:proofErr w:type="gramStart"/>
+      <w:r>
+        <w:rPr>
+          <w:rFonts w:ascii="Roboto" w:hAnsi="Roboto"/>
+        </w:rPr>
+        <w:t xml:space="preserve">( </w:t>
       </w:r>
       <w:r>
         <w:rPr>
@@ -586,15 +509,14 @@
         <w:rPr>
           <w:rFonts w:ascii="Roboto" w:hAnsi="Roboto"/>
         </w:rPr>
-        <w:t>corr</w:t>
-      </w:r>
-      <w:bookmarkStart w:id="0" w:name="_GoBack"/>
-      <w:bookmarkEnd w:id="0"/>
-      <w:r>
-        <w:rPr>
-          <w:rFonts w:ascii="Roboto" w:hAnsi="Roboto"/>
-        </w:rPr>
-        <w:t>ectly Predicted Non-default aka Missed Actual Defaulters )</w:t>
+        <w:t>correctly</w:t>
+      </w:r>
+      <w:proofErr w:type="gramEnd"/>
+      <w:r>
+        <w:rPr>
+          <w:rFonts w:ascii="Roboto" w:hAnsi="Roboto"/>
+        </w:rPr>
+        <w:t xml:space="preserve"> Predicted Non-default aka Missed Actual Defaulters )</w:t>
       </w:r>
     </w:p>
     <w:p>
@@ -612,47 +534,46 @@
         <w:rPr>
           <w:rFonts w:ascii="Roboto" w:hAnsi="Roboto"/>
         </w:rPr>
-        <w:t>TN = 45 ( correctly Predicted Non-default )</w:t>
-      </w:r>
-    </w:p>
-    <w:p>
-      <w:pPr>
-        <w:pStyle w:val="NoSpacing"/>
-        <w:rPr>
-          <w:rFonts w:ascii="Roboto" w:hAnsi="Roboto"/>
-        </w:rPr>
-      </w:pPr>
-      <w:r>
-        <w:rPr>
-          <w:rFonts w:ascii="Roboto" w:hAnsi="Roboto"/>
-        </w:rPr>
-      </w:r>
-    </w:p>
-    <w:p>
-      <w:pPr>
-        <w:pStyle w:val="NoSpacing"/>
-        <w:rPr>
-          <w:rFonts w:ascii="Roboto" w:hAnsi="Roboto"/>
-        </w:rPr>
-      </w:pPr>
-      <w:r>
-        <w:rPr>
-          <w:rFonts w:ascii="Roboto" w:hAnsi="Roboto"/>
-        </w:rPr>
-      </w:r>
-    </w:p>
-    <w:p>
-      <w:pPr>
-        <w:pStyle w:val="NoSpacing"/>
-        <w:rPr>
-          <w:rFonts w:ascii="Roboto" w:hAnsi="Roboto"/>
-        </w:rPr>
-      </w:pPr>
-      <w:r>
-        <w:rPr>
-          <w:rFonts w:ascii="Roboto" w:hAnsi="Roboto"/>
-        </w:rPr>
-      </w:r>
+        <w:t xml:space="preserve">TN = 45 </w:t>
+      </w:r>
+      <w:proofErr w:type="gramStart"/>
+      <w:r>
+        <w:rPr>
+          <w:rFonts w:ascii="Roboto" w:hAnsi="Roboto"/>
+        </w:rPr>
+        <w:t>( correctly</w:t>
+      </w:r>
+      <w:proofErr w:type="gramEnd"/>
+      <w:r>
+        <w:rPr>
+          <w:rFonts w:ascii="Roboto" w:hAnsi="Roboto"/>
+        </w:rPr>
+        <w:t xml:space="preserve"> Predicted Non-default )</w:t>
+      </w:r>
+    </w:p>
+    <w:p>
+      <w:pPr>
+        <w:pStyle w:val="NoSpacing"/>
+        <w:rPr>
+          <w:rFonts w:ascii="Roboto" w:hAnsi="Roboto"/>
+        </w:rPr>
+      </w:pPr>
+    </w:p>
+    <w:p>
+      <w:pPr>
+        <w:pStyle w:val="NoSpacing"/>
+        <w:rPr>
+          <w:rFonts w:ascii="Roboto" w:hAnsi="Roboto"/>
+        </w:rPr>
+      </w:pPr>
+    </w:p>
+    <w:p>
+      <w:pPr>
+        <w:pStyle w:val="NoSpacing"/>
+        <w:rPr>
+          <w:rFonts w:ascii="Roboto" w:hAnsi="Roboto"/>
+        </w:rPr>
+      </w:pPr>
     </w:p>
     <w:p>
       <w:pPr>
@@ -667,6 +588,7 @@
           <w:rFonts w:ascii="Roboto" w:hAnsi="Roboto"/>
           <w:color w:val="0070C0"/>
         </w:rPr>
+        <w:lastRenderedPageBreak/>
         <w:t>II. Precision</w:t>
       </w:r>
     </w:p>
@@ -677,11 +599,25 @@
           <w:rFonts w:ascii="Roboto" w:hAnsi="Roboto"/>
         </w:rPr>
       </w:pPr>
-      <w:r>
-        <w:rPr>
-          <w:rFonts w:ascii="Roboto" w:hAnsi="Roboto"/>
-        </w:rPr>
-        <w:t>Precision : Of all Predicted Defaults, how many were Actual Defaults?</w:t>
+      <w:proofErr w:type="gramStart"/>
+      <w:r>
+        <w:rPr>
+          <w:rFonts w:ascii="Roboto" w:hAnsi="Roboto"/>
+        </w:rPr>
+        <w:t>Precision :</w:t>
+      </w:r>
+      <w:proofErr w:type="gramEnd"/>
+      <w:r>
+        <w:rPr>
+          <w:rFonts w:ascii="Roboto" w:hAnsi="Roboto"/>
+        </w:rPr>
+        <w:t xml:space="preserve"> O</w:t>
+      </w:r>
+      <w:r>
+        <w:rPr>
+          <w:rFonts w:ascii="Roboto" w:hAnsi="Roboto"/>
+        </w:rPr>
+        <w:t>f all Predicted Defaults, how many were Actual Defaults?</w:t>
       </w:r>
     </w:p>
     <w:p>
@@ -696,13 +632,27 @@
           <w:rFonts w:ascii="Roboto" w:hAnsi="Roboto"/>
         </w:rPr>
         <w:t>Precision = TP / (TP + FP)</w:t>
+      </w:r>
+      <w:r>
+        <w:rPr>
+          <w:rFonts w:ascii="Roboto" w:hAnsi="Roboto"/>
+        </w:rPr>
         <w:tab/>
-      </w:r>
-      <w:r>
-        <w:rPr>
-          <w:rFonts w:ascii="Roboto" w:hAnsi="Roboto"/>
-        </w:rPr>
-        <w:t>e.g. 40 / (40 + 10)  =  40/50  =  0.80</w:t>
+        <w:t>e.g. 40 / (40 + 10</w:t>
+      </w:r>
+      <w:proofErr w:type="gramStart"/>
+      <w:r>
+        <w:rPr>
+          <w:rFonts w:ascii="Roboto" w:hAnsi="Roboto"/>
+        </w:rPr>
+        <w:t>)  =</w:t>
+      </w:r>
+      <w:proofErr w:type="gramEnd"/>
+      <w:r>
+        <w:rPr>
+          <w:rFonts w:ascii="Roboto" w:hAnsi="Roboto"/>
+        </w:rPr>
+        <w:t xml:space="preserve">  40/50  =  0.80</w:t>
       </w:r>
     </w:p>
     <w:p>
@@ -748,11 +698,6 @@
           <w:rFonts w:ascii="Roboto" w:hAnsi="Roboto"/>
         </w:rPr>
       </w:pPr>
-      <w:r>
-        <w:rPr>
-          <w:rFonts w:ascii="Roboto" w:hAnsi="Roboto"/>
-        </w:rPr>
-      </w:r>
     </w:p>
     <w:p>
       <w:pPr>
@@ -767,21 +712,36 @@
           <w:rFonts w:ascii="Roboto" w:hAnsi="Roboto"/>
           <w:color w:val="0070C0"/>
         </w:rPr>
-        <w:t>III. Recall (Sensitivity / True Positive Rate)</w:t>
-      </w:r>
-    </w:p>
-    <w:p>
-      <w:pPr>
-        <w:pStyle w:val="NoSpacing"/>
-        <w:rPr>
-          <w:rFonts w:ascii="Roboto" w:hAnsi="Roboto"/>
-        </w:rPr>
-      </w:pPr>
-      <w:r>
-        <w:rPr>
-          <w:rFonts w:ascii="Roboto" w:hAnsi="Roboto"/>
-        </w:rPr>
-        <w:t>Recall : Of all actual defaults, how many did the model detect?</w:t>
+        <w:t>III. Recall (Sen</w:t>
+      </w:r>
+      <w:r>
+        <w:rPr>
+          <w:rFonts w:ascii="Roboto" w:hAnsi="Roboto"/>
+          <w:color w:val="0070C0"/>
+        </w:rPr>
+        <w:t>sitivity / True Positive Rate)</w:t>
+      </w:r>
+    </w:p>
+    <w:p>
+      <w:pPr>
+        <w:pStyle w:val="NoSpacing"/>
+        <w:rPr>
+          <w:rFonts w:ascii="Roboto" w:hAnsi="Roboto"/>
+        </w:rPr>
+      </w:pPr>
+      <w:proofErr w:type="gramStart"/>
+      <w:r>
+        <w:rPr>
+          <w:rFonts w:ascii="Roboto" w:hAnsi="Roboto"/>
+        </w:rPr>
+        <w:t>Recall :</w:t>
+      </w:r>
+      <w:proofErr w:type="gramEnd"/>
+      <w:r>
+        <w:rPr>
+          <w:rFonts w:ascii="Roboto" w:hAnsi="Roboto"/>
+        </w:rPr>
+        <w:t xml:space="preserve"> Of all actual defaults, how many did the model detect?</w:t>
       </w:r>
     </w:p>
     <w:p>
@@ -796,8 +756,27 @@
           <w:rFonts w:ascii="Roboto" w:hAnsi="Roboto"/>
         </w:rPr>
         <w:t xml:space="preserve">Recall = TP / (TP + FN) </w:t>
+      </w:r>
+      <w:r>
+        <w:rPr>
+          <w:rFonts w:ascii="Roboto" w:hAnsi="Roboto"/>
+        </w:rPr>
         <w:tab/>
-        <w:t>e.g. 40 / (40 + 5)  =  40/45  =  0.89</w:t>
+        <w:t>e.g. 40 / (40 + 5</w:t>
+      </w:r>
+      <w:proofErr w:type="gramStart"/>
+      <w:r>
+        <w:rPr>
+          <w:rFonts w:ascii="Roboto" w:hAnsi="Roboto"/>
+        </w:rPr>
+        <w:t>)  =</w:t>
+      </w:r>
+      <w:proofErr w:type="gramEnd"/>
+      <w:r>
+        <w:rPr>
+          <w:rFonts w:ascii="Roboto" w:hAnsi="Roboto"/>
+        </w:rPr>
+        <w:t xml:space="preserve">  40/45  =  0.89</w:t>
       </w:r>
     </w:p>
     <w:p>
@@ -818,11 +797,6 @@
           <w:rFonts w:ascii="Roboto" w:hAnsi="Roboto"/>
         </w:rPr>
         <w:tab/>
-      </w:r>
-      <w:r>
-        <w:rPr>
-          <w:rFonts w:ascii="Roboto" w:hAnsi="Roboto"/>
-        </w:rPr>
         <w:t>89% of Actual defaulters were caught by the model.</w:t>
       </w:r>
     </w:p>
@@ -838,26 +812,22 @@
           <w:rFonts w:ascii="Roboto" w:hAnsi="Roboto"/>
         </w:rPr>
         <w:tab/>
-      </w:r>
-      <w:r>
-        <w:rPr>
-          <w:rFonts w:ascii="Roboto" w:hAnsi="Roboto"/>
-        </w:rPr>
-        <w:t>High Recall = Few false negatives (Fewer missed defaulters)</w:t>
-      </w:r>
-    </w:p>
-    <w:p>
-      <w:pPr>
-        <w:pStyle w:val="NoSpacing"/>
-        <w:rPr>
-          <w:rFonts w:ascii="Roboto" w:hAnsi="Roboto"/>
-        </w:rPr>
-      </w:pPr>
-      <w:r>
-        <w:rPr>
-          <w:rFonts w:ascii="Roboto" w:hAnsi="Roboto"/>
-        </w:rPr>
-      </w:r>
+        <w:t>High Recall = Few false negatives (Fewer mi</w:t>
+      </w:r>
+      <w:r>
+        <w:rPr>
+          <w:rFonts w:ascii="Roboto" w:hAnsi="Roboto"/>
+        </w:rPr>
+        <w:t>ssed defaulters)</w:t>
+      </w:r>
+    </w:p>
+    <w:p>
+      <w:pPr>
+        <w:pStyle w:val="NoSpacing"/>
+        <w:rPr>
+          <w:rFonts w:ascii="Roboto" w:hAnsi="Roboto"/>
+        </w:rPr>
+      </w:pPr>
     </w:p>
     <w:p>
       <w:pPr>
@@ -915,55 +885,86 @@
           <w:rFonts w:ascii="Roboto" w:hAnsi="Roboto"/>
         </w:rPr>
         <w:tab/>
+      </w:r>
+      <w:r>
+        <w:rPr>
+          <w:rFonts w:ascii="Roboto" w:hAnsi="Roboto"/>
+        </w:rPr>
         <w:tab/>
+      </w:r>
+      <w:r>
+        <w:rPr>
+          <w:rFonts w:ascii="Roboto" w:hAnsi="Roboto"/>
+        </w:rPr>
         <w:tab/>
+      </w:r>
+      <w:r>
+        <w:rPr>
+          <w:rFonts w:ascii="Roboto" w:hAnsi="Roboto"/>
+        </w:rPr>
         <w:tab/>
-      </w:r>
-      <w:r>
-        <w:rPr>
-          <w:rFonts w:ascii="Roboto" w:hAnsi="Roboto"/>
-        </w:rPr>
-        <w:t xml:space="preserve">e.g. </w:t>
-      </w:r>
-      <w:r>
-        <w:rPr>
-          <w:rFonts w:ascii="Roboto" w:hAnsi="Roboto"/>
-        </w:rPr>
-        <w:t>2*(0.80 * 0.89) / (0.80 + 0.89) = 0.8426</w:t>
-      </w:r>
-    </w:p>
-    <w:p>
-      <w:pPr>
-        <w:pStyle w:val="NoSpacing"/>
-        <w:rPr>
-          <w:rFonts w:ascii="Roboto" w:hAnsi="Roboto"/>
-        </w:rPr>
-      </w:pPr>
-      <w:r>
-        <w:rPr>
-          <w:rFonts w:ascii="Roboto" w:hAnsi="Roboto"/>
-        </w:rPr>
-        <w:t xml:space="preserve">→ </w:t>
-      </w:r>
-      <w:r>
-        <w:rPr>
-          <w:rFonts w:ascii="Roboto" w:hAnsi="Roboto"/>
-        </w:rPr>
-        <w:t>When FP and FN are both important, the model scores 84%</w:t>
-      </w:r>
-    </w:p>
-    <w:p>
-      <w:pPr>
-        <w:pStyle w:val="NoSpacing"/>
-        <w:rPr>
-          <w:rFonts w:ascii="Roboto" w:hAnsi="Roboto"/>
-        </w:rPr>
-      </w:pPr>
-      <w:r>
-        <w:rPr>
-          <w:rFonts w:ascii="Roboto" w:hAnsi="Roboto"/>
-        </w:rPr>
-      </w:r>
+        <w:t>e.g. 2*(0.80 * 0.89) / (0.80 + 0.89</w:t>
+      </w:r>
+      <w:proofErr w:type="gramStart"/>
+      <w:r>
+        <w:rPr>
+          <w:rFonts w:ascii="Roboto" w:hAnsi="Roboto"/>
+        </w:rPr>
+        <w:t xml:space="preserve">) </w:t>
+      </w:r>
+      <w:r>
+        <w:rPr>
+          <w:rFonts w:ascii="Roboto" w:hAnsi="Roboto"/>
+        </w:rPr>
+        <w:t xml:space="preserve"> </w:t>
+      </w:r>
+      <w:r>
+        <w:rPr>
+          <w:rFonts w:ascii="Roboto" w:hAnsi="Roboto"/>
+        </w:rPr>
+        <w:t>=</w:t>
+      </w:r>
+      <w:proofErr w:type="gramEnd"/>
+      <w:r>
+        <w:rPr>
+          <w:rFonts w:ascii="Roboto" w:hAnsi="Roboto"/>
+        </w:rPr>
+        <w:t xml:space="preserve"> </w:t>
+      </w:r>
+      <w:r>
+        <w:rPr>
+          <w:rFonts w:ascii="Roboto" w:hAnsi="Roboto"/>
+        </w:rPr>
+        <w:t xml:space="preserve"> </w:t>
+      </w:r>
+      <w:r>
+        <w:rPr>
+          <w:rFonts w:ascii="Roboto" w:hAnsi="Roboto"/>
+        </w:rPr>
+        <w:t>0.8426</w:t>
+      </w:r>
+    </w:p>
+    <w:p>
+      <w:pPr>
+        <w:pStyle w:val="NoSpacing"/>
+        <w:rPr>
+          <w:rFonts w:ascii="Roboto" w:hAnsi="Roboto"/>
+        </w:rPr>
+      </w:pPr>
+      <w:r>
+        <w:rPr>
+          <w:rFonts w:ascii="Roboto" w:hAnsi="Roboto"/>
+        </w:rPr>
+        <w:t>→ When FP and FN are both important, the model scores 84%</w:t>
+      </w:r>
+    </w:p>
+    <w:p>
+      <w:pPr>
+        <w:pStyle w:val="NoSpacing"/>
+        <w:rPr>
+          <w:rFonts w:ascii="Roboto" w:hAnsi="Roboto"/>
+        </w:rPr>
+      </w:pPr>
     </w:p>
     <w:p>
       <w:pPr>
@@ -988,11 +989,19 @@
           <w:rFonts w:ascii="Roboto" w:hAnsi="Roboto"/>
         </w:rPr>
       </w:pPr>
-      <w:r>
-        <w:rPr>
-          <w:rFonts w:ascii="Roboto" w:hAnsi="Roboto"/>
-        </w:rPr>
-        <w:t>Accuracy : Proportion of correct predictions versus all predictions</w:t>
+      <w:proofErr w:type="gramStart"/>
+      <w:r>
+        <w:rPr>
+          <w:rFonts w:ascii="Roboto" w:hAnsi="Roboto"/>
+        </w:rPr>
+        <w:t>Accuracy :</w:t>
+      </w:r>
+      <w:proofErr w:type="gramEnd"/>
+      <w:r>
+        <w:rPr>
+          <w:rFonts w:ascii="Roboto" w:hAnsi="Roboto"/>
+        </w:rPr>
+        <w:t xml:space="preserve"> Proportion of correct predictions versus all predictions</w:t>
       </w:r>
     </w:p>
     <w:p>
@@ -1021,62 +1030,124 @@
           <w:rFonts w:ascii="Roboto" w:hAnsi="Roboto"/>
         </w:rPr>
         <w:tab/>
+      </w:r>
+      <w:r>
+        <w:rPr>
+          <w:rFonts w:ascii="Roboto" w:hAnsi="Roboto"/>
+        </w:rPr>
         <w:tab/>
+      </w:r>
+      <w:r>
+        <w:rPr>
+          <w:rFonts w:ascii="Roboto" w:hAnsi="Roboto"/>
+        </w:rPr>
         <w:tab/>
+      </w:r>
+      <w:r>
+        <w:rPr>
+          <w:rFonts w:ascii="Roboto" w:hAnsi="Roboto"/>
+        </w:rPr>
         <w:tab/>
-      </w:r>
-      <w:r>
-        <w:rPr>
-          <w:rFonts w:ascii="Roboto" w:hAnsi="Roboto"/>
-        </w:rPr>
-        <w:t>e.g. (40 + 45) / (40 + 45 + 10 + 5) = 85/100 = 0.85</w:t>
-      </w:r>
-    </w:p>
-    <w:p>
-      <w:pPr>
-        <w:pStyle w:val="NoSpacing"/>
-        <w:rPr>
-          <w:rFonts w:ascii="Roboto" w:hAnsi="Roboto"/>
-        </w:rPr>
-      </w:pPr>
-      <w:r>
-        <w:rPr>
-          <w:rFonts w:ascii="Roboto" w:hAnsi="Roboto"/>
-        </w:rPr>
-        <w:t xml:space="preserve">→ </w:t>
-      </w:r>
-      <w:r>
-        <w:rPr>
-          <w:rFonts w:ascii="Roboto" w:hAnsi="Roboto"/>
-        </w:rPr>
-        <w:t>85% of the model predictions were correct. This can be misleading for imbalanced datasets.</w:t>
-      </w:r>
-    </w:p>
-    <w:p>
-      <w:pPr>
-        <w:pStyle w:val="NoSpacing"/>
-        <w:rPr>
-          <w:rFonts w:ascii="Roboto" w:hAnsi="Roboto"/>
-        </w:rPr>
-      </w:pPr>
-      <w:r>
-        <w:rPr>
-          <w:rFonts w:ascii="Roboto" w:hAnsi="Roboto"/>
-        </w:rPr>
-      </w:r>
-    </w:p>
-    <w:p>
-      <w:pPr>
-        <w:pStyle w:val="NoSpacing"/>
-        <w:rPr>
-          <w:rFonts w:ascii="Roboto" w:hAnsi="Roboto"/>
-        </w:rPr>
-      </w:pPr>
-      <w:r>
-        <w:rPr>
-          <w:rFonts w:ascii="Roboto" w:hAnsi="Roboto"/>
-        </w:rPr>
-      </w:r>
+        <w:t>e.g. (40 + 45) / (40 + 45 + 10 + 5</w:t>
+      </w:r>
+      <w:proofErr w:type="gramStart"/>
+      <w:r>
+        <w:rPr>
+          <w:rFonts w:ascii="Roboto" w:hAnsi="Roboto"/>
+        </w:rPr>
+        <w:t xml:space="preserve">) </w:t>
+      </w:r>
+      <w:r>
+        <w:rPr>
+          <w:rFonts w:ascii="Roboto" w:hAnsi="Roboto"/>
+        </w:rPr>
+        <w:t xml:space="preserve"> </w:t>
+      </w:r>
+      <w:r>
+        <w:rPr>
+          <w:rFonts w:ascii="Roboto" w:hAnsi="Roboto"/>
+        </w:rPr>
+        <w:t>=</w:t>
+      </w:r>
+      <w:proofErr w:type="gramEnd"/>
+      <w:r>
+        <w:rPr>
+          <w:rFonts w:ascii="Roboto" w:hAnsi="Roboto"/>
+        </w:rPr>
+        <w:t xml:space="preserve"> </w:t>
+      </w:r>
+      <w:r>
+        <w:rPr>
+          <w:rFonts w:ascii="Roboto" w:hAnsi="Roboto"/>
+        </w:rPr>
+        <w:t xml:space="preserve"> </w:t>
+      </w:r>
+      <w:r>
+        <w:rPr>
+          <w:rFonts w:ascii="Roboto" w:hAnsi="Roboto"/>
+        </w:rPr>
+        <w:t xml:space="preserve">85/100 </w:t>
+      </w:r>
+      <w:r>
+        <w:rPr>
+          <w:rFonts w:ascii="Roboto" w:hAnsi="Roboto"/>
+        </w:rPr>
+        <w:t xml:space="preserve"> </w:t>
+      </w:r>
+      <w:r>
+        <w:rPr>
+          <w:rFonts w:ascii="Roboto" w:hAnsi="Roboto"/>
+        </w:rPr>
+        <w:t xml:space="preserve">= </w:t>
+      </w:r>
+      <w:r>
+        <w:rPr>
+          <w:rFonts w:ascii="Roboto" w:hAnsi="Roboto"/>
+        </w:rPr>
+        <w:t xml:space="preserve"> </w:t>
+      </w:r>
+      <w:r>
+        <w:rPr>
+          <w:rFonts w:ascii="Roboto" w:hAnsi="Roboto"/>
+        </w:rPr>
+        <w:t>0.85</w:t>
+      </w:r>
+    </w:p>
+    <w:p>
+      <w:pPr>
+        <w:pStyle w:val="NoSpacing"/>
+        <w:rPr>
+          <w:rFonts w:ascii="Roboto" w:hAnsi="Roboto"/>
+        </w:rPr>
+      </w:pPr>
+      <w:r>
+        <w:rPr>
+          <w:rFonts w:ascii="Roboto" w:hAnsi="Roboto"/>
+        </w:rPr>
+        <w:t>→ 85% of the model predictions were correct. This can be misleading for imbalanced datase</w:t>
+      </w:r>
+      <w:r>
+        <w:rPr>
+          <w:rFonts w:ascii="Roboto" w:hAnsi="Roboto"/>
+        </w:rPr>
+        <w:t>ts.</w:t>
+      </w:r>
+    </w:p>
+    <w:p>
+      <w:pPr>
+        <w:pStyle w:val="NoSpacing"/>
+        <w:rPr>
+          <w:rFonts w:ascii="Roboto" w:hAnsi="Roboto"/>
+        </w:rPr>
+      </w:pPr>
+    </w:p>
+    <w:p>
+      <w:pPr>
+        <w:pStyle w:val="NoSpacing"/>
+        <w:rPr>
+          <w:rFonts w:ascii="Roboto" w:hAnsi="Roboto"/>
+        </w:rPr>
+      </w:pPr>
     </w:p>
     <w:p>
       <w:pPr>
@@ -1090,200 +1161,1187 @@
           <w:rFonts w:ascii="Roboto" w:hAnsi="Roboto"/>
           <w:color w:val="0070C0"/>
         </w:rPr>
-        <w:t xml:space="preserve">VI. AUC-ROC (Area Under the </w:t>
-      </w:r>
+        <w:t>VI. AUC-ROC (Area Under the Curve of the Receiver-Operating Characteristic)</w:t>
+      </w:r>
+    </w:p>
+    <w:p>
+      <w:pPr>
+        <w:pStyle w:val="NoSpacing"/>
+        <w:rPr>
+          <w:rFonts w:ascii="Roboto" w:hAnsi="Roboto"/>
+        </w:rPr>
+      </w:pPr>
+      <w:proofErr w:type="gramStart"/>
+      <w:r>
+        <w:rPr>
+          <w:rFonts w:ascii="Roboto" w:hAnsi="Roboto"/>
+        </w:rPr>
+        <w:t>ROC</w:t>
+      </w:r>
+      <w:r>
+        <w:rPr>
+          <w:rFonts w:ascii="Roboto" w:hAnsi="Roboto"/>
+        </w:rPr>
+        <w:t xml:space="preserve"> :</w:t>
+      </w:r>
+      <w:proofErr w:type="gramEnd"/>
+      <w:r>
+        <w:rPr>
+          <w:rFonts w:ascii="Roboto" w:hAnsi="Roboto"/>
+        </w:rPr>
+        <w:t xml:space="preserve"> shows the models ability to separate</w:t>
+      </w:r>
+      <w:r>
+        <w:rPr>
+          <w:rFonts w:ascii="Roboto" w:hAnsi="Roboto"/>
+        </w:rPr>
+        <w:t xml:space="preserve"> classes, for all classification thresholds.</w:t>
+      </w:r>
+    </w:p>
+    <w:p>
+      <w:pPr>
+        <w:pStyle w:val="NoSpacing"/>
+        <w:rPr>
+          <w:rFonts w:ascii="Roboto" w:hAnsi="Roboto"/>
+        </w:rPr>
+      </w:pPr>
+      <w:r>
+        <w:rPr>
+          <w:rFonts w:ascii="Roboto" w:hAnsi="Roboto"/>
+        </w:rPr>
+        <w:t xml:space="preserve">The area under the curve (AUC) </w:t>
+      </w:r>
+      <w:r>
+        <w:rPr>
+          <w:rFonts w:ascii="Roboto" w:hAnsi="Roboto"/>
+        </w:rPr>
+        <w:t xml:space="preserve">of the ROC, </w:t>
+      </w:r>
+      <w:r>
+        <w:rPr>
+          <w:rFonts w:ascii="Roboto" w:hAnsi="Roboto"/>
+        </w:rPr>
+        <w:t>is</w:t>
+      </w:r>
+      <w:r>
+        <w:rPr>
+          <w:rFonts w:ascii="Roboto" w:hAnsi="Roboto"/>
+        </w:rPr>
+        <w:t xml:space="preserve"> the </w:t>
+      </w:r>
+      <w:r>
+        <w:rPr>
+          <w:rFonts w:ascii="Roboto" w:hAnsi="Roboto" w:hint="eastAsia"/>
+        </w:rPr>
+        <w:t>performance metric.</w:t>
+      </w:r>
+    </w:p>
+    <w:p>
+      <w:pPr>
+        <w:pStyle w:val="NoSpacing"/>
+        <w:rPr>
+          <w:rFonts w:ascii="Roboto" w:hAnsi="Roboto"/>
+        </w:rPr>
+      </w:pPr>
+      <w:r>
+        <w:rPr>
+          <w:rFonts w:ascii="Roboto" w:hAnsi="Roboto"/>
+        </w:rPr>
+        <w:t xml:space="preserve">In he </w:t>
+      </w:r>
+      <w:proofErr w:type="gramStart"/>
+      <w:r>
+        <w:rPr>
+          <w:rFonts w:ascii="Roboto" w:hAnsi="Roboto"/>
+        </w:rPr>
+        <w:t>graph</w:t>
+      </w:r>
+      <w:proofErr w:type="gramEnd"/>
+      <w:r>
+        <w:rPr>
+          <w:rFonts w:ascii="Roboto" w:hAnsi="Roboto"/>
+        </w:rPr>
+        <w:t xml:space="preserve"> the </w:t>
+      </w:r>
+      <w:r>
+        <w:rPr>
+          <w:rFonts w:ascii="Roboto" w:hAnsi="Roboto"/>
+          <w:b/>
+        </w:rPr>
+        <w:t>F</w:t>
+      </w:r>
+      <w:r>
+        <w:rPr>
+          <w:rFonts w:ascii="Roboto" w:hAnsi="Roboto"/>
+          <w:b/>
+        </w:rPr>
+        <w:t>P</w:t>
+      </w:r>
+      <w:r>
+        <w:rPr>
+          <w:rFonts w:ascii="Roboto" w:hAnsi="Roboto"/>
+        </w:rPr>
+        <w:t xml:space="preserve"> rate</w:t>
+      </w:r>
+      <w:r>
+        <w:rPr>
+          <w:rFonts w:ascii="Roboto" w:hAnsi="Roboto"/>
+        </w:rPr>
+        <w:t xml:space="preserve"> is along the </w:t>
+      </w:r>
+      <w:r>
+        <w:rPr>
+          <w:rFonts w:ascii="Roboto" w:hAnsi="Roboto"/>
+          <w:b/>
+          <w:i/>
+        </w:rPr>
+        <w:t>x</w:t>
+      </w:r>
+      <w:r>
+        <w:rPr>
+          <w:rFonts w:ascii="Roboto" w:hAnsi="Roboto"/>
+        </w:rPr>
+        <w:t xml:space="preserve">-axis and the </w:t>
+      </w:r>
+      <w:r>
+        <w:rPr>
+          <w:rFonts w:ascii="Roboto" w:hAnsi="Roboto"/>
+          <w:b/>
+        </w:rPr>
+        <w:t>TP</w:t>
+      </w:r>
+      <w:r>
+        <w:rPr>
+          <w:rFonts w:ascii="Roboto" w:hAnsi="Roboto"/>
+        </w:rPr>
+        <w:t xml:space="preserve"> rate is along the </w:t>
+      </w:r>
+      <w:r>
+        <w:rPr>
+          <w:rFonts w:ascii="Roboto" w:hAnsi="Roboto"/>
+          <w:b/>
+          <w:i/>
+        </w:rPr>
+        <w:t>y</w:t>
+      </w:r>
+      <w:r>
+        <w:rPr>
+          <w:rFonts w:ascii="Roboto" w:hAnsi="Roboto"/>
+        </w:rPr>
+        <w:t>-axis.</w:t>
+      </w:r>
+    </w:p>
+    <w:p>
+      <w:pPr>
+        <w:pStyle w:val="NoSpacing"/>
+        <w:rPr>
+          <w:rFonts w:ascii="Roboto" w:hAnsi="Roboto"/>
+        </w:rPr>
+      </w:pPr>
+    </w:p>
+    <w:p>
+      <w:pPr>
+        <w:pStyle w:val="NoSpacing"/>
+        <w:rPr>
+          <w:rFonts w:ascii="Roboto" w:hAnsi="Roboto"/>
+        </w:rPr>
+      </w:pPr>
+      <w:r>
+        <w:rPr>
+          <w:rFonts w:ascii="Roboto" w:hAnsi="Roboto"/>
+        </w:rPr>
+        <w:t>AUC =</w:t>
+      </w:r>
+      <w:r>
+        <w:rPr>
+          <w:rFonts w:ascii="Roboto" w:hAnsi="Roboto"/>
+        </w:rPr>
+        <w:t xml:space="preserve"> </w:t>
+      </w:r>
+      <w:proofErr w:type="gramStart"/>
+      <w:r>
+        <w:rPr>
+          <w:rFonts w:ascii="Roboto" w:hAnsi="Roboto"/>
+        </w:rPr>
+        <w:t>1</w:t>
+      </w:r>
+      <w:r>
+        <w:rPr>
+          <w:rFonts w:ascii="Roboto" w:hAnsi="Roboto"/>
+        </w:rPr>
+        <w:t>.0</w:t>
+      </w:r>
+      <w:r>
+        <w:rPr>
+          <w:rFonts w:ascii="Roboto" w:hAnsi="Roboto"/>
+        </w:rPr>
+        <w:t xml:space="preserve">  »</w:t>
+      </w:r>
+      <w:proofErr w:type="gramEnd"/>
+      <w:r>
+        <w:rPr>
+          <w:rFonts w:ascii="Roboto" w:hAnsi="Roboto"/>
+        </w:rPr>
+        <w:t xml:space="preserve">  Best possible performance. Perfect.</w:t>
+      </w:r>
+    </w:p>
+    <w:p>
+      <w:pPr>
+        <w:pStyle w:val="NoSpacing"/>
+        <w:rPr>
+          <w:rFonts w:ascii="Roboto" w:hAnsi="Roboto"/>
+        </w:rPr>
+      </w:pPr>
+      <w:r>
+        <w:rPr>
+          <w:rFonts w:ascii="Roboto" w:hAnsi="Roboto"/>
+        </w:rPr>
+        <w:t xml:space="preserve">AUC = </w:t>
+      </w:r>
+      <w:proofErr w:type="gramStart"/>
+      <w:r>
+        <w:rPr>
+          <w:rFonts w:ascii="Roboto" w:hAnsi="Roboto"/>
+        </w:rPr>
+        <w:t xml:space="preserve">0.5  </w:t>
+      </w:r>
+      <w:r>
+        <w:rPr>
+          <w:rFonts w:ascii="Roboto" w:hAnsi="Roboto"/>
+        </w:rPr>
+        <w:t>»</w:t>
+      </w:r>
+      <w:proofErr w:type="gramEnd"/>
+      <w:r>
+        <w:rPr>
+          <w:rFonts w:ascii="Roboto" w:hAnsi="Roboto"/>
+        </w:rPr>
+        <w:t xml:space="preserve">  Random performance.</w:t>
+      </w:r>
+      <w:r>
+        <w:rPr>
+          <w:rFonts w:ascii="Roboto" w:hAnsi="Roboto"/>
+        </w:rPr>
+        <w:t xml:space="preserve"> Average.</w:t>
+      </w:r>
+    </w:p>
+    <w:p>
+      <w:pPr>
+        <w:pStyle w:val="NoSpacing"/>
+        <w:rPr>
+          <w:rFonts w:ascii="Roboto" w:hAnsi="Roboto"/>
+        </w:rPr>
+      </w:pPr>
+      <w:r>
+        <w:rPr>
+          <w:rFonts w:ascii="Roboto" w:hAnsi="Roboto"/>
+        </w:rPr>
+        <w:t xml:space="preserve">AUC = </w:t>
+      </w:r>
+      <w:proofErr w:type="gramStart"/>
+      <w:r>
+        <w:rPr>
+          <w:rFonts w:ascii="Roboto" w:hAnsi="Roboto"/>
+        </w:rPr>
+        <w:t>0</w:t>
+      </w:r>
+      <w:r>
+        <w:rPr>
+          <w:rFonts w:ascii="Roboto" w:hAnsi="Roboto"/>
+        </w:rPr>
+        <w:t>.0</w:t>
+      </w:r>
+      <w:r>
+        <w:rPr>
+          <w:rFonts w:ascii="Roboto" w:hAnsi="Roboto"/>
+        </w:rPr>
+        <w:t xml:space="preserve">  </w:t>
+      </w:r>
+      <w:r>
+        <w:rPr>
+          <w:rFonts w:ascii="Roboto" w:hAnsi="Roboto"/>
+        </w:rPr>
+        <w:t>»</w:t>
+      </w:r>
+      <w:proofErr w:type="gramEnd"/>
+      <w:r>
+        <w:rPr>
+          <w:rFonts w:ascii="Roboto" w:hAnsi="Roboto"/>
+        </w:rPr>
+        <w:t xml:space="preserve">  Worst possible performance.</w:t>
+      </w:r>
+      <w:r>
+        <w:rPr>
+          <w:rFonts w:ascii="Roboto" w:hAnsi="Roboto"/>
+        </w:rPr>
+        <w:t xml:space="preserve"> Useless.</w:t>
+      </w:r>
+    </w:p>
+    <w:p>
+      <w:pPr>
+        <w:pStyle w:val="NoSpacing"/>
+        <w:rPr>
+          <w:rFonts w:ascii="Roboto" w:hAnsi="Roboto"/>
+        </w:rPr>
+      </w:pPr>
+    </w:p>
+    <w:p>
+      <w:pPr>
+        <w:pStyle w:val="NoSpacing"/>
+        <w:rPr>
+          <w:rFonts w:ascii="Roboto" w:hAnsi="Roboto"/>
+        </w:rPr>
+      </w:pPr>
+      <w:r>
+        <w:rPr>
+          <w:rFonts w:ascii="Roboto" w:hAnsi="Roboto"/>
+        </w:rPr>
+        <w:t>→</w:t>
+      </w:r>
+      <w:r>
+        <w:rPr>
+          <w:rFonts w:ascii="Roboto" w:hAnsi="Roboto"/>
+        </w:rPr>
+        <w:t xml:space="preserve"> AUC = 0.92 means a 92% chance of scoring a defaulter higher than a non-defaulter.</w:t>
+      </w:r>
+    </w:p>
+    <w:p>
+      <w:pPr>
+        <w:pStyle w:val="NoSpacing"/>
+        <w:rPr>
+          <w:rFonts w:ascii="Roboto" w:hAnsi="Roboto"/>
+        </w:rPr>
+      </w:pPr>
+    </w:p>
+    <w:p>
+      <w:pPr>
+        <w:pStyle w:val="NoSpacing"/>
+        <w:rPr>
+          <w:rFonts w:ascii="Roboto" w:hAnsi="Roboto"/>
+        </w:rPr>
+      </w:pPr>
       <w:r>
         <w:rPr>
           <w:rFonts w:ascii="Roboto" w:hAnsi="Roboto"/>
           <w:color w:val="0070C0"/>
         </w:rPr>
-        <w:t>Curve of the</w:t>
-      </w:r>
+        <w:t>Summary of Metrics</w:t>
+      </w:r>
+    </w:p>
+    <w:tbl>
+      <w:tblPr>
+        <w:tblStyle w:val="TableGrid"/>
+        <w:tblW w:w="0" w:type="auto"/>
+        <w:tblLook w:val="04A0" w:firstRow="1" w:lastRow="0" w:firstColumn="1" w:lastColumn="0" w:noHBand="0" w:noVBand="1"/>
+      </w:tblPr>
+      <w:tblGrid>
+        <w:gridCol w:w="2268"/>
+        <w:gridCol w:w="3544"/>
+        <w:gridCol w:w="3300"/>
+      </w:tblGrid>
+      <w:tr>
+        <w:tc>
+          <w:tcPr>
+            <w:tcW w:w="2268" w:type="dxa"/>
+            <w:tcBorders>
+              <w:top w:val="nil"/>
+              <w:left w:val="nil"/>
+              <w:bottom w:val="single" w:sz="4" w:space="0" w:color="auto"/>
+              <w:right w:val="single" w:sz="4" w:space="0" w:color="auto"/>
+            </w:tcBorders>
+          </w:tcPr>
+          <w:p>
+            <w:pPr>
+              <w:pStyle w:val="NoSpacing"/>
+              <w:jc w:val="center"/>
+              <w:rPr>
+                <w:rFonts w:ascii="Roboto" w:hAnsi="Roboto"/>
+              </w:rPr>
+            </w:pPr>
+            <w:r>
+              <w:rPr>
+                <w:rFonts w:ascii="Roboto" w:hAnsi="Roboto"/>
+              </w:rPr>
+              <w:t>Name</w:t>
+            </w:r>
+          </w:p>
+        </w:tc>
+        <w:tc>
+          <w:tcPr>
+            <w:tcW w:w="3544" w:type="dxa"/>
+            <w:tcBorders>
+              <w:top w:val="nil"/>
+              <w:left w:val="single" w:sz="4" w:space="0" w:color="auto"/>
+            </w:tcBorders>
+          </w:tcPr>
+          <w:p>
+            <w:pPr>
+              <w:pStyle w:val="NoSpacing"/>
+              <w:jc w:val="center"/>
+              <w:rPr>
+                <w:rFonts w:ascii="Roboto" w:hAnsi="Roboto"/>
+              </w:rPr>
+            </w:pPr>
+            <w:r>
+              <w:rPr>
+                <w:rFonts w:ascii="Roboto" w:hAnsi="Roboto"/>
+              </w:rPr>
+              <w:t>Measurement</w:t>
+            </w:r>
+          </w:p>
+        </w:tc>
+        <w:tc>
+          <w:tcPr>
+            <w:tcW w:w="3300" w:type="dxa"/>
+            <w:tcBorders>
+              <w:top w:val="nil"/>
+            </w:tcBorders>
+          </w:tcPr>
+          <w:p>
+            <w:pPr>
+              <w:pStyle w:val="NoSpacing"/>
+              <w:jc w:val="center"/>
+              <w:rPr>
+                <w:rFonts w:ascii="Roboto" w:hAnsi="Roboto"/>
+              </w:rPr>
+            </w:pPr>
+            <w:r>
+              <w:rPr>
+                <w:rFonts w:ascii="Roboto" w:hAnsi="Roboto"/>
+              </w:rPr>
+              <w:t>Interpretation</w:t>
+            </w:r>
+          </w:p>
+        </w:tc>
+      </w:tr>
+      <w:tr>
+        <w:tc>
+          <w:tcPr>
+            <w:tcW w:w="2268" w:type="dxa"/>
+            <w:tcBorders>
+              <w:top w:val="single" w:sz="4" w:space="0" w:color="auto"/>
+              <w:left w:val="nil"/>
+            </w:tcBorders>
+          </w:tcPr>
+          <w:p>
+            <w:pPr>
+              <w:pStyle w:val="NoSpacing"/>
+              <w:rPr>
+                <w:rFonts w:ascii="Roboto" w:hAnsi="Roboto"/>
+              </w:rPr>
+            </w:pPr>
+            <w:proofErr w:type="spellStart"/>
+            <w:r>
+              <w:rPr>
+                <w:rFonts w:ascii="Roboto" w:hAnsi="Roboto"/>
+              </w:rPr>
+              <w:t>i</w:t>
+            </w:r>
+            <w:proofErr w:type="spellEnd"/>
+            <w:r>
+              <w:rPr>
+                <w:rFonts w:ascii="Roboto" w:hAnsi="Roboto"/>
+              </w:rPr>
+              <w:t xml:space="preserve">. </w:t>
+            </w:r>
+            <w:r>
+              <w:rPr>
+                <w:rFonts w:ascii="Roboto" w:hAnsi="Roboto"/>
+              </w:rPr>
+              <w:t>Confusion Matrix</w:t>
+            </w:r>
+          </w:p>
+        </w:tc>
+        <w:tc>
+          <w:tcPr>
+            <w:tcW w:w="3544" w:type="dxa"/>
+          </w:tcPr>
+          <w:p>
+            <w:pPr>
+              <w:pStyle w:val="NoSpacing"/>
+              <w:rPr>
+                <w:rFonts w:ascii="Roboto" w:hAnsi="Roboto"/>
+              </w:rPr>
+            </w:pPr>
+            <w:r>
+              <w:rPr>
+                <w:rFonts w:ascii="Roboto" w:hAnsi="Roboto"/>
+              </w:rPr>
+              <w:t>Counts of TP, FP, TN, FN</w:t>
+            </w:r>
+          </w:p>
+        </w:tc>
+        <w:tc>
+          <w:tcPr>
+            <w:tcW w:w="3300" w:type="dxa"/>
+          </w:tcPr>
+          <w:p>
+            <w:pPr>
+              <w:pStyle w:val="NoSpacing"/>
+              <w:rPr>
+                <w:rFonts w:ascii="Roboto" w:hAnsi="Roboto"/>
+              </w:rPr>
+            </w:pPr>
+            <w:r>
+              <w:rPr>
+                <w:rFonts w:ascii="Roboto" w:hAnsi="Roboto"/>
+              </w:rPr>
+              <w:t>Raw outcome counts</w:t>
+            </w:r>
+          </w:p>
+        </w:tc>
+      </w:tr>
+      <w:tr>
+        <w:trPr>
+          <w:trHeight w:val="293"/>
+        </w:trPr>
+        <w:tc>
+          <w:tcPr>
+            <w:tcW w:w="2268" w:type="dxa"/>
+            <w:tcBorders>
+              <w:left w:val="nil"/>
+            </w:tcBorders>
+          </w:tcPr>
+          <w:p>
+            <w:pPr>
+              <w:pStyle w:val="NoSpacing"/>
+              <w:rPr>
+                <w:rFonts w:ascii="Roboto" w:hAnsi="Roboto"/>
+              </w:rPr>
+            </w:pPr>
+            <w:r>
+              <w:rPr>
+                <w:rFonts w:ascii="Roboto" w:hAnsi="Roboto"/>
+              </w:rPr>
+              <w:t xml:space="preserve">ii. </w:t>
+            </w:r>
+            <w:r>
+              <w:rPr>
+                <w:rFonts w:ascii="Roboto" w:hAnsi="Roboto"/>
+              </w:rPr>
+              <w:t>Precision</w:t>
+            </w:r>
+          </w:p>
+        </w:tc>
+        <w:tc>
+          <w:tcPr>
+            <w:tcW w:w="3544" w:type="dxa"/>
+          </w:tcPr>
+          <w:p>
+            <w:pPr>
+              <w:pStyle w:val="NoSpacing"/>
+              <w:rPr>
+                <w:rFonts w:ascii="Roboto" w:hAnsi="Roboto"/>
+              </w:rPr>
+            </w:pPr>
+            <w:r>
+              <w:rPr>
+                <w:rFonts w:ascii="Roboto" w:hAnsi="Roboto"/>
+              </w:rPr>
+              <w:t>TP / (TP + FP)</w:t>
+            </w:r>
+          </w:p>
+        </w:tc>
+        <w:tc>
+          <w:tcPr>
+            <w:tcW w:w="3300" w:type="dxa"/>
+          </w:tcPr>
+          <w:p>
+            <w:pPr>
+              <w:pStyle w:val="NoSpacing"/>
+              <w:rPr>
+                <w:rFonts w:ascii="Roboto" w:hAnsi="Roboto"/>
+              </w:rPr>
+            </w:pPr>
+            <w:r>
+              <w:rPr>
+                <w:rFonts w:ascii="Roboto" w:hAnsi="Roboto"/>
+              </w:rPr>
+              <w:t>Correct % of Positive predictions</w:t>
+            </w:r>
+          </w:p>
+        </w:tc>
+      </w:tr>
+      <w:tr>
+        <w:tc>
+          <w:tcPr>
+            <w:tcW w:w="2268" w:type="dxa"/>
+            <w:tcBorders>
+              <w:left w:val="nil"/>
+            </w:tcBorders>
+          </w:tcPr>
+          <w:p>
+            <w:pPr>
+              <w:pStyle w:val="NoSpacing"/>
+              <w:rPr>
+                <w:rFonts w:ascii="Roboto" w:hAnsi="Roboto"/>
+              </w:rPr>
+            </w:pPr>
+            <w:r>
+              <w:rPr>
+                <w:rFonts w:ascii="Roboto" w:hAnsi="Roboto"/>
+              </w:rPr>
+              <w:t xml:space="preserve">iii. </w:t>
+            </w:r>
+            <w:r>
+              <w:rPr>
+                <w:rFonts w:ascii="Roboto" w:hAnsi="Roboto"/>
+              </w:rPr>
+              <w:t>Recall</w:t>
+            </w:r>
+          </w:p>
+        </w:tc>
+        <w:tc>
+          <w:tcPr>
+            <w:tcW w:w="3544" w:type="dxa"/>
+          </w:tcPr>
+          <w:p>
+            <w:pPr>
+              <w:pStyle w:val="NoSpacing"/>
+              <w:rPr>
+                <w:rFonts w:ascii="Roboto" w:hAnsi="Roboto"/>
+              </w:rPr>
+            </w:pPr>
+            <w:r>
+              <w:rPr>
+                <w:rFonts w:ascii="Roboto" w:hAnsi="Roboto"/>
+              </w:rPr>
+              <w:t>TP / (TP + FN)</w:t>
+            </w:r>
+          </w:p>
+        </w:tc>
+        <w:tc>
+          <w:tcPr>
+            <w:tcW w:w="3300" w:type="dxa"/>
+          </w:tcPr>
+          <w:p>
+            <w:pPr>
+              <w:pStyle w:val="NoSpacing"/>
+              <w:rPr>
+                <w:rFonts w:ascii="Roboto" w:hAnsi="Roboto"/>
+              </w:rPr>
+            </w:pPr>
+            <w:r>
+              <w:rPr>
+                <w:rFonts w:ascii="Roboto" w:hAnsi="Roboto"/>
+              </w:rPr>
+              <w:t>Coverage of Actual Positives</w:t>
+            </w:r>
+          </w:p>
+        </w:tc>
+      </w:tr>
+      <w:tr>
+        <w:tc>
+          <w:tcPr>
+            <w:tcW w:w="2268" w:type="dxa"/>
+            <w:tcBorders>
+              <w:left w:val="nil"/>
+            </w:tcBorders>
+          </w:tcPr>
+          <w:p>
+            <w:pPr>
+              <w:pStyle w:val="NoSpacing"/>
+              <w:rPr>
+                <w:rFonts w:ascii="Roboto" w:hAnsi="Roboto"/>
+              </w:rPr>
+            </w:pPr>
+            <w:r>
+              <w:rPr>
+                <w:rFonts w:ascii="Roboto" w:hAnsi="Roboto"/>
+              </w:rPr>
+              <w:t xml:space="preserve">iv. </w:t>
+            </w:r>
+            <w:r>
+              <w:rPr>
+                <w:rFonts w:ascii="Roboto" w:hAnsi="Roboto"/>
+              </w:rPr>
+              <w:t>F1-Score</w:t>
+            </w:r>
+          </w:p>
+        </w:tc>
+        <w:tc>
+          <w:tcPr>
+            <w:tcW w:w="3544" w:type="dxa"/>
+          </w:tcPr>
+          <w:p>
+            <w:pPr>
+              <w:pStyle w:val="NoSpacing"/>
+              <w:rPr>
+                <w:rFonts w:ascii="Roboto" w:hAnsi="Roboto"/>
+              </w:rPr>
+            </w:pPr>
+            <w:r>
+              <w:rPr>
+                <w:rFonts w:ascii="Roboto" w:hAnsi="Roboto"/>
+              </w:rPr>
+              <w:t xml:space="preserve">2*( ii * iii ) / ( ii </w:t>
+            </w:r>
+            <w:r>
+              <w:rPr>
+                <w:rFonts w:ascii="Roboto" w:hAnsi="Roboto"/>
+                <w:b/>
+              </w:rPr>
+              <w:t>+</w:t>
+            </w:r>
+            <w:r>
+              <w:rPr>
+                <w:rFonts w:ascii="Roboto" w:hAnsi="Roboto"/>
+              </w:rPr>
+              <w:t xml:space="preserve"> iii )</w:t>
+            </w:r>
+          </w:p>
+        </w:tc>
+        <w:tc>
+          <w:tcPr>
+            <w:tcW w:w="3300" w:type="dxa"/>
+          </w:tcPr>
+          <w:p>
+            <w:pPr>
+              <w:pStyle w:val="NoSpacing"/>
+              <w:rPr>
+                <w:rFonts w:ascii="Roboto" w:hAnsi="Roboto"/>
+              </w:rPr>
+            </w:pPr>
+            <w:r>
+              <w:rPr>
+                <w:rFonts w:ascii="Roboto" w:hAnsi="Roboto"/>
+              </w:rPr>
+              <w:t>Balance of Precision and Recall</w:t>
+            </w:r>
+          </w:p>
+        </w:tc>
+      </w:tr>
+      <w:tr>
+        <w:tc>
+          <w:tcPr>
+            <w:tcW w:w="2268" w:type="dxa"/>
+            <w:tcBorders>
+              <w:left w:val="nil"/>
+            </w:tcBorders>
+          </w:tcPr>
+          <w:p>
+            <w:pPr>
+              <w:pStyle w:val="NoSpacing"/>
+              <w:rPr>
+                <w:rFonts w:ascii="Roboto" w:hAnsi="Roboto"/>
+              </w:rPr>
+            </w:pPr>
+            <w:r>
+              <w:rPr>
+                <w:rFonts w:ascii="Roboto" w:hAnsi="Roboto"/>
+              </w:rPr>
+              <w:t xml:space="preserve">v. </w:t>
+            </w:r>
+            <w:r>
+              <w:rPr>
+                <w:rFonts w:ascii="Roboto" w:hAnsi="Roboto"/>
+              </w:rPr>
+              <w:t>Accuracy</w:t>
+            </w:r>
+          </w:p>
+        </w:tc>
+        <w:tc>
+          <w:tcPr>
+            <w:tcW w:w="3544" w:type="dxa"/>
+          </w:tcPr>
+          <w:p>
+            <w:pPr>
+              <w:pStyle w:val="NoSpacing"/>
+              <w:rPr>
+                <w:rFonts w:ascii="Roboto" w:hAnsi="Roboto"/>
+              </w:rPr>
+            </w:pPr>
+            <w:r>
+              <w:rPr>
+                <w:rFonts w:ascii="Roboto" w:hAnsi="Roboto"/>
+              </w:rPr>
+              <w:t xml:space="preserve">(TP+TN) / (TP + FP + TN + </w:t>
+            </w:r>
+            <w:r>
+              <w:rPr>
+                <w:rFonts w:ascii="Roboto" w:hAnsi="Roboto"/>
+              </w:rPr>
+              <w:t>FN</w:t>
+            </w:r>
+            <w:r>
+              <w:rPr>
+                <w:rFonts w:ascii="Roboto" w:hAnsi="Roboto"/>
+              </w:rPr>
+              <w:t>)</w:t>
+            </w:r>
+          </w:p>
+        </w:tc>
+        <w:tc>
+          <w:tcPr>
+            <w:tcW w:w="3300" w:type="dxa"/>
+          </w:tcPr>
+          <w:p>
+            <w:pPr>
+              <w:pStyle w:val="NoSpacing"/>
+              <w:rPr>
+                <w:rFonts w:ascii="Roboto" w:hAnsi="Roboto"/>
+              </w:rPr>
+            </w:pPr>
+            <w:r>
+              <w:rPr>
+                <w:rFonts w:ascii="Roboto" w:hAnsi="Roboto"/>
+              </w:rPr>
+              <w:t>Overall correctness</w:t>
+            </w:r>
+          </w:p>
+        </w:tc>
+      </w:tr>
+      <w:tr>
+        <w:tc>
+          <w:tcPr>
+            <w:tcW w:w="2268" w:type="dxa"/>
+            <w:tcBorders>
+              <w:left w:val="nil"/>
+            </w:tcBorders>
+          </w:tcPr>
+          <w:p>
+            <w:pPr>
+              <w:pStyle w:val="NoSpacing"/>
+              <w:rPr>
+                <w:rFonts w:ascii="Roboto" w:hAnsi="Roboto"/>
+              </w:rPr>
+            </w:pPr>
+            <w:r>
+              <w:rPr>
+                <w:rFonts w:ascii="Roboto" w:hAnsi="Roboto"/>
+              </w:rPr>
+              <w:t xml:space="preserve">vi. </w:t>
+            </w:r>
+            <w:r>
+              <w:rPr>
+                <w:rFonts w:ascii="Roboto" w:hAnsi="Roboto"/>
+              </w:rPr>
+              <w:t>AUC-ROC</w:t>
+            </w:r>
+          </w:p>
+        </w:tc>
+        <w:tc>
+          <w:tcPr>
+            <w:tcW w:w="3544" w:type="dxa"/>
+          </w:tcPr>
+          <w:p>
+            <w:pPr>
+              <w:pStyle w:val="NoSpacing"/>
+              <w:rPr>
+                <w:rFonts w:ascii="Roboto" w:hAnsi="Roboto"/>
+              </w:rPr>
+            </w:pPr>
+            <w:r>
+              <w:rPr>
+                <w:rFonts w:ascii="Roboto" w:hAnsi="Roboto"/>
+              </w:rPr>
+              <w:t xml:space="preserve">Area under the </w:t>
+            </w:r>
+            <w:r>
+              <w:rPr>
+                <w:rFonts w:ascii="Roboto" w:hAnsi="Roboto"/>
+              </w:rPr>
+              <w:t>Curve</w:t>
+            </w:r>
+            <w:r>
+              <w:rPr>
+                <w:rFonts w:ascii="Roboto" w:hAnsi="Roboto"/>
+              </w:rPr>
+              <w:t xml:space="preserve"> of the </w:t>
+            </w:r>
+            <w:r>
+              <w:rPr>
+                <w:rFonts w:ascii="Roboto" w:hAnsi="Roboto"/>
+              </w:rPr>
+              <w:t xml:space="preserve">ROC </w:t>
+            </w:r>
+          </w:p>
+        </w:tc>
+        <w:tc>
+          <w:tcPr>
+            <w:tcW w:w="3300" w:type="dxa"/>
+          </w:tcPr>
+          <w:p>
+            <w:pPr>
+              <w:pStyle w:val="NoSpacing"/>
+              <w:rPr>
+                <w:rFonts w:ascii="Roboto" w:hAnsi="Roboto"/>
+              </w:rPr>
+            </w:pPr>
+            <w:r>
+              <w:rPr>
+                <w:rFonts w:ascii="Roboto" w:hAnsi="Roboto"/>
+              </w:rPr>
+              <w:t>Class separation ability</w:t>
+            </w:r>
+          </w:p>
+        </w:tc>
+      </w:tr>
+    </w:tbl>
+    <w:p>
+      <w:pPr>
+        <w:pStyle w:val="NoSpacing"/>
+        <w:rPr>
+          <w:rFonts w:ascii="Roboto" w:hAnsi="Roboto"/>
+        </w:rPr>
+      </w:pPr>
+    </w:p>
+    <w:p>
+      <w:pPr>
+        <w:pStyle w:val="NoSpacing"/>
+        <w:rPr>
+          <w:rFonts w:ascii="Roboto" w:hAnsi="Roboto"/>
+        </w:rPr>
+      </w:pPr>
+    </w:p>
+    <w:p>
+      <w:pPr>
+        <w:pStyle w:val="NoSpacing"/>
+        <w:rPr>
+          <w:rFonts w:ascii="Roboto" w:hAnsi="Roboto"/>
+        </w:rPr>
+      </w:pPr>
+    </w:p>
+    <w:p>
+      <w:pPr>
+        <w:pStyle w:val="NoSpacing"/>
+        <w:rPr>
+          <w:rFonts w:ascii="Roboto" w:hAnsi="Roboto"/>
+        </w:rPr>
+      </w:pPr>
       <w:r>
         <w:rPr>
           <w:rFonts w:ascii="Roboto" w:hAnsi="Roboto"/>
           <w:color w:val="0070C0"/>
         </w:rPr>
-        <w:t xml:space="preserve"> Receiver-Operating C</w:t>
-      </w:r>
-      <w:r>
-        <w:rPr>
-          <w:rFonts w:ascii="Roboto" w:hAnsi="Roboto"/>
-          <w:color w:val="0070C0"/>
-        </w:rPr>
-        <w:t>haracteristic</w:t>
-      </w:r>
-      <w:r>
-        <w:rPr>
-          <w:rFonts w:ascii="Roboto" w:hAnsi="Roboto"/>
-          <w:color w:val="0070C0"/>
-        </w:rPr>
-        <w:t>)</w:t>
-      </w:r>
-    </w:p>
-    <w:p>
-      <w:pPr>
-        <w:pStyle w:val="NoSpacing"/>
-        <w:rPr>
-          <w:rFonts w:ascii="Roboto" w:hAnsi="Roboto"/>
-        </w:rPr>
-      </w:pPr>
-      <w:r>
-        <w:rPr>
-          <w:rFonts w:ascii="Roboto" w:hAnsi="Roboto"/>
-        </w:rPr>
-      </w:r>
-    </w:p>
-    <w:p>
-      <w:pPr>
-        <w:pStyle w:val="NoSpacing"/>
-        <w:rPr>
-          <w:rFonts w:ascii="Roboto" w:hAnsi="Roboto"/>
-        </w:rPr>
-      </w:pPr>
-      <w:r>
-        <w:rPr>
-          <w:rFonts w:ascii="Roboto" w:hAnsi="Roboto"/>
-        </w:rPr>
-      </w:r>
-    </w:p>
-    <w:p>
-      <w:pPr>
-        <w:pStyle w:val="NoSpacing"/>
-        <w:rPr>
-          <w:rFonts w:ascii="Roboto" w:hAnsi="Roboto"/>
-        </w:rPr>
-      </w:pPr>
-      <w:r>
-        <w:rPr>
-          <w:rFonts w:ascii="Roboto" w:hAnsi="Roboto"/>
-        </w:rPr>
-      </w:r>
-    </w:p>
-    <w:p>
-      <w:pPr>
-        <w:pStyle w:val="NoSpacing"/>
-        <w:rPr>
-          <w:rFonts w:ascii="Roboto" w:hAnsi="Roboto"/>
-        </w:rPr>
-      </w:pPr>
-      <w:r>
-        <w:rPr>
-          <w:rFonts w:ascii="Roboto" w:hAnsi="Roboto"/>
-          <w:color w:val="0070C0"/>
-        </w:rPr>
-        <w:t>Summary of Metrics</w:t>
-      </w:r>
-    </w:p>
-    <w:p>
-      <w:pPr>
-        <w:pStyle w:val="NoSpacing"/>
-        <w:rPr>
-          <w:rFonts w:ascii="Roboto" w:hAnsi="Roboto"/>
-        </w:rPr>
-      </w:pPr>
-      <w:r>
-        <w:rPr>
-          <w:rFonts w:ascii="Roboto" w:hAnsi="Roboto"/>
-        </w:rPr>
-      </w:r>
-    </w:p>
-    <w:p>
-      <w:pPr>
-        <w:pStyle w:val="NoSpacing"/>
-        <w:rPr>
-          <w:rFonts w:ascii="Roboto" w:hAnsi="Roboto"/>
-        </w:rPr>
-      </w:pPr>
-      <w:r>
-        <w:rPr>
-          <w:rFonts w:ascii="Roboto" w:hAnsi="Roboto"/>
-        </w:rPr>
-      </w:r>
-    </w:p>
-    <w:p>
-      <w:pPr>
-        <w:pStyle w:val="NoSpacing"/>
-        <w:rPr>
-          <w:rFonts w:ascii="Roboto" w:hAnsi="Roboto"/>
-        </w:rPr>
-      </w:pPr>
-      <w:r>
-        <w:rPr>
-          <w:rFonts w:ascii="Roboto" w:hAnsi="Roboto"/>
-        </w:rPr>
-      </w:r>
-    </w:p>
-    <w:p>
-      <w:pPr>
-        <w:pStyle w:val="NoSpacing"/>
-        <w:rPr>
-          <w:rFonts w:ascii="Roboto" w:hAnsi="Roboto"/>
-        </w:rPr>
-      </w:pPr>
-      <w:r>
-        <w:rPr>
-          <w:rFonts w:ascii="Roboto" w:hAnsi="Roboto"/>
-          <w:color w:val="0070C0"/>
-        </w:rPr>
+        <w:lastRenderedPageBreak/>
         <w:t>When to use which Metric</w:t>
       </w:r>
     </w:p>
     <w:p>
       <w:pPr>
         <w:pStyle w:val="NoSpacing"/>
-        <w:rPr>
-          <w:rFonts w:ascii="Roboto" w:hAnsi="Roboto"/>
-        </w:rPr>
-      </w:pPr>
-      <w:r>
-        <w:rPr>
-          <w:rFonts w:ascii="Roboto" w:hAnsi="Roboto"/>
-        </w:rPr>
-      </w:r>
-    </w:p>
-    <w:p>
-      <w:pPr>
-        <w:pStyle w:val="NoSpacing"/>
-        <w:rPr>
-          <w:rFonts w:ascii="Roboto" w:hAnsi="Roboto"/>
-        </w:rPr>
-      </w:pPr>
-      <w:r>
-        <w:rPr>
-          <w:rFonts w:ascii="Roboto" w:hAnsi="Roboto"/>
-        </w:rPr>
-      </w:r>
-    </w:p>
-    <w:p>
-      <w:pPr>
-        <w:pStyle w:val="NoSpacing"/>
-        <w:rPr>
-          <w:rFonts w:ascii="Roboto" w:hAnsi="Roboto"/>
-        </w:rPr>
-      </w:pPr>
-      <w:r>
-        <w:rPr>
-          <w:rFonts w:ascii="Roboto" w:hAnsi="Roboto"/>
-        </w:rPr>
-      </w:r>
+        <w:ind w:firstLine="720"/>
+        <w:rPr>
+          <w:rFonts w:ascii="Roboto" w:hAnsi="Roboto"/>
+        </w:rPr>
+      </w:pPr>
+      <w:r>
+        <w:rPr>
+          <w:rFonts w:ascii="Roboto" w:hAnsi="Roboto"/>
+          <w:b/>
+        </w:rPr>
+        <w:t>Scenario</w:t>
+      </w:r>
+      <w:r>
+        <w:rPr>
+          <w:rFonts w:ascii="Roboto" w:hAnsi="Roboto"/>
+        </w:rPr>
+        <w:tab/>
+      </w:r>
+      <w:r>
+        <w:rPr>
+          <w:rFonts w:ascii="Roboto" w:hAnsi="Roboto"/>
+        </w:rPr>
+        <w:tab/>
+      </w:r>
+      <w:r>
+        <w:rPr>
+          <w:rFonts w:ascii="Roboto" w:hAnsi="Roboto"/>
+        </w:rPr>
+        <w:tab/>
+      </w:r>
+      <w:r>
+        <w:rPr>
+          <w:rFonts w:ascii="Roboto" w:hAnsi="Roboto"/>
+        </w:rPr>
+        <w:tab/>
+      </w:r>
+      <w:r>
+        <w:rPr>
+          <w:rFonts w:ascii="Roboto" w:hAnsi="Roboto"/>
+          <w:b/>
+        </w:rPr>
+        <w:t>Utilize</w:t>
+      </w:r>
+    </w:p>
+    <w:p>
+      <w:pPr>
+        <w:pStyle w:val="NoSpacing"/>
+        <w:rPr>
+          <w:rFonts w:ascii="Roboto" w:hAnsi="Roboto"/>
+        </w:rPr>
+      </w:pPr>
+      <w:r>
+        <w:rPr>
+          <w:rFonts w:ascii="Roboto" w:hAnsi="Roboto"/>
+        </w:rPr>
+        <w:t>Avoid False Alarms</w:t>
+      </w:r>
+      <w:r>
+        <w:rPr>
+          <w:rFonts w:ascii="Roboto" w:hAnsi="Roboto"/>
+        </w:rPr>
+        <w:tab/>
+      </w:r>
+      <w:r>
+        <w:rPr>
+          <w:rFonts w:ascii="Roboto" w:hAnsi="Roboto"/>
+        </w:rPr>
+        <w:tab/>
+      </w:r>
+      <w:r>
+        <w:rPr>
+          <w:rFonts w:ascii="Roboto" w:hAnsi="Roboto"/>
+        </w:rPr>
+        <w:sym w:font="Wingdings" w:char="F0E0"/>
+      </w:r>
+      <w:r>
+        <w:rPr>
+          <w:rFonts w:ascii="Roboto" w:hAnsi="Roboto"/>
+        </w:rPr>
+        <w:tab/>
+        <w:t>Precision</w:t>
+      </w:r>
+    </w:p>
+    <w:p>
+      <w:pPr>
+        <w:pStyle w:val="NoSpacing"/>
+        <w:rPr>
+          <w:rFonts w:ascii="Roboto" w:hAnsi="Roboto"/>
+        </w:rPr>
+      </w:pPr>
+      <w:r>
+        <w:rPr>
+          <w:rFonts w:ascii="Roboto" w:hAnsi="Roboto"/>
+        </w:rPr>
+        <w:t>Catch all Actual Defaulters</w:t>
+      </w:r>
+      <w:r>
+        <w:rPr>
+          <w:rFonts w:ascii="Roboto" w:hAnsi="Roboto"/>
+        </w:rPr>
+        <w:tab/>
+      </w:r>
+      <w:r>
+        <w:rPr>
+          <w:rFonts w:ascii="Roboto" w:hAnsi="Roboto"/>
+        </w:rPr>
+        <w:sym w:font="Wingdings" w:char="F0E0"/>
+      </w:r>
+      <w:r>
+        <w:rPr>
+          <w:rFonts w:ascii="Roboto" w:hAnsi="Roboto"/>
+        </w:rPr>
+        <w:tab/>
+        <w:t>Recall</w:t>
+      </w:r>
+    </w:p>
+    <w:p>
+      <w:pPr>
+        <w:pStyle w:val="NoSpacing"/>
+        <w:rPr>
+          <w:rFonts w:ascii="Roboto" w:hAnsi="Roboto"/>
+        </w:rPr>
+      </w:pPr>
+      <w:r>
+        <w:rPr>
+          <w:rFonts w:ascii="Roboto" w:hAnsi="Roboto"/>
+        </w:rPr>
+        <w:t>Balanced Mistakes</w:t>
+      </w:r>
+      <w:r>
+        <w:rPr>
+          <w:rFonts w:ascii="Roboto" w:hAnsi="Roboto"/>
+        </w:rPr>
+        <w:tab/>
+      </w:r>
+      <w:r>
+        <w:rPr>
+          <w:rFonts w:ascii="Roboto" w:hAnsi="Roboto"/>
+        </w:rPr>
+        <w:tab/>
+      </w:r>
+      <w:r>
+        <w:rPr>
+          <w:rFonts w:ascii="Roboto" w:hAnsi="Roboto"/>
+        </w:rPr>
+        <w:sym w:font="Wingdings" w:char="F0E0"/>
+      </w:r>
+      <w:r>
+        <w:rPr>
+          <w:rFonts w:ascii="Roboto" w:hAnsi="Roboto"/>
+        </w:rPr>
+        <w:tab/>
+        <w:t>F1-Score</w:t>
+      </w:r>
+    </w:p>
+    <w:p>
+      <w:pPr>
+        <w:pStyle w:val="NoSpacing"/>
+        <w:rPr>
+          <w:rFonts w:ascii="Roboto" w:hAnsi="Roboto"/>
+        </w:rPr>
+      </w:pPr>
+      <w:r>
+        <w:rPr>
+          <w:rFonts w:ascii="Roboto" w:hAnsi="Roboto"/>
+        </w:rPr>
+        <w:t>Class Imbalance exists</w:t>
+      </w:r>
+      <w:r>
+        <w:rPr>
+          <w:rFonts w:ascii="Roboto" w:hAnsi="Roboto"/>
+        </w:rPr>
+        <w:tab/>
+      </w:r>
+      <w:r>
+        <w:rPr>
+          <w:rFonts w:ascii="Roboto" w:hAnsi="Roboto"/>
+        </w:rPr>
+        <w:tab/>
+      </w:r>
+      <w:r>
+        <w:rPr>
+          <w:rFonts w:ascii="Roboto" w:hAnsi="Roboto"/>
+        </w:rPr>
+        <w:sym w:font="Wingdings" w:char="F0E0"/>
+      </w:r>
+      <w:r>
+        <w:rPr>
+          <w:rFonts w:ascii="Roboto" w:hAnsi="Roboto"/>
+        </w:rPr>
+        <w:tab/>
+        <w:t>AUC-ROC</w:t>
+      </w:r>
+    </w:p>
+    <w:p>
+      <w:pPr>
+        <w:pStyle w:val="NoSpacing"/>
+        <w:rPr>
+          <w:rFonts w:ascii="Roboto" w:hAnsi="Roboto"/>
+        </w:rPr>
+      </w:pPr>
+      <w:bookmarkStart w:id="0" w:name="_GoBack"/>
+      <w:bookmarkEnd w:id="0"/>
     </w:p>
     <w:sectPr>
-      <w:type w:val="nextPage"/>
-      <w:pgSz w:orient="landscape" w:w="9184" w:h="6463"/>
-      <w:pgMar w:left="144" w:right="144" w:gutter="0" w:header="0" w:top="144" w:footer="0" w:bottom="144"/>
-      <w:pgNumType w:fmt="decimal"/>
-      <w:formProt w:val="false"/>
-      <w:textDirection w:val="lrTb"/>
-      <w:docGrid w:type="default" w:linePitch="360" w:charSpace="0"/>
+      <w:pgSz w:w="9184" w:h="6463" w:orient="landscape"/>
+      <w:pgMar w:top="144" w:right="144" w:bottom="144" w:left="144" w:header="0" w:footer="0" w:gutter="0"/>
+      <w:cols w:space="720"/>
+      <w:formProt w:val="0"/>
+      <w:docGrid w:linePitch="360"/>
     </w:sectPr>
   </w:body>
 </w:document>
 </file>
 
 <file path=word/numbering.xml><?xml version="1.0" encoding="utf-8"?>
-<w:numbering xmlns:w="http://schemas.openxmlformats.org/wordprocessingml/2006/main" xmlns:o="urn:schemas-microsoft-com:office:office" xmlns:r="http://schemas.openxmlformats.org/officeDocument/2006/relationships" xmlns:v="urn:schemas-microsoft-com:vml" xmlns:mc="http://schemas.openxmlformats.org/markup-compatibility/2006" xmlns:w14="http://schemas.microsoft.com/office/word/2010/wordml" mc:Ignorable="w14">
-  <w:abstractNum w:abstractNumId="1">
+<w:numbering xmlns:wpc="http://schemas.microsoft.com/office/word/2010/wordprocessingCanvas" xmlns:mo="http://schemas.microsoft.com/office/mac/office/2008/main" xmlns:mc="http://schemas.openxmlformats.org/markup-compatibility/2006" xmlns:mv="urn:schemas-microsoft-com:mac:vml" xmlns:o="urn:schemas-microsoft-com:office:office" xmlns:r="http://schemas.openxmlformats.org/officeDocument/2006/relationships" xmlns:m="http://schemas.openxmlformats.org/officeDocument/2006/math" xmlns:v="urn:schemas-microsoft-com:vml" xmlns:wp14="http://schemas.microsoft.com/office/word/2010/wordprocessingDrawing" xmlns:wp="http://schemas.openxmlformats.org/drawingml/2006/wordprocessingDrawing" xmlns:w10="urn:schemas-microsoft-com:office:word" xmlns:w="http://schemas.openxmlformats.org/wordprocessingml/2006/main" xmlns:w14="http://schemas.microsoft.com/office/word/2010/wordml" xmlns:w15="http://schemas.microsoft.com/office/word/2012/wordml" xmlns:wpg="http://schemas.microsoft.com/office/word/2010/wordprocessingGroup" xmlns:wpi="http://schemas.microsoft.com/office/word/2010/wordprocessingInk" xmlns:wne="http://schemas.microsoft.com/office/word/2006/wordml" xmlns:wps="http://schemas.microsoft.com/office/word/2010/wordprocessingShape" mc:Ignorable="w14 w15 wp14">
+  <w:abstractNum w:abstractNumId="0">
+    <w:nsid w:val="35E250DB"/>
+    <w:multiLevelType w:val="multilevel"/>
+    <w:tmpl w:val="751E7682"/>
     <w:lvl w:ilvl="0">
       <w:start w:val="1"/>
       <w:numFmt w:val="bullet"/>
@@ -1296,8 +2354,7 @@
         <w:ind w:left="720" w:hanging="360"/>
       </w:pPr>
       <w:rPr>
-        <w:rFonts w:ascii="Roboto" w:hAnsi="Roboto" w:cs="Roboto" w:hint="default"/>
-        <w:rFonts w:cstheme="minorBidi" w:eastAsiaTheme="minorHAnsi"/>
+        <w:rFonts w:ascii="Roboto" w:eastAsiaTheme="minorHAnsi" w:hAnsi="Roboto" w:cstheme="minorBidi" w:hint="default"/>
       </w:rPr>
     </w:lvl>
     <w:lvl w:ilvl="1">
@@ -1421,7 +2478,10 @@
       </w:rPr>
     </w:lvl>
   </w:abstractNum>
-  <w:abstractNum w:abstractNumId="2">
+  <w:abstractNum w:abstractNumId="1">
+    <w:nsid w:val="638C35C3"/>
+    <w:multiLevelType w:val="multilevel"/>
+    <w:tmpl w:val="4FC6F8B0"/>
     <w:lvl w:ilvl="0">
       <w:start w:val="1"/>
       <w:numFmt w:val="none"/>
@@ -1432,7 +2492,7 @@
         <w:tabs>
           <w:tab w:val="num" w:pos="0"/>
         </w:tabs>
-        <w:ind w:left="0" w:hanging="0"/>
+        <w:ind w:left="0" w:firstLine="0"/>
       </w:pPr>
     </w:lvl>
     <w:lvl w:ilvl="1">
@@ -1445,7 +2505,7 @@
         <w:tabs>
           <w:tab w:val="num" w:pos="0"/>
         </w:tabs>
-        <w:ind w:left="0" w:hanging="0"/>
+        <w:ind w:left="0" w:firstLine="0"/>
       </w:pPr>
     </w:lvl>
     <w:lvl w:ilvl="2">
@@ -1458,7 +2518,7 @@
         <w:tabs>
           <w:tab w:val="num" w:pos="0"/>
         </w:tabs>
-        <w:ind w:left="0" w:hanging="0"/>
+        <w:ind w:left="0" w:firstLine="0"/>
       </w:pPr>
     </w:lvl>
     <w:lvl w:ilvl="3">
@@ -1471,7 +2531,7 @@
         <w:tabs>
           <w:tab w:val="num" w:pos="0"/>
         </w:tabs>
-        <w:ind w:left="0" w:hanging="0"/>
+        <w:ind w:left="0" w:firstLine="0"/>
       </w:pPr>
     </w:lvl>
     <w:lvl w:ilvl="4">
@@ -1484,7 +2544,7 @@
         <w:tabs>
           <w:tab w:val="num" w:pos="0"/>
         </w:tabs>
-        <w:ind w:left="0" w:hanging="0"/>
+        <w:ind w:left="0" w:firstLine="0"/>
       </w:pPr>
     </w:lvl>
     <w:lvl w:ilvl="5">
@@ -1497,7 +2557,7 @@
         <w:tabs>
           <w:tab w:val="num" w:pos="0"/>
         </w:tabs>
-        <w:ind w:left="0" w:hanging="0"/>
+        <w:ind w:left="0" w:firstLine="0"/>
       </w:pPr>
     </w:lvl>
     <w:lvl w:ilvl="6">
@@ -1510,7 +2570,7 @@
         <w:tabs>
           <w:tab w:val="num" w:pos="0"/>
         </w:tabs>
-        <w:ind w:left="0" w:hanging="0"/>
+        <w:ind w:left="0" w:firstLine="0"/>
       </w:pPr>
     </w:lvl>
     <w:lvl w:ilvl="7">
@@ -1523,7 +2583,7 @@
         <w:tabs>
           <w:tab w:val="num" w:pos="0"/>
         </w:tabs>
-        <w:ind w:left="0" w:hanging="0"/>
+        <w:ind w:left="0" w:firstLine="0"/>
       </w:pPr>
     </w:lvl>
     <w:lvl w:ilvl="8">
@@ -1536,25 +2596,25 @@
         <w:tabs>
           <w:tab w:val="num" w:pos="0"/>
         </w:tabs>
-        <w:ind w:left="0" w:hanging="0"/>
+        <w:ind w:left="0" w:firstLine="0"/>
       </w:pPr>
     </w:lvl>
   </w:abstractNum>
   <w:num w:numId="1">
-    <w:abstractNumId w:val="1"/>
+    <w:abstractNumId w:val="0"/>
   </w:num>
   <w:num w:numId="2">
-    <w:abstractNumId w:val="2"/>
+    <w:abstractNumId w:val="1"/>
   </w:num>
 </w:numbering>
 </file>
 
 <file path=word/styles.xml><?xml version="1.0" encoding="utf-8"?>
-<w:styles xmlns:w="http://schemas.openxmlformats.org/wordprocessingml/2006/main" xmlns:w14="http://schemas.microsoft.com/office/word/2010/wordml" xmlns:mc="http://schemas.openxmlformats.org/markup-compatibility/2006" mc:Ignorable="w14">
+<w:styles xmlns:mc="http://schemas.openxmlformats.org/markup-compatibility/2006" xmlns:r="http://schemas.openxmlformats.org/officeDocument/2006/relationships" xmlns:w="http://schemas.openxmlformats.org/wordprocessingml/2006/main" xmlns:w14="http://schemas.microsoft.com/office/word/2010/wordml" xmlns:w15="http://schemas.microsoft.com/office/word/2012/wordml" mc:Ignorable="w14 w15">
   <w:docDefaults>
     <w:rPrDefault>
       <w:rPr>
-        <w:rFonts w:ascii="Calibri" w:hAnsi="Calibri" w:eastAsia="Calibri" w:cs="" w:asciiTheme="minorHAnsi" w:cstheme="minorBidi" w:eastAsiaTheme="minorHAnsi" w:hAnsiTheme="minorHAnsi"/>
+        <w:rFonts w:asciiTheme="minorHAnsi" w:eastAsiaTheme="minorHAnsi" w:hAnsiTheme="minorHAnsi" w:cstheme="minorBidi"/>
         <w:sz w:val="22"/>
         <w:szCs w:val="22"/>
         <w:lang w:val="en-US" w:eastAsia="en-US" w:bidi="ar-SA"/>
@@ -1562,21 +2622,21 @@
     </w:rPrDefault>
     <w:pPrDefault>
       <w:pPr>
-        <w:suppressAutoHyphens w:val="true"/>
+        <w:suppressAutoHyphens/>
       </w:pPr>
     </w:pPrDefault>
   </w:docDefaults>
-  <w:latentStyles w:defLockedState="0" w:defUIPriority="99" w:defSemiHidden="0" w:defUnhideWhenUsed="0" w:defQFormat="0" w:count="371">
+  <w:latentStyles w:defLockedState="0" w:defUIPriority="99" w:defSemiHidden="0" w:defUnhideWhenUsed="0" w:defQFormat="0" w:count="380">
     <w:lsdException w:name="Normal" w:uiPriority="0" w:qFormat="1"/>
     <w:lsdException w:name="heading 1" w:uiPriority="9" w:qFormat="1"/>
-    <w:lsdException w:name="heading 2" w:uiPriority="9" w:semiHidden="1" w:unhideWhenUsed="1" w:qFormat="1"/>
-    <w:lsdException w:name="heading 3" w:uiPriority="9" w:semiHidden="1" w:unhideWhenUsed="1" w:qFormat="1"/>
-    <w:lsdException w:name="heading 4" w:uiPriority="9" w:semiHidden="1" w:unhideWhenUsed="1" w:qFormat="1"/>
-    <w:lsdException w:name="heading 5" w:uiPriority="9" w:semiHidden="1" w:unhideWhenUsed="1" w:qFormat="1"/>
-    <w:lsdException w:name="heading 6" w:uiPriority="9" w:semiHidden="1" w:unhideWhenUsed="1" w:qFormat="1"/>
-    <w:lsdException w:name="heading 7" w:uiPriority="9" w:semiHidden="1" w:unhideWhenUsed="1" w:qFormat="1"/>
-    <w:lsdException w:name="heading 8" w:uiPriority="9" w:semiHidden="1" w:unhideWhenUsed="1" w:qFormat="1"/>
-    <w:lsdException w:name="heading 9" w:uiPriority="9" w:semiHidden="1" w:unhideWhenUsed="1" w:qFormat="1"/>
+    <w:lsdException w:name="heading 2" w:semiHidden="1" w:uiPriority="9" w:unhideWhenUsed="1" w:qFormat="1"/>
+    <w:lsdException w:name="heading 3" w:semiHidden="1" w:uiPriority="9" w:unhideWhenUsed="1" w:qFormat="1"/>
+    <w:lsdException w:name="heading 4" w:semiHidden="1" w:uiPriority="9" w:unhideWhenUsed="1" w:qFormat="1"/>
+    <w:lsdException w:name="heading 5" w:semiHidden="1" w:uiPriority="9" w:unhideWhenUsed="1" w:qFormat="1"/>
+    <w:lsdException w:name="heading 6" w:semiHidden="1" w:uiPriority="9" w:unhideWhenUsed="1" w:qFormat="1"/>
+    <w:lsdException w:name="heading 7" w:semiHidden="1" w:uiPriority="9" w:unhideWhenUsed="1" w:qFormat="1"/>
+    <w:lsdException w:name="heading 8" w:semiHidden="1" w:uiPriority="9" w:unhideWhenUsed="1" w:qFormat="1"/>
+    <w:lsdException w:name="heading 9" w:semiHidden="1" w:uiPriority="9" w:unhideWhenUsed="1" w:qFormat="1"/>
     <w:lsdException w:name="index 1" w:semiHidden="1" w:unhideWhenUsed="1"/>
     <w:lsdException w:name="index 2" w:semiHidden="1" w:unhideWhenUsed="1"/>
     <w:lsdException w:name="index 3" w:semiHidden="1" w:unhideWhenUsed="1"/>
@@ -1586,22 +2646,22 @@
     <w:lsdException w:name="index 7" w:semiHidden="1" w:unhideWhenUsed="1"/>
     <w:lsdException w:name="index 8" w:semiHidden="1" w:unhideWhenUsed="1"/>
     <w:lsdException w:name="index 9" w:semiHidden="1" w:unhideWhenUsed="1"/>
-    <w:lsdException w:name="toc 1" w:uiPriority="39" w:semiHidden="1" w:unhideWhenUsed="1"/>
-    <w:lsdException w:name="toc 2" w:uiPriority="39" w:semiHidden="1" w:unhideWhenUsed="1"/>
-    <w:lsdException w:name="toc 3" w:uiPriority="39" w:semiHidden="1" w:unhideWhenUsed="1"/>
-    <w:lsdException w:name="toc 4" w:uiPriority="39" w:semiHidden="1" w:unhideWhenUsed="1"/>
-    <w:lsdException w:name="toc 5" w:uiPriority="39" w:semiHidden="1" w:unhideWhenUsed="1"/>
-    <w:lsdException w:name="toc 6" w:uiPriority="39" w:semiHidden="1" w:unhideWhenUsed="1"/>
-    <w:lsdException w:name="toc 7" w:uiPriority="39" w:semiHidden="1" w:unhideWhenUsed="1"/>
-    <w:lsdException w:name="toc 8" w:uiPriority="39" w:semiHidden="1" w:unhideWhenUsed="1"/>
-    <w:lsdException w:name="toc 9" w:uiPriority="39" w:semiHidden="1" w:unhideWhenUsed="1"/>
+    <w:lsdException w:name="toc 1" w:semiHidden="1" w:uiPriority="39" w:unhideWhenUsed="1"/>
+    <w:lsdException w:name="toc 2" w:semiHidden="1" w:uiPriority="39" w:unhideWhenUsed="1"/>
+    <w:lsdException w:name="toc 3" w:semiHidden="1" w:uiPriority="39" w:unhideWhenUsed="1"/>
+    <w:lsdException w:name="toc 4" w:semiHidden="1" w:uiPriority="39" w:unhideWhenUsed="1"/>
+    <w:lsdException w:name="toc 5" w:semiHidden="1" w:uiPriority="39" w:unhideWhenUsed="1"/>
+    <w:lsdException w:name="toc 6" w:semiHidden="1" w:uiPriority="39" w:unhideWhenUsed="1"/>
+    <w:lsdException w:name="toc 7" w:semiHidden="1" w:uiPriority="39" w:unhideWhenUsed="1"/>
+    <w:lsdException w:name="toc 8" w:semiHidden="1" w:uiPriority="39" w:unhideWhenUsed="1"/>
+    <w:lsdException w:name="toc 9" w:semiHidden="1" w:uiPriority="39" w:unhideWhenUsed="1"/>
     <w:lsdException w:name="Normal Indent" w:semiHidden="1" w:unhideWhenUsed="1"/>
     <w:lsdException w:name="footnote text" w:semiHidden="1" w:unhideWhenUsed="1"/>
     <w:lsdException w:name="annotation text" w:semiHidden="1" w:unhideWhenUsed="1"/>
     <w:lsdException w:name="header" w:semiHidden="1" w:unhideWhenUsed="1"/>
     <w:lsdException w:name="footer" w:semiHidden="1" w:unhideWhenUsed="1"/>
     <w:lsdException w:name="index heading" w:semiHidden="1" w:unhideWhenUsed="1"/>
-    <w:lsdException w:name="caption" w:uiPriority="35" w:semiHidden="1" w:unhideWhenUsed="1" w:qFormat="1"/>
+    <w:lsdException w:name="caption" w:semiHidden="1" w:uiPriority="35" w:unhideWhenUsed="1" w:qFormat="1"/>
     <w:lsdException w:name="table of figures" w:semiHidden="1" w:unhideWhenUsed="1"/>
     <w:lsdException w:name="envelope address" w:semiHidden="1" w:unhideWhenUsed="1"/>
     <w:lsdException w:name="envelope return" w:semiHidden="1" w:unhideWhenUsed="1"/>
@@ -1632,7 +2692,7 @@
     <w:lsdException w:name="Title" w:uiPriority="10" w:qFormat="1"/>
     <w:lsdException w:name="Closing" w:semiHidden="1" w:unhideWhenUsed="1"/>
     <w:lsdException w:name="Signature" w:semiHidden="1" w:unhideWhenUsed="1"/>
-    <w:lsdException w:name="Default Paragraph Font" w:uiPriority="1" w:semiHidden="1" w:unhideWhenUsed="1"/>
+    <w:lsdException w:name="Default Paragraph Font" w:semiHidden="1" w:uiPriority="1" w:unhideWhenUsed="1"/>
     <w:lsdException w:name="Body Text" w:semiHidden="1" w:unhideWhenUsed="1"/>
     <w:lsdException w:name="Body Text Indent" w:semiHidden="1" w:unhideWhenUsed="1"/>
     <w:lsdException w:name="List Continue" w:semiHidden="1" w:unhideWhenUsed="1"/>
@@ -1832,8 +2892,8 @@
     <w:lsdException w:name="Subtle Reference" w:uiPriority="31" w:qFormat="1"/>
     <w:lsdException w:name="Intense Reference" w:uiPriority="32" w:qFormat="1"/>
     <w:lsdException w:name="Book Title" w:uiPriority="33" w:qFormat="1"/>
-    <w:lsdException w:name="Bibliography" w:uiPriority="37" w:semiHidden="1" w:unhideWhenUsed="1"/>
-    <w:lsdException w:name="TOC Heading" w:uiPriority="39" w:semiHidden="1" w:unhideWhenUsed="1" w:qFormat="1"/>
+    <w:lsdException w:name="Bibliography" w:semiHidden="1" w:uiPriority="37" w:unhideWhenUsed="1"/>
+    <w:lsdException w:name="TOC Heading" w:semiHidden="1" w:uiPriority="39" w:unhideWhenUsed="1" w:qFormat="1"/>
     <w:lsdException w:name="Plain Table 1" w:uiPriority="41"/>
     <w:lsdException w:name="Plain Table 2" w:uiPriority="42"/>
     <w:lsdException w:name="Plain Table 3" w:uiPriority="43"/>
@@ -1939,43 +2999,51 @@
     <w:lsdException w:name="List Table 6 Colorful Accent 6" w:uiPriority="51"/>
     <w:lsdException w:name="List Table 7 Colorful Accent 6" w:uiPriority="52"/>
   </w:latentStyles>
-  <w:style w:type="paragraph" w:styleId="Normal" w:default="1">
+  <w:style w:type="paragraph" w:default="1" w:styleId="Normal">
     <w:name w:val="Normal"/>
     <w:qFormat/>
     <w:pPr>
-      <w:widowControl/>
-      <w:bidi w:val="0"/>
-      <w:spacing w:lineRule="auto" w:line="259" w:before="0" w:after="160"/>
-      <w:jc w:val="left"/>
+      <w:spacing w:after="160" w:line="259" w:lineRule="auto"/>
     </w:pPr>
-    <w:rPr>
-      <w:rFonts w:ascii="Calibri" w:hAnsi="Calibri" w:eastAsia="Calibri" w:cs="" w:asciiTheme="minorHAnsi" w:cstheme="minorBidi" w:eastAsiaTheme="minorHAnsi" w:hAnsiTheme="minorHAnsi"/>
-      <w:color w:val="auto"/>
-      <w:kern w:val="0"/>
-      <w:sz w:val="22"/>
-      <w:szCs w:val="22"/>
-      <w:lang w:val="en-US" w:eastAsia="en-US" w:bidi="ar-SA"/>
-    </w:rPr>
   </w:style>
-  <w:style w:type="character" w:styleId="DefaultParagraphFont" w:default="1">
+  <w:style w:type="character" w:default="1" w:styleId="DefaultParagraphFont">
     <w:name w:val="Default Paragraph Font"/>
     <w:uiPriority w:val="1"/>
     <w:semiHidden/>
     <w:unhideWhenUsed/>
-    <w:qFormat/>
-    <w:rPr/>
   </w:style>
-  <w:style w:type="paragraph" w:styleId="Heading">
+  <w:style w:type="table" w:default="1" w:styleId="TableNormal">
+    <w:name w:val="Normal Table"/>
+    <w:uiPriority w:val="99"/>
+    <w:semiHidden/>
+    <w:unhideWhenUsed/>
+    <w:tblPr>
+      <w:tblInd w:w="0" w:type="dxa"/>
+      <w:tblCellMar>
+        <w:top w:w="0" w:type="dxa"/>
+        <w:left w:w="108" w:type="dxa"/>
+        <w:bottom w:w="0" w:type="dxa"/>
+        <w:right w:w="108" w:type="dxa"/>
+      </w:tblCellMar>
+    </w:tblPr>
+  </w:style>
+  <w:style w:type="numbering" w:default="1" w:styleId="NoList">
+    <w:name w:val="No List"/>
+    <w:uiPriority w:val="99"/>
+    <w:semiHidden/>
+    <w:unhideWhenUsed/>
+  </w:style>
+  <w:style w:type="paragraph" w:customStyle="1" w:styleId="Heading">
     <w:name w:val="Heading"/>
     <w:basedOn w:val="Normal"/>
     <w:next w:val="BodyText"/>
     <w:qFormat/>
     <w:pPr>
-      <w:keepNext w:val="true"/>
+      <w:keepNext/>
       <w:spacing w:before="240" w:after="120"/>
     </w:pPr>
     <w:rPr>
-      <w:rFonts w:ascii="Liberation Sans" w:hAnsi="Liberation Sans" w:eastAsia="Microsoft YaHei" w:cs="Arial"/>
+      <w:rFonts w:ascii="Liberation Sans" w:eastAsia="Microsoft YaHei" w:hAnsi="Liberation Sans" w:cs="Arial"/>
       <w:sz w:val="28"/>
       <w:szCs w:val="28"/>
     </w:rPr>
@@ -1984,14 +3052,12 @@
     <w:name w:val="Body Text"/>
     <w:basedOn w:val="Normal"/>
     <w:pPr>
-      <w:spacing w:lineRule="auto" w:line="276" w:before="0" w:after="140"/>
+      <w:spacing w:after="140" w:line="276" w:lineRule="auto"/>
     </w:pPr>
-    <w:rPr/>
   </w:style>
   <w:style w:type="paragraph" w:styleId="List">
     <w:name w:val="List"/>
     <w:basedOn w:val="BodyText"/>
-    <w:pPr/>
     <w:rPr>
       <w:rFonts w:cs="Arial"/>
     </w:rPr>
@@ -2012,7 +3078,7 @@
       <w:szCs w:val="24"/>
     </w:rPr>
   </w:style>
-  <w:style w:type="paragraph" w:styleId="Index">
+  <w:style w:type="paragraph" w:customStyle="1" w:styleId="Index">
     <w:name w:val="Index"/>
     <w:basedOn w:val="Normal"/>
     <w:qFormat/>
@@ -2028,34 +3094,22 @@
     <w:uiPriority w:val="1"/>
     <w:qFormat/>
     <w:rsid w:val="00742327"/>
-    <w:pPr>
-      <w:widowControl/>
-      <w:bidi w:val="0"/>
-      <w:spacing w:lineRule="auto" w:line="240" w:before="0" w:after="0"/>
-      <w:jc w:val="left"/>
-    </w:pPr>
-    <w:rPr>
-      <w:rFonts w:ascii="Calibri" w:hAnsi="Calibri" w:eastAsia="Calibri" w:cs="" w:asciiTheme="minorHAnsi" w:cstheme="minorBidi" w:eastAsiaTheme="minorHAnsi" w:hAnsiTheme="minorHAnsi"/>
-      <w:color w:val="auto"/>
-      <w:kern w:val="0"/>
-      <w:sz w:val="22"/>
-      <w:szCs w:val="22"/>
-      <w:lang w:val="en-US" w:eastAsia="en-US" w:bidi="ar-SA"/>
-    </w:rPr>
   </w:style>
-  <w:style w:type="numbering" w:styleId="NoList" w:default="1">
-    <w:name w:val="No List"/>
-    <w:uiPriority w:val="99"/>
-    <w:semiHidden/>
-    <w:unhideWhenUsed/>
-    <w:qFormat/>
-  </w:style>
-  <w:style w:type="table" w:default="1" w:styleId="TableNormal">
-    <w:name w:val="Normal Table"/>
-    <w:uiPriority w:val="99"/>
-    <w:semiHidden/>
-    <w:unhideWhenUsed/>
+  <w:style w:type="table" w:styleId="TableGrid">
+    <w:name w:val="Table Grid"/>
+    <w:basedOn w:val="TableNormal"/>
+    <w:uiPriority w:val="39"/>
+    <w:rsid w:val="00F522F5"/>
     <w:tblPr>
+      <w:tblInd w:w="0" w:type="dxa"/>
+      <w:tblBorders>
+        <w:top w:val="single" w:sz="4" w:space="0" w:color="auto"/>
+        <w:left w:val="single" w:sz="4" w:space="0" w:color="auto"/>
+        <w:bottom w:val="single" w:sz="4" w:space="0" w:color="auto"/>
+        <w:right w:val="single" w:sz="4" w:space="0" w:color="auto"/>
+        <w:insideH w:val="single" w:sz="4" w:space="0" w:color="auto"/>
+        <w:insideV w:val="single" w:sz="4" w:space="0" w:color="auto"/>
+      </w:tblBorders>
       <w:tblCellMar>
         <w:top w:w="0" w:type="dxa"/>
         <w:left w:w="108" w:type="dxa"/>
@@ -2064,77 +3118,58 @@
       </w:tblCellMar>
     </w:tblPr>
   </w:style>
-  <w:style w:type="table" w:styleId="TableGrid">
-    <w:name w:val="Table Grid"/>
-    <w:basedOn w:val="TableNormal"/>
-    <w:uiPriority w:val="39"/>
-    <w:rsid w:val="00f522f5"/>
-    <w:pPr>
-      <w:spacing w:after="0" w:line="240" w:lineRule="auto"/>
-    </w:pPr>
-    <w:tblPr>
-      <w:tblBorders>
-        <w:top w:val="single" w:color="auto" w:sz="4" w:space="0"/>
-        <w:left w:val="single" w:color="auto" w:sz="4" w:space="0"/>
-        <w:bottom w:val="single" w:color="auto" w:sz="4" w:space="0"/>
-        <w:right w:val="single" w:color="auto" w:sz="4" w:space="0"/>
-        <w:insideH w:val="single" w:color="auto" w:sz="4" w:space="0"/>
-        <w:insideV w:val="single" w:color="auto" w:sz="4" w:space="0"/>
-      </w:tblBorders>
-    </w:tblPr>
-  </w:style>
 </w:styles>
 </file>
 
 <file path=word/theme/theme1.xml><?xml version="1.0" encoding="utf-8"?>
-<a:theme xmlns:a="http://schemas.openxmlformats.org/drawingml/2006/main" xmlns:r="http://schemas.openxmlformats.org/officeDocument/2006/relationships" name="Office Theme">
+<a:theme xmlns:a="http://schemas.openxmlformats.org/drawingml/2006/main" name="Office Theme">
   <a:themeElements>
     <a:clrScheme name="Office">
       <a:dk1>
         <a:srgbClr val="000000"/>
       </a:dk1>
       <a:lt1>
-        <a:srgbClr val="ffffff"/>
+        <a:srgbClr val="FFFFFF"/>
       </a:lt1>
       <a:dk2>
-        <a:srgbClr val="44546a"/>
+        <a:srgbClr val="44546A"/>
       </a:dk2>
       <a:lt2>
-        <a:srgbClr val="e7e6e6"/>
+        <a:srgbClr val="E7E6E6"/>
       </a:lt2>
       <a:accent1>
-        <a:srgbClr val="5b9bd5"/>
+        <a:srgbClr val="5B9BD5"/>
       </a:accent1>
       <a:accent2>
-        <a:srgbClr val="ed7d31"/>
+        <a:srgbClr val="ED7D31"/>
       </a:accent2>
       <a:accent3>
-        <a:srgbClr val="a5a5a5"/>
+        <a:srgbClr val="A5A5A5"/>
       </a:accent3>
       <a:accent4>
-        <a:srgbClr val="ffc000"/>
+        <a:srgbClr val="FFC000"/>
       </a:accent4>
       <a:accent5>
-        <a:srgbClr val="4472c4"/>
+        <a:srgbClr val="4472C4"/>
       </a:accent5>
       <a:accent6>
-        <a:srgbClr val="70ad47"/>
+        <a:srgbClr val="70AD47"/>
       </a:accent6>
       <a:hlink>
-        <a:srgbClr val="0563c1"/>
+        <a:srgbClr val="0563C1"/>
       </a:hlink>
       <a:folHlink>
-        <a:srgbClr val="954f72"/>
+        <a:srgbClr val="954F72"/>
       </a:folHlink>
     </a:clrScheme>
     <a:fontScheme name="Office">
       <a:majorFont>
-        <a:latin typeface="Calibri Light" panose="020F0302020204030204" pitchFamily="0" charset="1"/>
+        <a:latin typeface="Calibri Light" panose="020F0302020204030204"/>
         <a:ea typeface=""/>
         <a:cs typeface=""/>
       </a:majorFont>
       <a:minorFont>
-        <a:latin typeface="Calibri" panose="020F0502020204030204" pitchFamily="0" charset="1"/>
+        <a:latin typeface="Calibri" panose="020F0502020204030204"/>
         <a:ea typeface=""/>
         <a:cs typeface=""/>
       </a:minorFont>
@@ -2166,7 +3201,7 @@
             </a:gs>
           </a:gsLst>
           <a:lin ang="5400000" scaled="0"/>
-          <a:tileRect l="0" t="0" r="0" b="0"/>
+          <a:tileRect/>
         </a:gradFill>
         <a:gradFill>
           <a:gsLst>
@@ -2190,7 +3225,7 @@
             </a:gs>
           </a:gsLst>
           <a:lin ang="5400000" scaled="0"/>
-          <a:tileRect l="0" t="0" r="0" b="0"/>
+          <a:tileRect/>
         </a:gradFill>
       </a:fillStyleLst>
       <a:lnStyleLst>
@@ -2250,10 +3285,12 @@
             </a:gs>
           </a:gsLst>
           <a:lin ang="5400000" scaled="0"/>
-          <a:tileRect l="0" t="0" r="0" b="0"/>
+          <a:tileRect/>
         </a:gradFill>
       </a:bgFillStyleLst>
     </a:fmtScheme>
   </a:themeElements>
+  <a:objectDefaults/>
+  <a:extraClrSchemeLst/>
 </a:theme>
 </file>
--- a/Python_PD_LGD_EAD_Modeling/1_modified/classification_metrics.docx
+++ b/Python_PD_LGD_EAD_Modeling/1_modified/classification_metrics.docx
@@ -1,17 +1,22 @@
 
 <file path=word/document.xml><?xml version="1.0" encoding="utf-8"?>
-<w:document xmlns:wpc="http://schemas.microsoft.com/office/word/2010/wordprocessingCanvas" xmlns:mo="http://schemas.microsoft.com/office/mac/office/2008/main" xmlns:mc="http://schemas.openxmlformats.org/markup-compatibility/2006" xmlns:mv="urn:schemas-microsoft-com:mac:vml" xmlns:o="urn:schemas-microsoft-com:office:office" xmlns:r="http://schemas.openxmlformats.org/officeDocument/2006/relationships" xmlns:m="http://schemas.openxmlformats.org/officeDocument/2006/math" xmlns:v="urn:schemas-microsoft-com:vml" xmlns:wp14="http://schemas.microsoft.com/office/word/2010/wordprocessingDrawing" xmlns:wp="http://schemas.openxmlformats.org/drawingml/2006/wordprocessingDrawing" xmlns:w10="urn:schemas-microsoft-com:office:word" xmlns:w="http://schemas.openxmlformats.org/wordprocessingml/2006/main" xmlns:w14="http://schemas.microsoft.com/office/word/2010/wordml" xmlns:w15="http://schemas.microsoft.com/office/word/2012/wordml" xmlns:wpg="http://schemas.microsoft.com/office/word/2010/wordprocessingGroup" xmlns:wpi="http://schemas.microsoft.com/office/word/2010/wordprocessingInk" xmlns:wne="http://schemas.microsoft.com/office/word/2006/wordml" xmlns:wps="http://schemas.microsoft.com/office/word/2010/wordprocessingShape" mc:Ignorable="w14 w15 wp14">
+<w:document xmlns:wpc="http://schemas.microsoft.com/office/word/2010/wordprocessingCanvas" xmlns:cx="http://schemas.microsoft.com/office/drawing/2014/chartex" xmlns:mc="http://schemas.openxmlformats.org/markup-compatibility/2006" xmlns:o="urn:schemas-microsoft-com:office:office" xmlns:r="http://schemas.openxmlformats.org/officeDocument/2006/relationships" xmlns:m="http://schemas.openxmlformats.org/officeDocument/2006/math" xmlns:v="urn:schemas-microsoft-com:vml" xmlns:wp14="http://schemas.microsoft.com/office/word/2010/wordprocessingDrawing" xmlns:wp="http://schemas.openxmlformats.org/drawingml/2006/wordprocessingDrawing" xmlns:w10="urn:schemas-microsoft-com:office:word" xmlns:w="http://schemas.openxmlformats.org/wordprocessingml/2006/main" xmlns:w14="http://schemas.microsoft.com/office/word/2010/wordml" xmlns:w15="http://schemas.microsoft.com/office/word/2012/wordml" xmlns:w16se="http://schemas.microsoft.com/office/word/2015/wordml/symex" xmlns:wpg="http://schemas.microsoft.com/office/word/2010/wordprocessingGroup" xmlns:wpi="http://schemas.microsoft.com/office/word/2010/wordprocessingInk" xmlns:wne="http://schemas.microsoft.com/office/word/2006/wordml" xmlns:wps="http://schemas.microsoft.com/office/word/2010/wordprocessingShape" mc:Ignorable="w14 w15 w16se wp14">
   <w:body>
     <w:p>
       <w:pPr>
         <w:pStyle w:val="NoSpacing"/>
-        <w:rPr>
-          <w:rFonts w:ascii="Roboto" w:hAnsi="Roboto"/>
-        </w:rPr>
-      </w:pPr>
-      <w:r>
-        <w:rPr>
-          <w:rFonts w:ascii="Roboto" w:hAnsi="Roboto"/>
+        <w:jc w:val="center"/>
+        <w:rPr>
+          <w:rFonts w:ascii="Roboto Light" w:hAnsi="Roboto Light"/>
+          <w:color w:val="0070C0"/>
+          <w:sz w:val="18"/>
+        </w:rPr>
+      </w:pPr>
+      <w:r>
+        <w:rPr>
+          <w:rFonts w:ascii="Roboto Light" w:hAnsi="Roboto Light"/>
+          <w:color w:val="0070C0"/>
+          <w:sz w:val="28"/>
         </w:rPr>
         <w:t>Explanation of Classification Metrics</w:t>
       </w:r>
@@ -21,6 +26,7 @@
         <w:pStyle w:val="NoSpacing"/>
         <w:rPr>
           <w:rFonts w:ascii="Roboto" w:hAnsi="Roboto"/>
+          <w:sz w:val="16"/>
         </w:rPr>
       </w:pPr>
     </w:p>
@@ -44,11 +50,13 @@
         <w:pStyle w:val="NoSpacing"/>
         <w:rPr>
           <w:rFonts w:ascii="Roboto" w:hAnsi="Roboto"/>
-        </w:rPr>
-      </w:pPr>
-      <w:r>
-        <w:rPr>
-          <w:rFonts w:ascii="Roboto" w:hAnsi="Roboto"/>
+          <w:sz w:val="24"/>
+        </w:rPr>
+      </w:pPr>
+      <w:r>
+        <w:rPr>
+          <w:rFonts w:ascii="Roboto" w:hAnsi="Roboto"/>
+          <w:sz w:val="20"/>
         </w:rPr>
         <w:t>To help evaluate Classification Models. The metrics tell us how well our model is performing.</w:t>
       </w:r>
@@ -58,6 +66,7 @@
         <w:pStyle w:val="NoSpacing"/>
         <w:rPr>
           <w:rFonts w:ascii="Roboto" w:hAnsi="Roboto"/>
+          <w:sz w:val="24"/>
         </w:rPr>
       </w:pPr>
     </w:p>
@@ -114,13 +123,7 @@
         <w:rPr>
           <w:rFonts w:ascii="Roboto" w:hAnsi="Roboto"/>
         </w:rPr>
-        <w:t xml:space="preserve">    - Non-Default = </w:t>
-      </w:r>
-      <w:r>
-        <w:rPr>
-          <w:rFonts w:ascii="Roboto" w:hAnsi="Roboto"/>
-        </w:rPr>
-        <w:t>Negative Class (</w:t>
+        <w:t xml:space="preserve">    - Non-Default = Negative Class (</w:t>
       </w:r>
       <w:r>
         <w:rPr>
@@ -363,13 +366,7 @@
               <w:rPr>
                 <w:rFonts w:ascii="Roboto" w:eastAsia="Calibri" w:hAnsi="Roboto"/>
               </w:rPr>
-              <w:t xml:space="preserve">True </w:t>
-            </w:r>
-            <w:r>
-              <w:rPr>
-                <w:rFonts w:ascii="Roboto" w:eastAsia="Calibri" w:hAnsi="Roboto"/>
-              </w:rPr>
-              <w:t>Negative (TN)</w:t>
+              <w:t>True Negative (TN)</w:t>
             </w:r>
           </w:p>
         </w:tc>
@@ -387,12 +384,12 @@
       <w:pPr>
         <w:pStyle w:val="NoSpacing"/>
         <w:rPr>
-          <w:rFonts w:ascii="Roboto" w:hAnsi="Roboto"/>
-        </w:rPr>
-      </w:pPr>
-      <w:r>
-        <w:rPr>
-          <w:rFonts w:ascii="Roboto" w:hAnsi="Roboto"/>
+          <w:rFonts w:ascii="Roboto Light" w:hAnsi="Roboto Light"/>
+        </w:rPr>
+      </w:pPr>
+      <w:r>
+        <w:rPr>
+          <w:rFonts w:ascii="Roboto Light" w:hAnsi="Roboto Light"/>
         </w:rPr>
         <w:t>Example</w:t>
       </w:r>
@@ -572,14 +569,6 @@
         <w:pStyle w:val="NoSpacing"/>
         <w:rPr>
           <w:rFonts w:ascii="Roboto" w:hAnsi="Roboto"/>
-        </w:rPr>
-      </w:pPr>
-    </w:p>
-    <w:p>
-      <w:pPr>
-        <w:pStyle w:val="NoSpacing"/>
-        <w:rPr>
-          <w:rFonts w:ascii="Roboto" w:hAnsi="Roboto"/>
           <w:color w:val="0070C0"/>
         </w:rPr>
       </w:pPr>
@@ -611,13 +600,7 @@
         <w:rPr>
           <w:rFonts w:ascii="Roboto" w:hAnsi="Roboto"/>
         </w:rPr>
-        <w:t xml:space="preserve"> O</w:t>
-      </w:r>
-      <w:r>
-        <w:rPr>
-          <w:rFonts w:ascii="Roboto" w:hAnsi="Roboto"/>
-        </w:rPr>
-        <w:t>f all Predicted Defaults, how many were Actual Defaults?</w:t>
+        <w:t xml:space="preserve"> Of all Predicted Defaults, how many were Actual Defaults?</w:t>
       </w:r>
     </w:p>
     <w:p>
@@ -681,6 +664,7 @@
         <w:pStyle w:val="NoSpacing"/>
         <w:rPr>
           <w:rFonts w:ascii="Roboto" w:hAnsi="Roboto"/>
+          <w:sz w:val="16"/>
         </w:rPr>
       </w:pPr>
       <w:r>
@@ -696,6 +680,7 @@
         <w:pStyle w:val="NoSpacing"/>
         <w:rPr>
           <w:rFonts w:ascii="Roboto" w:hAnsi="Roboto"/>
+          <w:sz w:val="16"/>
         </w:rPr>
       </w:pPr>
     </w:p>
@@ -712,14 +697,7 @@
           <w:rFonts w:ascii="Roboto" w:hAnsi="Roboto"/>
           <w:color w:val="0070C0"/>
         </w:rPr>
-        <w:t>III. Recall (Sen</w:t>
-      </w:r>
-      <w:r>
-        <w:rPr>
-          <w:rFonts w:ascii="Roboto" w:hAnsi="Roboto"/>
-          <w:color w:val="0070C0"/>
-        </w:rPr>
-        <w:t>sitivity / True Positive Rate)</w:t>
+        <w:t>III. Recall (Sensitivity / True Positive Rate)</w:t>
       </w:r>
     </w:p>
     <w:p>
@@ -805,6 +783,7 @@
         <w:pStyle w:val="NoSpacing"/>
         <w:rPr>
           <w:rFonts w:ascii="Roboto" w:hAnsi="Roboto"/>
+          <w:sz w:val="16"/>
         </w:rPr>
       </w:pPr>
       <w:r>
@@ -812,20 +791,15 @@
           <w:rFonts w:ascii="Roboto" w:hAnsi="Roboto"/>
         </w:rPr>
         <w:tab/>
-        <w:t>High Recall = Few false negatives (Fewer mi</w:t>
-      </w:r>
-      <w:r>
-        <w:rPr>
-          <w:rFonts w:ascii="Roboto" w:hAnsi="Roboto"/>
-        </w:rPr>
-        <w:t>ssed defaulters)</w:t>
-      </w:r>
-    </w:p>
-    <w:p>
-      <w:pPr>
-        <w:pStyle w:val="NoSpacing"/>
-        <w:rPr>
-          <w:rFonts w:ascii="Roboto" w:hAnsi="Roboto"/>
+        <w:t>High Recall = Few false negatives (Fewer missed defaulters)</w:t>
+      </w:r>
+    </w:p>
+    <w:p>
+      <w:pPr>
+        <w:pStyle w:val="NoSpacing"/>
+        <w:rPr>
+          <w:rFonts w:ascii="Roboto" w:hAnsi="Roboto"/>
+          <w:sz w:val="16"/>
         </w:rPr>
       </w:pPr>
     </w:p>
@@ -949,20 +923,34 @@
         <w:pStyle w:val="NoSpacing"/>
         <w:rPr>
           <w:rFonts w:ascii="Roboto" w:hAnsi="Roboto"/>
-        </w:rPr>
-      </w:pPr>
-      <w:r>
-        <w:rPr>
-          <w:rFonts w:ascii="Roboto" w:hAnsi="Roboto"/>
-        </w:rPr>
-        <w:t>→ When FP and FN are both important, the model scores 84%</w:t>
-      </w:r>
-    </w:p>
-    <w:p>
-      <w:pPr>
-        <w:pStyle w:val="NoSpacing"/>
-        <w:rPr>
-          <w:rFonts w:ascii="Roboto" w:hAnsi="Roboto"/>
+          <w:sz w:val="16"/>
+        </w:rPr>
+      </w:pPr>
+      <w:r>
+        <w:rPr>
+          <w:rFonts w:ascii="Roboto" w:hAnsi="Roboto"/>
+        </w:rPr>
+        <w:t xml:space="preserve">→ </w:t>
+      </w:r>
+      <w:r>
+        <w:rPr>
+          <w:rFonts w:ascii="Roboto" w:hAnsi="Roboto"/>
+        </w:rPr>
+        <w:tab/>
+      </w:r>
+      <w:r>
+        <w:rPr>
+          <w:rFonts w:ascii="Roboto" w:hAnsi="Roboto"/>
+        </w:rPr>
+        <w:t>When FP and FN are both important, the model scores 84%</w:t>
+      </w:r>
+    </w:p>
+    <w:p>
+      <w:pPr>
+        <w:pStyle w:val="NoSpacing"/>
+        <w:rPr>
+          <w:rFonts w:ascii="Roboto" w:hAnsi="Roboto"/>
+          <w:sz w:val="16"/>
         </w:rPr>
       </w:pPr>
     </w:p>
@@ -1124,28 +1112,49 @@
         <w:rPr>
           <w:rFonts w:ascii="Roboto" w:hAnsi="Roboto"/>
         </w:rPr>
-        <w:t>→ 85% of the model predictions were correct. This can be misleading for imbalanced datase</w:t>
-      </w:r>
-      <w:r>
-        <w:rPr>
-          <w:rFonts w:ascii="Roboto" w:hAnsi="Roboto"/>
-        </w:rPr>
-        <w:t>ts.</w:t>
-      </w:r>
-    </w:p>
-    <w:p>
-      <w:pPr>
-        <w:pStyle w:val="NoSpacing"/>
-        <w:rPr>
-          <w:rFonts w:ascii="Roboto" w:hAnsi="Roboto"/>
-        </w:rPr>
-      </w:pPr>
-    </w:p>
-    <w:p>
-      <w:pPr>
-        <w:pStyle w:val="NoSpacing"/>
-        <w:rPr>
-          <w:rFonts w:ascii="Roboto" w:hAnsi="Roboto"/>
+        <w:t xml:space="preserve">→ </w:t>
+      </w:r>
+      <w:r>
+        <w:rPr>
+          <w:rFonts w:ascii="Roboto" w:hAnsi="Roboto"/>
+        </w:rPr>
+        <w:tab/>
+      </w:r>
+      <w:r>
+        <w:rPr>
+          <w:rFonts w:ascii="Roboto" w:hAnsi="Roboto"/>
+        </w:rPr>
+        <w:t xml:space="preserve">85% of the </w:t>
+      </w:r>
+      <w:r>
+        <w:rPr>
+          <w:rFonts w:ascii="Roboto" w:hAnsi="Roboto"/>
+        </w:rPr>
+        <w:t>model predictions were correct.</w:t>
+      </w:r>
+    </w:p>
+    <w:p>
+      <w:pPr>
+        <w:pStyle w:val="NoSpacing"/>
+        <w:ind w:firstLine="720"/>
+        <w:rPr>
+          <w:rFonts w:ascii="Roboto" w:hAnsi="Roboto"/>
+          <w:sz w:val="18"/>
+        </w:rPr>
+      </w:pPr>
+      <w:r>
+        <w:rPr>
+          <w:rFonts w:ascii="Roboto" w:hAnsi="Roboto"/>
+        </w:rPr>
+        <w:t>This can be misleading for imbalanced datasets.</w:t>
+      </w:r>
+    </w:p>
+    <w:p>
+      <w:pPr>
+        <w:pStyle w:val="NoSpacing"/>
+        <w:rPr>
+          <w:rFonts w:ascii="Roboto" w:hAnsi="Roboto"/>
+          <w:sz w:val="18"/>
         </w:rPr>
       </w:pPr>
     </w:p>
@@ -1403,13 +1412,7 @@
         <w:rPr>
           <w:rFonts w:ascii="Roboto" w:hAnsi="Roboto"/>
         </w:rPr>
-        <w:t xml:space="preserve">0.5  </w:t>
-      </w:r>
-      <w:r>
-        <w:rPr>
-          <w:rFonts w:ascii="Roboto" w:hAnsi="Roboto"/>
-        </w:rPr>
-        <w:t>»</w:t>
+        <w:t>0.5  »</w:t>
       </w:r>
       <w:proofErr w:type="gramEnd"/>
       <w:r>
@@ -1455,13 +1458,7 @@
         <w:rPr>
           <w:rFonts w:ascii="Roboto" w:hAnsi="Roboto"/>
         </w:rPr>
-        <w:t xml:space="preserve">  </w:t>
-      </w:r>
-      <w:r>
-        <w:rPr>
-          <w:rFonts w:ascii="Roboto" w:hAnsi="Roboto"/>
-        </w:rPr>
-        <w:t>»</w:t>
+        <w:t xml:space="preserve">  »</w:t>
       </w:r>
       <w:proofErr w:type="gramEnd"/>
       <w:r>
@@ -1496,14 +1493,28 @@
         <w:rPr>
           <w:rFonts w:ascii="Roboto" w:hAnsi="Roboto"/>
         </w:rPr>
-        <w:t>→</w:t>
-      </w:r>
-      <w:r>
-        <w:rPr>
-          <w:rFonts w:ascii="Roboto" w:hAnsi="Roboto"/>
-        </w:rPr>
-        <w:t xml:space="preserve"> AUC = 0.92 means a 92% chance of scoring a defaulter higher than a non-defaulter.</w:t>
-      </w:r>
+        <w:t xml:space="preserve">→ </w:t>
+      </w:r>
+      <w:r>
+        <w:rPr>
+          <w:rFonts w:ascii="Roboto" w:hAnsi="Roboto"/>
+        </w:rPr>
+        <w:tab/>
+      </w:r>
+      <w:r>
+        <w:rPr>
+          <w:rFonts w:ascii="Roboto" w:hAnsi="Roboto"/>
+        </w:rPr>
+        <w:t>AUC = 0.92 means a 92% chance of scoring a defaulter higher than a non-defaulter.</w:t>
+      </w:r>
+    </w:p>
+    <w:p>
+      <w:pPr>
+        <w:pStyle w:val="NoSpacing"/>
+        <w:rPr>
+          <w:rFonts w:ascii="Roboto" w:hAnsi="Roboto"/>
+        </w:rPr>
+      </w:pPr>
     </w:p>
     <w:p>
       <w:pPr>
@@ -1536,8 +1547,8 @@
       </w:tblPr>
       <w:tblGrid>
         <w:gridCol w:w="2268"/>
-        <w:gridCol w:w="3544"/>
-        <w:gridCol w:w="3300"/>
+        <w:gridCol w:w="3420"/>
+        <w:gridCol w:w="3424"/>
       </w:tblGrid>
       <w:tr>
         <w:tc>
@@ -1568,7 +1579,7 @@
         </w:tc>
         <w:tc>
           <w:tcPr>
-            <w:tcW w:w="3544" w:type="dxa"/>
+            <w:tcW w:w="3420" w:type="dxa"/>
             <w:tcBorders>
               <w:top w:val="nil"/>
               <w:left w:val="single" w:sz="4" w:space="0" w:color="auto"/>
@@ -1592,7 +1603,7 @@
         </w:tc>
         <w:tc>
           <w:tcPr>
-            <w:tcW w:w="3300" w:type="dxa"/>
+            <w:tcW w:w="3424" w:type="dxa"/>
             <w:tcBorders>
               <w:top w:val="nil"/>
             </w:tcBorders>
@@ -1654,7 +1665,7 @@
         </w:tc>
         <w:tc>
           <w:tcPr>
-            <w:tcW w:w="3544" w:type="dxa"/>
+            <w:tcW w:w="3420" w:type="dxa"/>
           </w:tcPr>
           <w:p>
             <w:pPr>
@@ -1673,7 +1684,7 @@
         </w:tc>
         <w:tc>
           <w:tcPr>
-            <w:tcW w:w="3300" w:type="dxa"/>
+            <w:tcW w:w="3424" w:type="dxa"/>
           </w:tcPr>
           <w:p>
             <w:pPr>
@@ -1725,7 +1736,7 @@
         </w:tc>
         <w:tc>
           <w:tcPr>
-            <w:tcW w:w="3544" w:type="dxa"/>
+            <w:tcW w:w="3420" w:type="dxa"/>
           </w:tcPr>
           <w:p>
             <w:pPr>
@@ -1744,7 +1755,7 @@
         </w:tc>
         <w:tc>
           <w:tcPr>
-            <w:tcW w:w="3300" w:type="dxa"/>
+            <w:tcW w:w="3424" w:type="dxa"/>
           </w:tcPr>
           <w:p>
             <w:pPr>
@@ -1793,7 +1804,7 @@
         </w:tc>
         <w:tc>
           <w:tcPr>
-            <w:tcW w:w="3544" w:type="dxa"/>
+            <w:tcW w:w="3420" w:type="dxa"/>
           </w:tcPr>
           <w:p>
             <w:pPr>
@@ -1812,7 +1823,7 @@
         </w:tc>
         <w:tc>
           <w:tcPr>
-            <w:tcW w:w="3300" w:type="dxa"/>
+            <w:tcW w:w="3424" w:type="dxa"/>
           </w:tcPr>
           <w:p>
             <w:pPr>
@@ -1861,7 +1872,7 @@
         </w:tc>
         <w:tc>
           <w:tcPr>
-            <w:tcW w:w="3544" w:type="dxa"/>
+            <w:tcW w:w="3420" w:type="dxa"/>
           </w:tcPr>
           <w:p>
             <w:pPr>
@@ -1893,7 +1904,7 @@
         </w:tc>
         <w:tc>
           <w:tcPr>
-            <w:tcW w:w="3300" w:type="dxa"/>
+            <w:tcW w:w="3424" w:type="dxa"/>
           </w:tcPr>
           <w:p>
             <w:pPr>
@@ -1942,7 +1953,7 @@
         </w:tc>
         <w:tc>
           <w:tcPr>
-            <w:tcW w:w="3544" w:type="dxa"/>
+            <w:tcW w:w="3420" w:type="dxa"/>
           </w:tcPr>
           <w:p>
             <w:pPr>
@@ -1955,25 +1966,13 @@
               <w:rPr>
                 <w:rFonts w:ascii="Roboto" w:hAnsi="Roboto"/>
               </w:rPr>
-              <w:t xml:space="preserve">(TP+TN) / (TP + FP + TN + </w:t>
-            </w:r>
-            <w:r>
-              <w:rPr>
-                <w:rFonts w:ascii="Roboto" w:hAnsi="Roboto"/>
-              </w:rPr>
-              <w:t>FN</w:t>
-            </w:r>
-            <w:r>
-              <w:rPr>
-                <w:rFonts w:ascii="Roboto" w:hAnsi="Roboto"/>
-              </w:rPr>
-              <w:t>)</w:t>
+              <w:t>(TP+TN) / (TP + FP + TN + FN)</w:t>
             </w:r>
           </w:p>
         </w:tc>
         <w:tc>
           <w:tcPr>
-            <w:tcW w:w="3300" w:type="dxa"/>
+            <w:tcW w:w="3424" w:type="dxa"/>
           </w:tcPr>
           <w:p>
             <w:pPr>
@@ -2022,7 +2021,7 @@
         </w:tc>
         <w:tc>
           <w:tcPr>
-            <w:tcW w:w="3544" w:type="dxa"/>
+            <w:tcW w:w="3420" w:type="dxa"/>
           </w:tcPr>
           <w:p>
             <w:pPr>
@@ -2041,13 +2040,7 @@
               <w:rPr>
                 <w:rFonts w:ascii="Roboto" w:hAnsi="Roboto"/>
               </w:rPr>
-              <w:t>Curve</w:t>
-            </w:r>
-            <w:r>
-              <w:rPr>
-                <w:rFonts w:ascii="Roboto" w:hAnsi="Roboto"/>
-              </w:rPr>
-              <w:t xml:space="preserve"> of the </w:t>
+              <w:t xml:space="preserve">Curve of the </w:t>
             </w:r>
             <w:r>
               <w:rPr>
@@ -2059,7 +2052,7 @@
         </w:tc>
         <w:tc>
           <w:tcPr>
-            <w:tcW w:w="3300" w:type="dxa"/>
+            <w:tcW w:w="3424" w:type="dxa"/>
           </w:tcPr>
           <w:p>
             <w:pPr>
@@ -2093,44 +2086,28 @@
           <w:rFonts w:ascii="Roboto" w:hAnsi="Roboto"/>
         </w:rPr>
       </w:pPr>
-    </w:p>
-    <w:p>
-      <w:pPr>
-        <w:pStyle w:val="NoSpacing"/>
-        <w:rPr>
-          <w:rFonts w:ascii="Roboto" w:hAnsi="Roboto"/>
-        </w:rPr>
-      </w:pPr>
-    </w:p>
-    <w:p>
-      <w:pPr>
-        <w:pStyle w:val="NoSpacing"/>
-        <w:rPr>
-          <w:rFonts w:ascii="Roboto" w:hAnsi="Roboto"/>
-        </w:rPr>
-      </w:pPr>
       <w:r>
         <w:rPr>
           <w:rFonts w:ascii="Roboto" w:hAnsi="Roboto"/>
           <w:color w:val="0070C0"/>
         </w:rPr>
+        <w:t>When to use which Metric</w:t>
+      </w:r>
+    </w:p>
+    <w:p>
+      <w:pPr>
+        <w:pStyle w:val="NoSpacing"/>
+        <w:ind w:firstLine="720"/>
+        <w:rPr>
+          <w:rFonts w:ascii="Roboto" w:hAnsi="Roboto"/>
+        </w:rPr>
+      </w:pPr>
+      <w:r>
+        <w:rPr>
+          <w:rFonts w:ascii="Roboto" w:hAnsi="Roboto"/>
+          <w:b/>
+        </w:rPr>
         <w:lastRenderedPageBreak/>
-        <w:t>When to use which Metric</w:t>
-      </w:r>
-    </w:p>
-    <w:p>
-      <w:pPr>
-        <w:pStyle w:val="NoSpacing"/>
-        <w:ind w:firstLine="720"/>
-        <w:rPr>
-          <w:rFonts w:ascii="Roboto" w:hAnsi="Roboto"/>
-        </w:rPr>
-      </w:pPr>
-      <w:r>
-        <w:rPr>
-          <w:rFonts w:ascii="Roboto" w:hAnsi="Roboto"/>
-          <w:b/>
-        </w:rPr>
         <w:t>Scenario</w:t>
       </w:r>
       <w:r>
@@ -2151,12 +2128,8 @@
         </w:rPr>
         <w:tab/>
       </w:r>
-      <w:r>
-        <w:rPr>
-          <w:rFonts w:ascii="Roboto" w:hAnsi="Roboto"/>
-        </w:rPr>
-        <w:tab/>
-      </w:r>
+      <w:bookmarkStart w:id="0" w:name="_GoBack"/>
+      <w:bookmarkEnd w:id="0"/>
       <w:r>
         <w:rPr>
           <w:rFonts w:ascii="Roboto" w:hAnsi="Roboto"/>
@@ -2299,12 +2272,6 @@
         <w:rPr>
           <w:rFonts w:ascii="Roboto" w:hAnsi="Roboto"/>
         </w:rPr>
-        <w:tab/>
-      </w:r>
-      <w:r>
-        <w:rPr>
-          <w:rFonts w:ascii="Roboto" w:hAnsi="Roboto"/>
-        </w:rPr>
         <w:sym w:font="Wingdings" w:char="F0E0"/>
       </w:r>
       <w:r>
@@ -2322,8 +2289,6 @@
           <w:rFonts w:ascii="Roboto" w:hAnsi="Roboto"/>
         </w:rPr>
       </w:pPr>
-      <w:bookmarkStart w:id="0" w:name="_GoBack"/>
-      <w:bookmarkEnd w:id="0"/>
     </w:p>
     <w:sectPr>
       <w:pgSz w:w="9184" w:h="6463" w:orient="landscape"/>
@@ -2337,8 +2302,8 @@
 </file>
 
 <file path=word/numbering.xml><?xml version="1.0" encoding="utf-8"?>
-<w:numbering xmlns:wpc="http://schemas.microsoft.com/office/word/2010/wordprocessingCanvas" xmlns:mo="http://schemas.microsoft.com/office/mac/office/2008/main" xmlns:mc="http://schemas.openxmlformats.org/markup-compatibility/2006" xmlns:mv="urn:schemas-microsoft-com:mac:vml" xmlns:o="urn:schemas-microsoft-com:office:office" xmlns:r="http://schemas.openxmlformats.org/officeDocument/2006/relationships" xmlns:m="http://schemas.openxmlformats.org/officeDocument/2006/math" xmlns:v="urn:schemas-microsoft-com:vml" xmlns:wp14="http://schemas.microsoft.com/office/word/2010/wordprocessingDrawing" xmlns:wp="http://schemas.openxmlformats.org/drawingml/2006/wordprocessingDrawing" xmlns:w10="urn:schemas-microsoft-com:office:word" xmlns:w="http://schemas.openxmlformats.org/wordprocessingml/2006/main" xmlns:w14="http://schemas.microsoft.com/office/word/2010/wordml" xmlns:w15="http://schemas.microsoft.com/office/word/2012/wordml" xmlns:wpg="http://schemas.microsoft.com/office/word/2010/wordprocessingGroup" xmlns:wpi="http://schemas.microsoft.com/office/word/2010/wordprocessingInk" xmlns:wne="http://schemas.microsoft.com/office/word/2006/wordml" xmlns:wps="http://schemas.microsoft.com/office/word/2010/wordprocessingShape" mc:Ignorable="w14 w15 wp14">
-  <w:abstractNum w:abstractNumId="0">
+<w:numbering xmlns:wpc="http://schemas.microsoft.com/office/word/2010/wordprocessingCanvas" xmlns:cx="http://schemas.microsoft.com/office/drawing/2014/chartex" xmlns:mc="http://schemas.openxmlformats.org/markup-compatibility/2006" xmlns:o="urn:schemas-microsoft-com:office:office" xmlns:r="http://schemas.openxmlformats.org/officeDocument/2006/relationships" xmlns:m="http://schemas.openxmlformats.org/officeDocument/2006/math" xmlns:v="urn:schemas-microsoft-com:vml" xmlns:wp14="http://schemas.microsoft.com/office/word/2010/wordprocessingDrawing" xmlns:wp="http://schemas.openxmlformats.org/drawingml/2006/wordprocessingDrawing" xmlns:w10="urn:schemas-microsoft-com:office:word" xmlns:w="http://schemas.openxmlformats.org/wordprocessingml/2006/main" xmlns:w14="http://schemas.microsoft.com/office/word/2010/wordml" xmlns:w15="http://schemas.microsoft.com/office/word/2012/wordml" xmlns:w16se="http://schemas.microsoft.com/office/word/2015/wordml/symex" xmlns:wpg="http://schemas.microsoft.com/office/word/2010/wordprocessingGroup" xmlns:wpi="http://schemas.microsoft.com/office/word/2010/wordprocessingInk" xmlns:wne="http://schemas.microsoft.com/office/word/2006/wordml" xmlns:wps="http://schemas.microsoft.com/office/word/2010/wordprocessingShape" mc:Ignorable="w14 w15 w16se wp14">
+  <w:abstractNum w:abstractNumId="0" w15:restartNumberingAfterBreak="0">
     <w:nsid w:val="35E250DB"/>
     <w:multiLevelType w:val="multilevel"/>
     <w:tmpl w:val="751E7682"/>
@@ -2478,7 +2443,7 @@
       </w:rPr>
     </w:lvl>
   </w:abstractNum>
-  <w:abstractNum w:abstractNumId="1">
+  <w:abstractNum w:abstractNumId="1" w15:restartNumberingAfterBreak="0">
     <w:nsid w:val="638C35C3"/>
     <w:multiLevelType w:val="multilevel"/>
     <w:tmpl w:val="4FC6F8B0"/>
@@ -2610,7 +2575,7 @@
 </file>
 
 <file path=word/styles.xml><?xml version="1.0" encoding="utf-8"?>
-<w:styles xmlns:mc="http://schemas.openxmlformats.org/markup-compatibility/2006" xmlns:r="http://schemas.openxmlformats.org/officeDocument/2006/relationships" xmlns:w="http://schemas.openxmlformats.org/wordprocessingml/2006/main" xmlns:w14="http://schemas.microsoft.com/office/word/2010/wordml" xmlns:w15="http://schemas.microsoft.com/office/word/2012/wordml" mc:Ignorable="w14 w15">
+<w:styles xmlns:mc="http://schemas.openxmlformats.org/markup-compatibility/2006" xmlns:r="http://schemas.openxmlformats.org/officeDocument/2006/relationships" xmlns:w="http://schemas.openxmlformats.org/wordprocessingml/2006/main" xmlns:w14="http://schemas.microsoft.com/office/word/2010/wordml" xmlns:w15="http://schemas.microsoft.com/office/word/2012/wordml" xmlns:w16se="http://schemas.microsoft.com/office/word/2015/wordml/symex" mc:Ignorable="w14 w15 w16se">
   <w:docDefaults>
     <w:rPrDefault>
       <w:rPr>
@@ -2626,7 +2591,7 @@
       </w:pPr>
     </w:pPrDefault>
   </w:docDefaults>
-  <w:latentStyles w:defLockedState="0" w:defUIPriority="99" w:defSemiHidden="0" w:defUnhideWhenUsed="0" w:defQFormat="0" w:count="380">
+  <w:latentStyles w:defLockedState="0" w:defUIPriority="99" w:defSemiHidden="0" w:defUnhideWhenUsed="0" w:defQFormat="0" w:count="371">
     <w:lsdException w:name="Normal" w:uiPriority="0" w:qFormat="1"/>
     <w:lsdException w:name="heading 1" w:uiPriority="9" w:qFormat="1"/>
     <w:lsdException w:name="heading 2" w:semiHidden="1" w:uiPriority="9" w:unhideWhenUsed="1" w:qFormat="1"/>
@@ -3101,7 +3066,6 @@
     <w:uiPriority w:val="39"/>
     <w:rsid w:val="00F522F5"/>
     <w:tblPr>
-      <w:tblInd w:w="0" w:type="dxa"/>
       <w:tblBorders>
         <w:top w:val="single" w:sz="4" w:space="0" w:color="auto"/>
         <w:left w:val="single" w:sz="4" w:space="0" w:color="auto"/>
@@ -3110,12 +3074,6 @@
         <w:insideH w:val="single" w:sz="4" w:space="0" w:color="auto"/>
         <w:insideV w:val="single" w:sz="4" w:space="0" w:color="auto"/>
       </w:tblBorders>
-      <w:tblCellMar>
-        <w:top w:w="0" w:type="dxa"/>
-        <w:left w:w="108" w:type="dxa"/>
-        <w:bottom w:w="0" w:type="dxa"/>
-        <w:right w:w="108" w:type="dxa"/>
-      </w:tblCellMar>
     </w:tblPr>
   </w:style>
 </w:styles>
